--- a/docs/sample/urgent_care_expansion_demo_report.docx
+++ b/docs/sample/urgent_care_expansion_demo_report.docx
@@ -24,7 +24,7 @@
           <w:color w:val="136F63"/>
           <w:sz w:val="30"/>
         </w:rPr>
-        <w:t>Synthetic public portfolio report</w:t>
+        <w:t>Curated real-market public portfolio</w:t>
       </w:r>
     </w:p>
     <w:p>
@@ -38,7 +38,7 @@
         <w:t xml:space="preserve">Boundary: </w:t>
       </w:r>
       <w:r>
-        <w:t>All markets, organizations, metrics, and opportunities are fictional. Scoring is illustrative.</w:t>
+        <w:t>Market geography and labeled public observations are real. Demo scores and sanitized scenarios are illustrative; production methodology is excluded.</w:t>
       </w:r>
     </w:p>
     <w:p>
@@ -127,7 +127,7 @@
               <w:rPr>
                 <w:sz w:val="16"/>
               </w:rPr>
-              <w:t>Is the synthetic market structurally attractive?</w:t>
+              <w:t>Do public observations indicate structural attractiveness?</w:t>
             </w:r>
           </w:p>
         </w:tc>
@@ -183,7 +183,7 @@
               <w:rPr>
                 <w:sz w:val="16"/>
               </w:rPr>
-              <w:t>Is there an illustrative listed, off-market, or real-estate path?</w:t>
+              <w:t>Is there a public or clearly illustrative near-term entry path?</w:t>
             </w:r>
           </w:p>
         </w:tc>
@@ -239,7 +239,7 @@
               <w:rPr>
                 <w:sz w:val="16"/>
               </w:rPr>
-              <w:t>Where should fictional diligence happen first?</w:t>
+              <w:t>Where should demo diligence happen first?</w:t>
             </w:r>
           </w:p>
         </w:tc>
@@ -328,7 +328,7 @@
                 <w:b/>
                 <w:sz w:val="16"/>
               </w:rPr>
-              <w:t>Near-Term</w:t>
+              <w:t>Demo Near-Term</w:t>
             </w:r>
           </w:p>
         </w:tc>
@@ -343,7 +343,7 @@
                 <w:b/>
                 <w:sz w:val="16"/>
               </w:rPr>
-              <w:t>Expansion</w:t>
+              <w:t>Demo Expansion</w:t>
             </w:r>
           </w:p>
         </w:tc>
@@ -358,7 +358,7 @@
                 <w:b/>
                 <w:sz w:val="16"/>
               </w:rPr>
-              <w:t>Entry</w:t>
+              <w:t>Demo Entry</w:t>
             </w:r>
           </w:p>
         </w:tc>
@@ -386,7 +386,7 @@
               <w:rPr>
                 <w:sz w:val="16"/>
               </w:rPr>
-              <w:t>Alder Riverfront</w:t>
+              <w:t>Hoffman Estates</w:t>
             </w:r>
           </w:p>
         </w:tc>
@@ -399,7 +399,7 @@
               <w:rPr>
                 <w:sz w:val="16"/>
               </w:rPr>
-              <w:t>Alder Bay</w:t>
+              <w:t>Chicago Northwest Suburbs</w:t>
             </w:r>
           </w:p>
         </w:tc>
@@ -412,7 +412,7 @@
               <w:rPr>
                 <w:sz w:val="16"/>
               </w:rPr>
-              <w:t>82.1</w:t>
+              <w:t>81.3</w:t>
             </w:r>
           </w:p>
         </w:tc>
@@ -425,7 +425,7 @@
               <w:rPr>
                 <w:sz w:val="16"/>
               </w:rPr>
-              <w:t>78.4</w:t>
+              <w:t>67.6</w:t>
             </w:r>
           </w:p>
         </w:tc>
@@ -438,7 +438,7 @@
               <w:rPr>
                 <w:sz w:val="16"/>
               </w:rPr>
-              <w:t>86.0</w:t>
+              <w:t>97.8</w:t>
             </w:r>
           </w:p>
         </w:tc>
@@ -466,7 +466,7 @@
               <w:rPr>
                 <w:sz w:val="16"/>
               </w:rPr>
-              <w:t>Lakehaven North</w:t>
+              <w:t>Royersford / Limerick</w:t>
             </w:r>
           </w:p>
         </w:tc>
@@ -479,7 +479,7 @@
               <w:rPr>
                 <w:sz w:val="16"/>
               </w:rPr>
-              <w:t>Lakehaven</w:t>
+              <w:t>Greater Philadelphia</w:t>
             </w:r>
           </w:p>
         </w:tc>
@@ -492,7 +492,7 @@
               <w:rPr>
                 <w:sz w:val="16"/>
               </w:rPr>
-              <w:t>78.6</w:t>
+              <w:t>70.9</w:t>
             </w:r>
           </w:p>
         </w:tc>
@@ -505,7 +505,7 @@
               <w:rPr>
                 <w:sz w:val="16"/>
               </w:rPr>
-              <w:t>71.9</w:t>
+              <w:t>59.5</w:t>
             </w:r>
           </w:p>
         </w:tc>
@@ -518,7 +518,7 @@
               <w:rPr>
                 <w:sz w:val="16"/>
               </w:rPr>
-              <w:t>86.0</w:t>
+              <w:t>84.4</w:t>
             </w:r>
           </w:p>
         </w:tc>
@@ -546,7 +546,7 @@
               <w:rPr>
                 <w:sz w:val="16"/>
               </w:rPr>
-              <w:t>Cedar Midtown</w:t>
+              <w:t>State College</w:t>
             </w:r>
           </w:p>
         </w:tc>
@@ -559,7 +559,7 @@
               <w:rPr>
                 <w:sz w:val="16"/>
               </w:rPr>
-              <w:t>Cedar Junction</w:t>
+              <w:t>State College</w:t>
             </w:r>
           </w:p>
         </w:tc>
@@ -572,7 +572,7 @@
               <w:rPr>
                 <w:sz w:val="16"/>
               </w:rPr>
-              <w:t>75.4</w:t>
+              <w:t>48.3</w:t>
             </w:r>
           </w:p>
         </w:tc>
@@ -585,7 +585,7 @@
               <w:rPr>
                 <w:sz w:val="16"/>
               </w:rPr>
-              <w:t>75.8</w:t>
+              <w:t>40.2</w:t>
             </w:r>
           </w:p>
         </w:tc>
@@ -598,7 +598,7 @@
               <w:rPr>
                 <w:sz w:val="16"/>
               </w:rPr>
-              <w:t>75.0</w:t>
+              <w:t>58.0</w:t>
             </w:r>
           </w:p>
         </w:tc>
@@ -619,12 +619,12 @@
         <w:pStyle w:val="Heading1"/>
       </w:pPr>
       <w:r>
-        <w:t>1. Alder Riverfront</w:t>
+        <w:t>1. Hoffman Estates</w:t>
       </w:r>
     </w:p>
     <w:p>
       <w:r>
-        <w:t>Alder Bay | Northland Demo | Synthetic market</w:t>
+        <w:t>Chicago Northwest Suburbs | Illinois | ZIP 60169</w:t>
       </w:r>
     </w:p>
     <w:tbl>
@@ -653,7 +653,7 @@
                 <w:b/>
                 <w:sz w:val="16"/>
               </w:rPr>
-              <w:t>Near-Term Priority</w:t>
+              <w:t>Demo Near-Term Priority</w:t>
             </w:r>
           </w:p>
         </w:tc>
@@ -683,7 +683,7 @@
                 <w:b/>
                 <w:sz w:val="16"/>
               </w:rPr>
-              <w:t>Entry Feasibility</w:t>
+              <w:t>Demo Entry Feasibility</w:t>
             </w:r>
           </w:p>
         </w:tc>
@@ -703,7 +703,7 @@
                 <w:color w:val="136F63"/>
                 <w:sz w:val="30"/>
               </w:rPr>
-              <w:t>82.1</w:t>
+              <w:t>81.3</w:t>
             </w:r>
           </w:p>
         </w:tc>
@@ -721,7 +721,7 @@
                 <w:color w:val="136F63"/>
                 <w:sz w:val="30"/>
               </w:rPr>
-              <w:t>78.4</w:t>
+              <w:t>67.6</w:t>
             </w:r>
           </w:p>
         </w:tc>
@@ -739,7 +739,7 @@
                 <w:color w:val="136F63"/>
                 <w:sz w:val="30"/>
               </w:rPr>
-              <w:t>86.0</w:t>
+              <w:t>97.8</w:t>
             </w:r>
           </w:p>
         </w:tc>
@@ -753,7 +753,7 @@
         <w:drawing>
           <wp:inline xmlns:a="http://schemas.openxmlformats.org/drawingml/2006/main" xmlns:pic="http://schemas.openxmlformats.org/drawingml/2006/picture">
             <wp:extent cx="5394960" cy="2157984"/>
-            <wp:docPr id="1" name="Picture 1" title="Synthetic market map" descr="Fictional market context for Alder Riverfront"/>
+            <wp:docPr id="1" name="Picture 1" title="Census ZCTA market geometry" descr="Census ZCTA geometry for Hoffman Estates"/>
             <wp:cNvGraphicFramePr>
               <a:graphicFrameLocks noChangeAspect="1"/>
             </wp:cNvGraphicFramePr>
@@ -761,7 +761,7 @@
               <a:graphicData uri="http://schemas.openxmlformats.org/drawingml/2006/picture">
                 <pic:pic>
                   <pic:nvPicPr>
-                    <pic:cNvPr id="0" name="map_1.png"/>
+                    <pic:cNvPr id="0" name="map_60169.png"/>
                     <pic:cNvPicPr/>
                   </pic:nvPicPr>
                   <pic:blipFill>
@@ -793,7 +793,7 @@
           <w:i/>
           <w:sz w:val="16"/>
         </w:rPr>
-        <w:t>Fictional market context</w:t>
+        <w:t>U.S. Census Bureau TIGERweb 2020 ZCTA geometry</w:t>
       </w:r>
     </w:p>
     <w:p>
@@ -872,7 +872,7 @@
               <w:rPr>
                 <w:sz w:val="16"/>
               </w:rPr>
-              <w:t>138,000</w:t>
+              <w:t>33,401</w:t>
             </w:r>
           </w:p>
         </w:tc>
@@ -900,7 +900,7 @@
               <w:rPr>
                 <w:sz w:val="16"/>
               </w:rPr>
-              <w:t>5.8%</w:t>
+              <w:t>0.1%</w:t>
             </w:r>
           </w:p>
         </w:tc>
@@ -928,7 +928,7 @@
               <w:rPr>
                 <w:sz w:val="16"/>
               </w:rPr>
-              <w:t>0.42  ++</w:t>
+              <w:t>0.60  ++</w:t>
             </w:r>
           </w:p>
         </w:tc>
@@ -943,7 +943,7 @@
               <w:rPr>
                 <w:sz w:val="16"/>
               </w:rPr>
-              <w:t>Healthcare Access Gap</w:t>
+              <w:t>Avg Competitor Rating</w:t>
             </w:r>
           </w:p>
         </w:tc>
@@ -956,7 +956,7 @@
               <w:rPr>
                 <w:sz w:val="16"/>
               </w:rPr>
-              <w:t>74</w:t>
+              <w:t>Not stored</w:t>
             </w:r>
           </w:p>
         </w:tc>
@@ -971,7 +971,7 @@
               <w:rPr>
                 <w:sz w:val="16"/>
               </w:rPr>
-              <w:t>Employment / Activity</w:t>
+              <w:t>Avg Weekly Open Hours</w:t>
             </w:r>
           </w:p>
         </w:tc>
@@ -984,7 +984,7 @@
               <w:rPr>
                 <w:sz w:val="16"/>
               </w:rPr>
-              <w:t>82</w:t>
+              <w:t>Not verified</w:t>
             </w:r>
           </w:p>
         </w:tc>
@@ -1101,7 +1101,7 @@
               <w:rPr>
                 <w:sz w:val="16"/>
               </w:rPr>
-              <w:t>DemoCare 1</w:t>
+              <w:t>Physicians Immediate Care</w:t>
             </w:r>
           </w:p>
         </w:tc>
@@ -1114,7 +1114,7 @@
               <w:rPr>
                 <w:sz w:val="16"/>
               </w:rPr>
-              <w:t>3.7</w:t>
+              <w:t>Not stored</w:t>
             </w:r>
           </w:p>
         </w:tc>
@@ -1127,7 +1127,7 @@
               <w:rPr>
                 <w:sz w:val="16"/>
               </w:rPr>
-              <w:t>279</w:t>
+              <w:t>Not stored</w:t>
             </w:r>
           </w:p>
         </w:tc>
@@ -1140,7 +1140,7 @@
               <w:rPr>
                 <w:sz w:val="16"/>
               </w:rPr>
-              <w:t>42</w:t>
+              <w:t>Not verified</w:t>
             </w:r>
           </w:p>
         </w:tc>
@@ -1153,7 +1153,7 @@
               <w:rPr>
                 <w:sz w:val="16"/>
               </w:rPr>
-              <w:t>urgent care</w:t>
+              <w:t>Urgent care</w:t>
             </w:r>
           </w:p>
         </w:tc>
@@ -1168,7 +1168,7 @@
               <w:rPr>
                 <w:sz w:val="16"/>
               </w:rPr>
-              <w:t>Northstar Clinic 2</w:t>
+              <w:t>Ascension Saint Alexius Immediate Care</w:t>
             </w:r>
           </w:p>
         </w:tc>
@@ -1181,7 +1181,7 @@
               <w:rPr>
                 <w:sz w:val="16"/>
               </w:rPr>
-              <w:t>3.8</w:t>
+              <w:t>Not stored</w:t>
             </w:r>
           </w:p>
         </w:tc>
@@ -1194,7 +1194,7 @@
               <w:rPr>
                 <w:sz w:val="16"/>
               </w:rPr>
-              <w:t>330</w:t>
+              <w:t>Not stored</w:t>
             </w:r>
           </w:p>
         </w:tc>
@@ -1207,7 +1207,7 @@
               <w:rPr>
                 <w:sz w:val="16"/>
               </w:rPr>
-              <w:t>47</w:t>
+              <w:t>Not verified</w:t>
             </w:r>
           </w:p>
         </w:tc>
@@ -1220,74 +1220,7 @@
               <w:rPr>
                 <w:sz w:val="16"/>
               </w:rPr>
-              <w:t>walk-in clinic</w:t>
-            </w:r>
-          </w:p>
-        </w:tc>
-      </w:tr>
-      <w:tr>
-        <w:tc>
-          <w:tcPr>
-            <w:tcW w:type="dxa" w:w="1987"/>
-          </w:tcPr>
-          <w:p>
-            <w:r>
-              <w:rPr>
-                <w:sz w:val="16"/>
-              </w:rPr>
-              <w:t>Civic Immediate Care 3</w:t>
-            </w:r>
-          </w:p>
-        </w:tc>
-        <w:tc>
-          <w:tcPr>
-            <w:tcW w:type="dxa" w:w="1987"/>
-          </w:tcPr>
-          <w:p>
-            <w:r>
-              <w:rPr>
-                <w:sz w:val="16"/>
-              </w:rPr>
-              <w:t>3.9</w:t>
-            </w:r>
-          </w:p>
-        </w:tc>
-        <w:tc>
-          <w:tcPr>
-            <w:tcW w:type="dxa" w:w="1987"/>
-          </w:tcPr>
-          <w:p>
-            <w:r>
-              <w:rPr>
-                <w:sz w:val="16"/>
-              </w:rPr>
-              <w:t>381</w:t>
-            </w:r>
-          </w:p>
-        </w:tc>
-        <w:tc>
-          <w:tcPr>
-            <w:tcW w:type="dxa" w:w="1987"/>
-          </w:tcPr>
-          <w:p>
-            <w:r>
-              <w:rPr>
-                <w:sz w:val="16"/>
-              </w:rPr>
-              <w:t>52</w:t>
-            </w:r>
-          </w:p>
-        </w:tc>
-        <w:tc>
-          <w:tcPr>
-            <w:tcW w:type="dxa" w:w="1987"/>
-          </w:tcPr>
-          <w:p>
-            <w:r>
-              <w:rPr>
-                <w:sz w:val="16"/>
-              </w:rPr>
-              <w:t>occupational health</w:t>
+              <w:t>Health-system immediate care</w:t>
             </w:r>
           </w:p>
         </w:tc>
@@ -1343,7 +1276,7 @@
                 <w:b/>
                 <w:sz w:val="16"/>
               </w:rPr>
-              <w:t>Illustrative opportunity</w:t>
+              <w:t>Opportunity / scenario</w:t>
             </w:r>
           </w:p>
         </w:tc>
@@ -1358,7 +1291,7 @@
                 <w:b/>
                 <w:sz w:val="16"/>
               </w:rPr>
-              <w:t>Score</w:t>
+              <w:t>Demo score</w:t>
             </w:r>
           </w:p>
         </w:tc>
@@ -1388,7 +1321,7 @@
               <w:rPr>
                 <w:sz w:val="16"/>
               </w:rPr>
-              <w:t>Listed acquisition</w:t>
+              <w:t>Public listed acquisition</w:t>
             </w:r>
           </w:p>
         </w:tc>
@@ -1401,7 +1334,7 @@
               <w:rPr>
                 <w:sz w:val="16"/>
               </w:rPr>
-              <w:t>Illustrative clinic acquisition listing</w:t>
+              <w:t>Premier OB/GYN &amp; Med Spa Practice - Chicago Suburb</w:t>
             </w:r>
           </w:p>
         </w:tc>
@@ -1414,61 +1347,7 @@
               <w:rPr>
                 <w:sz w:val="16"/>
               </w:rPr>
-              <w:t>90</w:t>
-            </w:r>
-          </w:p>
-        </w:tc>
-        <w:tc>
-          <w:tcPr>
-            <w:tcW w:type="dxa" w:w="2484"/>
-          </w:tcPr>
-          <w:p>
-            <w:r>
-              <w:rPr>
-                <w:sz w:val="16"/>
-              </w:rPr>
-              <w:t>High</w:t>
-            </w:r>
-          </w:p>
-        </w:tc>
-      </w:tr>
-      <w:tr>
-        <w:tc>
-          <w:tcPr>
-            <w:tcW w:type="dxa" w:w="2484"/>
-          </w:tcPr>
-          <w:p>
-            <w:r>
-              <w:rPr>
-                <w:sz w:val="16"/>
-              </w:rPr>
-              <w:t>Off-market target</w:t>
-            </w:r>
-          </w:p>
-        </w:tc>
-        <w:tc>
-          <w:tcPr>
-            <w:tcW w:type="dxa" w:w="2484"/>
-          </w:tcPr>
-          <w:p>
-            <w:r>
-              <w:rPr>
-                <w:sz w:val="16"/>
-              </w:rPr>
-              <w:t>Illustrative independent clinic target</w:t>
-            </w:r>
-          </w:p>
-        </w:tc>
-        <w:tc>
-          <w:tcPr>
-            <w:tcW w:type="dxa" w:w="2484"/>
-          </w:tcPr>
-          <w:p>
-            <w:r>
-              <w:rPr>
-                <w:sz w:val="16"/>
-              </w:rPr>
-              <w:t>90</w:t>
+              <w:t>92</w:t>
             </w:r>
           </w:p>
         </w:tc>
@@ -1509,7 +1388,7 @@
               <w:rPr>
                 <w:sz w:val="16"/>
               </w:rPr>
-              <w:t>Illustrative medical office site</w:t>
+              <w:t>Illustrative medical-office alternative</w:t>
             </w:r>
           </w:p>
         </w:tc>
@@ -1522,7 +1401,7 @@
               <w:rPr>
                 <w:sz w:val="16"/>
               </w:rPr>
-              <w:t>68</w:t>
+              <w:t>58</w:t>
             </w:r>
           </w:p>
         </w:tc>
@@ -1535,7 +1414,7 @@
               <w:rPr>
                 <w:sz w:val="16"/>
               </w:rPr>
-              <w:t>Medium</w:t>
+              <w:t>Low</w:t>
             </w:r>
           </w:p>
         </w:tc>
@@ -1649,7 +1528,7 @@
               <w:rPr>
                 <w:sz w:val="16"/>
               </w:rPr>
-              <w:t>77.9</w:t>
+              <w:t>46.2</w:t>
             </w:r>
           </w:p>
         </w:tc>
@@ -1675,7 +1554,7 @@
               <w:rPr>
                 <w:sz w:val="16"/>
               </w:rPr>
-              <w:t>19.5</w:t>
+              <w:t>11.6</w:t>
             </w:r>
           </w:p>
         </w:tc>
@@ -1703,7 +1582,7 @@
               <w:rPr>
                 <w:sz w:val="16"/>
               </w:rPr>
-              <w:t>90.7</w:t>
+              <w:t>49.0</w:t>
             </w:r>
           </w:p>
         </w:tc>
@@ -1729,7 +1608,7 @@
               <w:rPr>
                 <w:sz w:val="16"/>
               </w:rPr>
-              <w:t>18.1</w:t>
+              <w:t>9.8</w:t>
             </w:r>
           </w:p>
         </w:tc>
@@ -1757,7 +1636,7 @@
               <w:rPr>
                 <w:sz w:val="16"/>
               </w:rPr>
-              <w:t>72.2</w:t>
+              <w:t>81.8</w:t>
             </w:r>
           </w:p>
         </w:tc>
@@ -1783,7 +1662,7 @@
               <w:rPr>
                 <w:sz w:val="16"/>
               </w:rPr>
-              <w:t>18.1</w:t>
+              <w:t>20.5</w:t>
             </w:r>
           </w:p>
         </w:tc>
@@ -1811,7 +1690,7 @@
               <w:rPr>
                 <w:sz w:val="16"/>
               </w:rPr>
-              <w:t>74.0</w:t>
+              <w:t>100.0</w:t>
             </w:r>
           </w:p>
         </w:tc>
@@ -1837,7 +1716,7 @@
               <w:rPr>
                 <w:sz w:val="16"/>
               </w:rPr>
-              <w:t>11.1</w:t>
+              <w:t>15.0</w:t>
             </w:r>
           </w:p>
         </w:tc>
@@ -1865,7 +1744,7 @@
               <w:rPr>
                 <w:sz w:val="16"/>
               </w:rPr>
-              <w:t>82.0</w:t>
+              <w:t>71.9</w:t>
             </w:r>
           </w:p>
         </w:tc>
@@ -1891,7 +1770,7 @@
               <w:rPr>
                 <w:sz w:val="16"/>
               </w:rPr>
-              <w:t>12.3</w:t>
+              <w:t>10.8</w:t>
             </w:r>
           </w:p>
         </w:tc>
@@ -1899,7 +1778,7 @@
     </w:tbl>
     <w:p>
       <w:r>
-        <w:t>Source lineage: deterministic synthetic generator. No production source records are included.</w:t>
+        <w:t>Source lineage: ACS 2019/2024 5-year estimates, Census TIGERweb geometry, linked public operator pages, and explicitly labeled public or illustrative opportunity evidence. No production records are included.</w:t>
       </w:r>
     </w:p>
     <w:p>
@@ -1912,12 +1791,12 @@
         <w:pStyle w:val="Heading1"/>
       </w:pPr>
       <w:r>
-        <w:t>2. Lakehaven North</w:t>
+        <w:t>2. Royersford / Limerick</w:t>
       </w:r>
     </w:p>
     <w:p>
       <w:r>
-        <w:t>Lakehaven | Northland Demo | Synthetic market</w:t>
+        <w:t>Greater Philadelphia | Pennsylvania | ZIP 19468</w:t>
       </w:r>
     </w:p>
     <w:tbl>
@@ -1946,7 +1825,7 @@
                 <w:b/>
                 <w:sz w:val="16"/>
               </w:rPr>
-              <w:t>Near-Term Priority</w:t>
+              <w:t>Demo Near-Term Priority</w:t>
             </w:r>
           </w:p>
         </w:tc>
@@ -1976,7 +1855,7 @@
                 <w:b/>
                 <w:sz w:val="16"/>
               </w:rPr>
-              <w:t>Entry Feasibility</w:t>
+              <w:t>Demo Entry Feasibility</w:t>
             </w:r>
           </w:p>
         </w:tc>
@@ -1996,7 +1875,7 @@
                 <w:color w:val="136F63"/>
                 <w:sz w:val="30"/>
               </w:rPr>
-              <w:t>78.6</w:t>
+              <w:t>70.9</w:t>
             </w:r>
           </w:p>
         </w:tc>
@@ -2014,7 +1893,7 @@
                 <w:color w:val="136F63"/>
                 <w:sz w:val="30"/>
               </w:rPr>
-              <w:t>71.9</w:t>
+              <w:t>59.5</w:t>
             </w:r>
           </w:p>
         </w:tc>
@@ -2032,7 +1911,7 @@
                 <w:color w:val="136F63"/>
                 <w:sz w:val="30"/>
               </w:rPr>
-              <w:t>86.0</w:t>
+              <w:t>84.4</w:t>
             </w:r>
           </w:p>
         </w:tc>
@@ -2046,7 +1925,7 @@
         <w:drawing>
           <wp:inline xmlns:a="http://schemas.openxmlformats.org/drawingml/2006/main" xmlns:pic="http://schemas.openxmlformats.org/drawingml/2006/picture">
             <wp:extent cx="5394960" cy="2157984"/>
-            <wp:docPr id="2" name="Picture 2" title="Synthetic market map" descr="Fictional market context for Lakehaven North"/>
+            <wp:docPr id="2" name="Picture 2" title="Census ZCTA market geometry" descr="Census ZCTA geometry for Royersford / Limerick"/>
             <wp:cNvGraphicFramePr>
               <a:graphicFrameLocks noChangeAspect="1"/>
             </wp:cNvGraphicFramePr>
@@ -2054,7 +1933,7 @@
               <a:graphicData uri="http://schemas.openxmlformats.org/drawingml/2006/picture">
                 <pic:pic>
                   <pic:nvPicPr>
-                    <pic:cNvPr id="0" name="map_2.png"/>
+                    <pic:cNvPr id="0" name="map_19468.png"/>
                     <pic:cNvPicPr/>
                   </pic:nvPicPr>
                   <pic:blipFill>
@@ -2086,7 +1965,7 @@
           <w:i/>
           <w:sz w:val="16"/>
         </w:rPr>
-        <w:t>Fictional market context</w:t>
+        <w:t>U.S. Census Bureau TIGERweb 2020 ZCTA geometry</w:t>
       </w:r>
     </w:p>
     <w:p>
@@ -2165,7 +2044,7 @@
               <w:rPr>
                 <w:sz w:val="16"/>
               </w:rPr>
-              <w:t>87,000</w:t>
+              <w:t>28,194</w:t>
             </w:r>
           </w:p>
         </w:tc>
@@ -2193,7 +2072,7 @@
               <w:rPr>
                 <w:sz w:val="16"/>
               </w:rPr>
-              <w:t>5.1%</w:t>
+              <w:t>8.4%</w:t>
             </w:r>
           </w:p>
         </w:tc>
@@ -2221,7 +2100,7 @@
               <w:rPr>
                 <w:sz w:val="16"/>
               </w:rPr>
-              <w:t>0.36  ++</w:t>
+              <w:t>0.71  +</w:t>
             </w:r>
           </w:p>
         </w:tc>
@@ -2236,7 +2115,7 @@
               <w:rPr>
                 <w:sz w:val="16"/>
               </w:rPr>
-              <w:t>Healthcare Access Gap</w:t>
+              <w:t>Avg Competitor Rating</w:t>
             </w:r>
           </w:p>
         </w:tc>
@@ -2249,7 +2128,7 @@
               <w:rPr>
                 <w:sz w:val="16"/>
               </w:rPr>
-              <w:t>79</w:t>
+              <w:t>Not stored</w:t>
             </w:r>
           </w:p>
         </w:tc>
@@ -2264,7 +2143,7 @@
               <w:rPr>
                 <w:sz w:val="16"/>
               </w:rPr>
-              <w:t>Employment / Activity</w:t>
+              <w:t>Avg Weekly Open Hours</w:t>
             </w:r>
           </w:p>
         </w:tc>
@@ -2277,7 +2156,7 @@
               <w:rPr>
                 <w:sz w:val="16"/>
               </w:rPr>
-              <w:t>63</w:t>
+              <w:t>84</w:t>
             </w:r>
           </w:p>
         </w:tc>
@@ -2394,7 +2273,7 @@
               <w:rPr>
                 <w:sz w:val="16"/>
               </w:rPr>
-              <w:t>DemoCare 1</w:t>
+              <w:t>Tower Health Urgent Care - Limerick</w:t>
             </w:r>
           </w:p>
         </w:tc>
@@ -2407,7 +2286,7 @@
               <w:rPr>
                 <w:sz w:val="16"/>
               </w:rPr>
-              <w:t>4.2</w:t>
+              <w:t>Not stored</w:t>
             </w:r>
           </w:p>
         </w:tc>
@@ -2420,7 +2299,7 @@
               <w:rPr>
                 <w:sz w:val="16"/>
               </w:rPr>
-              <w:t>534</w:t>
+              <w:t>Not stored</w:t>
             </w:r>
           </w:p>
         </w:tc>
@@ -2433,7 +2312,7 @@
               <w:rPr>
                 <w:sz w:val="16"/>
               </w:rPr>
-              <w:t>67</w:t>
+              <w:t>84</w:t>
             </w:r>
           </w:p>
         </w:tc>
@@ -2446,7 +2325,7 @@
               <w:rPr>
                 <w:sz w:val="16"/>
               </w:rPr>
-              <w:t>urgent care</w:t>
+              <w:t>Health-system urgent care</w:t>
             </w:r>
           </w:p>
         </w:tc>
@@ -2461,7 +2340,7 @@
               <w:rPr>
                 <w:sz w:val="16"/>
               </w:rPr>
-              <w:t>Northstar Clinic 2</w:t>
+              <w:t>AFC Urgent Care Limerick</w:t>
             </w:r>
           </w:p>
         </w:tc>
@@ -2474,7 +2353,7 @@
               <w:rPr>
                 <w:sz w:val="16"/>
               </w:rPr>
-              <w:t>4.3</w:t>
+              <w:t>Not stored</w:t>
             </w:r>
           </w:p>
         </w:tc>
@@ -2487,7 +2366,7 @@
               <w:rPr>
                 <w:sz w:val="16"/>
               </w:rPr>
-              <w:t>636</w:t>
+              <w:t>Not stored</w:t>
             </w:r>
           </w:p>
         </w:tc>
@@ -2500,7 +2379,7 @@
               <w:rPr>
                 <w:sz w:val="16"/>
               </w:rPr>
-              <w:t>72</w:t>
+              <w:t>Not verified</w:t>
             </w:r>
           </w:p>
         </w:tc>
@@ -2513,74 +2392,7 @@
               <w:rPr>
                 <w:sz w:val="16"/>
               </w:rPr>
-              <w:t>walk-in clinic</w:t>
-            </w:r>
-          </w:p>
-        </w:tc>
-      </w:tr>
-      <w:tr>
-        <w:tc>
-          <w:tcPr>
-            <w:tcW w:type="dxa" w:w="1987"/>
-          </w:tcPr>
-          <w:p>
-            <w:r>
-              <w:rPr>
-                <w:sz w:val="16"/>
-              </w:rPr>
-              <w:t>Civic Immediate Care 3</w:t>
-            </w:r>
-          </w:p>
-        </w:tc>
-        <w:tc>
-          <w:tcPr>
-            <w:tcW w:type="dxa" w:w="1987"/>
-          </w:tcPr>
-          <w:p>
-            <w:r>
-              <w:rPr>
-                <w:sz w:val="16"/>
-              </w:rPr>
-              <w:t>4.4</w:t>
-            </w:r>
-          </w:p>
-        </w:tc>
-        <w:tc>
-          <w:tcPr>
-            <w:tcW w:type="dxa" w:w="1987"/>
-          </w:tcPr>
-          <w:p>
-            <w:r>
-              <w:rPr>
-                <w:sz w:val="16"/>
-              </w:rPr>
-              <w:t>738</w:t>
-            </w:r>
-          </w:p>
-        </w:tc>
-        <w:tc>
-          <w:tcPr>
-            <w:tcW w:type="dxa" w:w="1987"/>
-          </w:tcPr>
-          <w:p>
-            <w:r>
-              <w:rPr>
-                <w:sz w:val="16"/>
-              </w:rPr>
-              <w:t>77</w:t>
-            </w:r>
-          </w:p>
-        </w:tc>
-        <w:tc>
-          <w:tcPr>
-            <w:tcW w:type="dxa" w:w="1987"/>
-          </w:tcPr>
-          <w:p>
-            <w:r>
-              <w:rPr>
-                <w:sz w:val="16"/>
-              </w:rPr>
-              <w:t>occupational health</w:t>
+              <w:t>Urgent care</w:t>
             </w:r>
           </w:p>
         </w:tc>
@@ -2636,7 +2448,7 @@
                 <w:b/>
                 <w:sz w:val="16"/>
               </w:rPr>
-              <w:t>Illustrative opportunity</w:t>
+              <w:t>Opportunity / scenario</w:t>
             </w:r>
           </w:p>
         </w:tc>
@@ -2651,7 +2463,7 @@
                 <w:b/>
                 <w:sz w:val="16"/>
               </w:rPr>
-              <w:t>Score</w:t>
+              <w:t>Demo score</w:t>
             </w:r>
           </w:p>
         </w:tc>
@@ -2681,7 +2493,7 @@
               <w:rPr>
                 <w:sz w:val="16"/>
               </w:rPr>
-              <w:t>Listed acquisition</w:t>
+              <w:t>Sanitized off-market</w:t>
             </w:r>
           </w:p>
         </w:tc>
@@ -2694,7 +2506,7 @@
               <w:rPr>
                 <w:sz w:val="16"/>
               </w:rPr>
-              <w:t>Illustrative clinic acquisition listing</w:t>
+              <w:t>Illustrative Independent Operator</w:t>
             </w:r>
           </w:p>
         </w:tc>
@@ -2707,7 +2519,7 @@
               <w:rPr>
                 <w:sz w:val="16"/>
               </w:rPr>
-              <w:t>90</w:t>
+              <w:t>78</w:t>
             </w:r>
           </w:p>
         </w:tc>
@@ -2720,7 +2532,7 @@
               <w:rPr>
                 <w:sz w:val="16"/>
               </w:rPr>
-              <w:t>High</w:t>
+              <w:t>Medium</w:t>
             </w:r>
           </w:p>
         </w:tc>
@@ -2735,7 +2547,7 @@
               <w:rPr>
                 <w:sz w:val="16"/>
               </w:rPr>
-              <w:t>Off-market target</w:t>
+              <w:t>Real estate</w:t>
             </w:r>
           </w:p>
         </w:tc>
@@ -2748,7 +2560,7 @@
               <w:rPr>
                 <w:sz w:val="16"/>
               </w:rPr>
-              <w:t>Illustrative independent clinic target</w:t>
+              <w:t>Illustrative medical-office conversion path</w:t>
             </w:r>
           </w:p>
         </w:tc>
@@ -2761,7 +2573,7 @@
               <w:rPr>
                 <w:sz w:val="16"/>
               </w:rPr>
-              <w:t>80</w:t>
+              <w:t>64</w:t>
             </w:r>
           </w:p>
         </w:tc>
@@ -2774,7 +2586,7 @@
               <w:rPr>
                 <w:sz w:val="16"/>
               </w:rPr>
-              <w:t>Medium</w:t>
+              <w:t>Low</w:t>
             </w:r>
           </w:p>
         </w:tc>
@@ -2888,7 +2700,7 @@
               <w:rPr>
                 <w:sz w:val="16"/>
               </w:rPr>
-              <w:t>42.8</w:t>
+              <w:t>34.0</w:t>
             </w:r>
           </w:p>
         </w:tc>
@@ -2914,7 +2726,7 @@
               <w:rPr>
                 <w:sz w:val="16"/>
               </w:rPr>
-              <w:t>10.7</w:t>
+              <w:t>8.5</w:t>
             </w:r>
           </w:p>
         </w:tc>
@@ -2942,7 +2754,7 @@
               <w:rPr>
                 <w:sz w:val="16"/>
               </w:rPr>
-              <w:t>81.3</w:t>
+              <w:t>89.3</w:t>
             </w:r>
           </w:p>
         </w:tc>
@@ -2968,7 +2780,7 @@
               <w:rPr>
                 <w:sz w:val="16"/>
               </w:rPr>
-              <w:t>16.3</w:t>
+              <w:t>17.9</w:t>
             </w:r>
           </w:p>
         </w:tc>
@@ -2996,7 +2808,7 @@
               <w:rPr>
                 <w:sz w:val="16"/>
               </w:rPr>
-              <w:t>77.6</w:t>
+              <w:t>72.7</w:t>
             </w:r>
           </w:p>
         </w:tc>
@@ -3022,7 +2834,7 @@
               <w:rPr>
                 <w:sz w:val="16"/>
               </w:rPr>
-              <w:t>19.4</w:t>
+              <w:t>18.2</w:t>
             </w:r>
           </w:p>
         </w:tc>
@@ -3050,7 +2862,7 @@
               <w:rPr>
                 <w:sz w:val="16"/>
               </w:rPr>
-              <w:t>79.0</w:t>
+              <w:t>0.0</w:t>
             </w:r>
           </w:p>
         </w:tc>
@@ -3076,7 +2888,7 @@
               <w:rPr>
                 <w:sz w:val="16"/>
               </w:rPr>
-              <w:t>11.9</w:t>
+              <w:t>0.0</w:t>
             </w:r>
           </w:p>
         </w:tc>
@@ -3104,7 +2916,7 @@
               <w:rPr>
                 <w:sz w:val="16"/>
               </w:rPr>
-              <w:t>63.0</w:t>
+              <w:t>100.0</w:t>
             </w:r>
           </w:p>
         </w:tc>
@@ -3130,7 +2942,7 @@
               <w:rPr>
                 <w:sz w:val="16"/>
               </w:rPr>
-              <w:t>9.5</w:t>
+              <w:t>15.0</w:t>
             </w:r>
           </w:p>
         </w:tc>
@@ -3138,7 +2950,7 @@
     </w:tbl>
     <w:p>
       <w:r>
-        <w:t>Source lineage: deterministic synthetic generator. No production source records are included.</w:t>
+        <w:t>Source lineage: ACS 2019/2024 5-year estimates, Census TIGERweb geometry, linked public operator pages, and explicitly labeled public or illustrative opportunity evidence. No production records are included.</w:t>
       </w:r>
     </w:p>
     <w:p>
@@ -3151,12 +2963,12 @@
         <w:pStyle w:val="Heading1"/>
       </w:pPr>
       <w:r>
-        <w:t>3. Cedar Midtown</w:t>
+        <w:t>3. State College</w:t>
       </w:r>
     </w:p>
     <w:p>
       <w:r>
-        <w:t>Cedar Junction | Southridge Demo | Synthetic market</w:t>
+        <w:t>State College | Pennsylvania | ZIP 16801</w:t>
       </w:r>
     </w:p>
     <w:tbl>
@@ -3185,7 +2997,7 @@
                 <w:b/>
                 <w:sz w:val="16"/>
               </w:rPr>
-              <w:t>Near-Term Priority</w:t>
+              <w:t>Demo Near-Term Priority</w:t>
             </w:r>
           </w:p>
         </w:tc>
@@ -3215,7 +3027,7 @@
                 <w:b/>
                 <w:sz w:val="16"/>
               </w:rPr>
-              <w:t>Entry Feasibility</w:t>
+              <w:t>Demo Entry Feasibility</w:t>
             </w:r>
           </w:p>
         </w:tc>
@@ -3235,7 +3047,7 @@
                 <w:color w:val="136F63"/>
                 <w:sz w:val="30"/>
               </w:rPr>
-              <w:t>75.4</w:t>
+              <w:t>48.3</w:t>
             </w:r>
           </w:p>
         </w:tc>
@@ -3253,7 +3065,7 @@
                 <w:color w:val="136F63"/>
                 <w:sz w:val="30"/>
               </w:rPr>
-              <w:t>75.8</w:t>
+              <w:t>40.2</w:t>
             </w:r>
           </w:p>
         </w:tc>
@@ -3271,7 +3083,7 @@
                 <w:color w:val="136F63"/>
                 <w:sz w:val="30"/>
               </w:rPr>
-              <w:t>75.0</w:t>
+              <w:t>58.0</w:t>
             </w:r>
           </w:p>
         </w:tc>
@@ -3285,7 +3097,7 @@
         <w:drawing>
           <wp:inline xmlns:a="http://schemas.openxmlformats.org/drawingml/2006/main" xmlns:pic="http://schemas.openxmlformats.org/drawingml/2006/picture">
             <wp:extent cx="5394960" cy="2157984"/>
-            <wp:docPr id="3" name="Picture 3" title="Synthetic market map" descr="Fictional market context for Cedar Midtown"/>
+            <wp:docPr id="3" name="Picture 3" title="Census ZCTA market geometry" descr="Census ZCTA geometry for State College"/>
             <wp:cNvGraphicFramePr>
               <a:graphicFrameLocks noChangeAspect="1"/>
             </wp:cNvGraphicFramePr>
@@ -3293,7 +3105,7 @@
               <a:graphicData uri="http://schemas.openxmlformats.org/drawingml/2006/picture">
                 <pic:pic>
                   <pic:nvPicPr>
-                    <pic:cNvPr id="0" name="map_3.png"/>
+                    <pic:cNvPr id="0" name="map_16801.png"/>
                     <pic:cNvPicPr/>
                   </pic:nvPicPr>
                   <pic:blipFill>
@@ -3325,7 +3137,7 @@
           <w:i/>
           <w:sz w:val="16"/>
         </w:rPr>
-        <w:t>Fictional market context</w:t>
+        <w:t>U.S. Census Bureau TIGERweb 2020 ZCTA geometry</w:t>
       </w:r>
     </w:p>
     <w:p>
@@ -3404,7 +3216,7 @@
               <w:rPr>
                 <w:sz w:val="16"/>
               </w:rPr>
-              <w:t>168,000</w:t>
+              <w:t>40,774</w:t>
             </w:r>
           </w:p>
         </w:tc>
@@ -3432,7 +3244,7 @@
               <w:rPr>
                 <w:sz w:val="16"/>
               </w:rPr>
-              <w:t>4.9%</w:t>
+              <w:t>-10.0%</w:t>
             </w:r>
           </w:p>
         </w:tc>
@@ -3460,7 +3272,7 @@
               <w:rPr>
                 <w:sz w:val="16"/>
               </w:rPr>
-              <w:t>0.47  ++</w:t>
+              <w:t>0.50  ++</w:t>
             </w:r>
           </w:p>
         </w:tc>
@@ -3475,7 +3287,7 @@
               <w:rPr>
                 <w:sz w:val="16"/>
               </w:rPr>
-              <w:t>Healthcare Access Gap</w:t>
+              <w:t>Avg Competitor Rating</w:t>
             </w:r>
           </w:p>
         </w:tc>
@@ -3488,7 +3300,7 @@
               <w:rPr>
                 <w:sz w:val="16"/>
               </w:rPr>
-              <w:t>71</w:t>
+              <w:t>Not stored</w:t>
             </w:r>
           </w:p>
         </w:tc>
@@ -3503,7 +3315,7 @@
               <w:rPr>
                 <w:sz w:val="16"/>
               </w:rPr>
-              <w:t>Employment / Activity</w:t>
+              <w:t>Avg Weekly Open Hours</w:t>
             </w:r>
           </w:p>
         </w:tc>
@@ -3516,7 +3328,7 @@
               <w:rPr>
                 <w:sz w:val="16"/>
               </w:rPr>
-              <w:t>91</w:t>
+              <w:t>75</w:t>
             </w:r>
           </w:p>
         </w:tc>
@@ -3633,7 +3445,7 @@
               <w:rPr>
                 <w:sz w:val="16"/>
               </w:rPr>
-              <w:t>DemoCare 1</w:t>
+              <w:t>Geisinger ConvenientCare State College</w:t>
             </w:r>
           </w:p>
         </w:tc>
@@ -3646,7 +3458,7 @@
               <w:rPr>
                 <w:sz w:val="16"/>
               </w:rPr>
-              <w:t>4.3</w:t>
+              <w:t>Not stored</w:t>
             </w:r>
           </w:p>
         </w:tc>
@@ -3659,7 +3471,7 @@
               <w:rPr>
                 <w:sz w:val="16"/>
               </w:rPr>
-              <w:t>687</w:t>
+              <w:t>Not stored</w:t>
             </w:r>
           </w:p>
         </w:tc>
@@ -3672,7 +3484,7 @@
               <w:rPr>
                 <w:sz w:val="16"/>
               </w:rPr>
-              <w:t>47</w:t>
+              <w:t>75</w:t>
             </w:r>
           </w:p>
         </w:tc>
@@ -3685,7 +3497,7 @@
               <w:rPr>
                 <w:sz w:val="16"/>
               </w:rPr>
-              <w:t>urgent care</w:t>
+              <w:t>Health-system urgent care</w:t>
             </w:r>
           </w:p>
         </w:tc>
@@ -3700,7 +3512,7 @@
               <w:rPr>
                 <w:sz w:val="16"/>
               </w:rPr>
-              <w:t>Northstar Clinic 2</w:t>
+              <w:t>MedExpress Urgent Care - State College</w:t>
             </w:r>
           </w:p>
         </w:tc>
@@ -3713,7 +3525,7 @@
               <w:rPr>
                 <w:sz w:val="16"/>
               </w:rPr>
-              <w:t>4.4</w:t>
+              <w:t>Not stored</w:t>
             </w:r>
           </w:p>
         </w:tc>
@@ -3726,7 +3538,7 @@
               <w:rPr>
                 <w:sz w:val="16"/>
               </w:rPr>
-              <w:t>738</w:t>
+              <w:t>Not stored</w:t>
             </w:r>
           </w:p>
         </w:tc>
@@ -3739,7 +3551,7 @@
               <w:rPr>
                 <w:sz w:val="16"/>
               </w:rPr>
-              <w:t>52</w:t>
+              <w:t>Not verified</w:t>
             </w:r>
           </w:p>
         </w:tc>
@@ -3752,74 +3564,7 @@
               <w:rPr>
                 <w:sz w:val="16"/>
               </w:rPr>
-              <w:t>walk-in clinic</w:t>
-            </w:r>
-          </w:p>
-        </w:tc>
-      </w:tr>
-      <w:tr>
-        <w:tc>
-          <w:tcPr>
-            <w:tcW w:type="dxa" w:w="1987"/>
-          </w:tcPr>
-          <w:p>
-            <w:r>
-              <w:rPr>
-                <w:sz w:val="16"/>
-              </w:rPr>
-              <w:t>Civic Immediate Care 3</w:t>
-            </w:r>
-          </w:p>
-        </w:tc>
-        <w:tc>
-          <w:tcPr>
-            <w:tcW w:type="dxa" w:w="1987"/>
-          </w:tcPr>
-          <w:p>
-            <w:r>
-              <w:rPr>
-                <w:sz w:val="16"/>
-              </w:rPr>
-              <w:t>4.5</w:t>
-            </w:r>
-          </w:p>
-        </w:tc>
-        <w:tc>
-          <w:tcPr>
-            <w:tcW w:type="dxa" w:w="1987"/>
-          </w:tcPr>
-          <w:p>
-            <w:r>
-              <w:rPr>
-                <w:sz w:val="16"/>
-              </w:rPr>
-              <w:t>789</w:t>
-            </w:r>
-          </w:p>
-        </w:tc>
-        <w:tc>
-          <w:tcPr>
-            <w:tcW w:type="dxa" w:w="1987"/>
-          </w:tcPr>
-          <w:p>
-            <w:r>
-              <w:rPr>
-                <w:sz w:val="16"/>
-              </w:rPr>
-              <w:t>57</w:t>
-            </w:r>
-          </w:p>
-        </w:tc>
-        <w:tc>
-          <w:tcPr>
-            <w:tcW w:type="dxa" w:w="1987"/>
-          </w:tcPr>
-          <w:p>
-            <w:r>
-              <w:rPr>
-                <w:sz w:val="16"/>
-              </w:rPr>
-              <w:t>occupational health</w:t>
+              <w:t>Urgent care</w:t>
             </w:r>
           </w:p>
         </w:tc>
@@ -3875,7 +3620,7 @@
                 <w:b/>
                 <w:sz w:val="16"/>
               </w:rPr>
-              <w:t>Illustrative opportunity</w:t>
+              <w:t>Opportunity / scenario</w:t>
             </w:r>
           </w:p>
         </w:tc>
@@ -3890,7 +3635,7 @@
                 <w:b/>
                 <w:sz w:val="16"/>
               </w:rPr>
-              <w:t>Score</w:t>
+              <w:t>Demo score</w:t>
             </w:r>
           </w:p>
         </w:tc>
@@ -3920,60 +3665,6 @@
               <w:rPr>
                 <w:sz w:val="16"/>
               </w:rPr>
-              <w:t>Off-market target</w:t>
-            </w:r>
-          </w:p>
-        </w:tc>
-        <w:tc>
-          <w:tcPr>
-            <w:tcW w:type="dxa" w:w="2484"/>
-          </w:tcPr>
-          <w:p>
-            <w:r>
-              <w:rPr>
-                <w:sz w:val="16"/>
-              </w:rPr>
-              <w:t>Illustrative independent clinic target</w:t>
-            </w:r>
-          </w:p>
-        </w:tc>
-        <w:tc>
-          <w:tcPr>
-            <w:tcW w:type="dxa" w:w="2484"/>
-          </w:tcPr>
-          <w:p>
-            <w:r>
-              <w:rPr>
-                <w:sz w:val="16"/>
-              </w:rPr>
-              <w:t>60</w:t>
-            </w:r>
-          </w:p>
-        </w:tc>
-        <w:tc>
-          <w:tcPr>
-            <w:tcW w:type="dxa" w:w="2484"/>
-          </w:tcPr>
-          <w:p>
-            <w:r>
-              <w:rPr>
-                <w:sz w:val="16"/>
-              </w:rPr>
-              <w:t>Medium</w:t>
-            </w:r>
-          </w:p>
-        </w:tc>
-      </w:tr>
-      <w:tr>
-        <w:tc>
-          <w:tcPr>
-            <w:tcW w:type="dxa" w:w="2484"/>
-          </w:tcPr>
-          <w:p>
-            <w:r>
-              <w:rPr>
-                <w:sz w:val="16"/>
-              </w:rPr>
               <w:t>Real estate</w:t>
             </w:r>
           </w:p>
@@ -3987,7 +3678,7 @@
               <w:rPr>
                 <w:sz w:val="16"/>
               </w:rPr>
-              <w:t>Illustrative medical office site</w:t>
+              <w:t>Illustrative medical-office search</w:t>
             </w:r>
           </w:p>
         </w:tc>
@@ -4000,7 +3691,7 @@
               <w:rPr>
                 <w:sz w:val="16"/>
               </w:rPr>
-              <w:t>72</w:t>
+              <w:t>58</w:t>
             </w:r>
           </w:p>
         </w:tc>
@@ -4013,7 +3704,7 @@
               <w:rPr>
                 <w:sz w:val="16"/>
               </w:rPr>
-              <w:t>Medium</w:t>
+              <w:t>Low</w:t>
             </w:r>
           </w:p>
         </w:tc>
@@ -4127,7 +3818,7 @@
               <w:rPr>
                 <w:sz w:val="16"/>
               </w:rPr>
-              <w:t>98.6</w:t>
+              <w:t>63.5</w:t>
             </w:r>
           </w:p>
         </w:tc>
@@ -4153,7 +3844,7 @@
               <w:rPr>
                 <w:sz w:val="16"/>
               </w:rPr>
-              <w:t>24.7</w:t>
+              <w:t>15.9</w:t>
             </w:r>
           </w:p>
         </w:tc>
@@ -4181,7 +3872,7 @@
               <w:rPr>
                 <w:sz w:val="16"/>
               </w:rPr>
-              <w:t>78.7</w:t>
+              <w:t>0.0</w:t>
             </w:r>
           </w:p>
         </w:tc>
@@ -4207,7 +3898,7 @@
               <w:rPr>
                 <w:sz w:val="16"/>
               </w:rPr>
-              <w:t>15.7</w:t>
+              <w:t>0.0</w:t>
             </w:r>
           </w:p>
         </w:tc>
@@ -4235,7 +3926,7 @@
               <w:rPr>
                 <w:sz w:val="16"/>
               </w:rPr>
-              <w:t>67.7</w:t>
+              <w:t>90.9</w:t>
             </w:r>
           </w:p>
         </w:tc>
@@ -4261,7 +3952,7 @@
               <w:rPr>
                 <w:sz w:val="16"/>
               </w:rPr>
-              <w:t>16.9</w:t>
+              <w:t>22.7</w:t>
             </w:r>
           </w:p>
         </w:tc>
@@ -4289,7 +3980,7 @@
               <w:rPr>
                 <w:sz w:val="16"/>
               </w:rPr>
-              <w:t>71.0</w:t>
+              <w:t>10.6</w:t>
             </w:r>
           </w:p>
         </w:tc>
@@ -4315,7 +4006,7 @@
               <w:rPr>
                 <w:sz w:val="16"/>
               </w:rPr>
-              <w:t>10.7</w:t>
+              <w:t>1.6</w:t>
             </w:r>
           </w:p>
         </w:tc>
@@ -4343,7 +4034,7 @@
               <w:rPr>
                 <w:sz w:val="16"/>
               </w:rPr>
-              <w:t>91.0</w:t>
+              <w:t>0.0</w:t>
             </w:r>
           </w:p>
         </w:tc>
@@ -4369,7 +4060,7 @@
               <w:rPr>
                 <w:sz w:val="16"/>
               </w:rPr>
-              <w:t>13.7</w:t>
+              <w:t>0.0</w:t>
             </w:r>
           </w:p>
         </w:tc>
@@ -4377,7 +4068,7 @@
     </w:tbl>
     <w:p>
       <w:r>
-        <w:t>Source lineage: deterministic synthetic generator. No production source records are included.</w:t>
+        <w:t>Source lineage: ACS 2019/2024 5-year estimates, Census TIGERweb geometry, linked public operator pages, and explicitly labeled public or illustrative opportunity evidence. No production records are included.</w:t>
       </w:r>
     </w:p>
     <w:sectPr>

--- a/docs/sample/urgent_care_expansion_demo_report.docx
+++ b/docs/sample/urgent_care_expansion_demo_report.docx
@@ -4,32 +4,32 @@
   <w:body>
     <w:p>
       <w:pPr>
-        <w:spacing w:before="2000"/>
+        <w:spacing w:before="1800"/>
       </w:pPr>
       <w:r>
         <w:rPr>
           <w:rFonts w:ascii="Arial" w:hAnsi="Arial"/>
           <w:b/>
           <w:color w:val="173047"/>
-          <w:sz w:val="56"/>
+          <w:sz w:val="54"/>
         </w:rPr>
         <w:t>Urgent Care Expansion</w:t>
         <w:br/>
-        <w:t>Intelligence Demo</w:t>
+        <w:t>Intelligence Demo v2</w:t>
       </w:r>
     </w:p>
     <w:p>
       <w:r>
         <w:rPr>
           <w:color w:val="136F63"/>
-          <w:sz w:val="30"/>
+          <w:sz w:val="28"/>
         </w:rPr>
-        <w:t>Curated real-market public portfolio</w:t>
+        <w:t>Curated public portfolio | independent illustrative scoring</w:t>
       </w:r>
     </w:p>
     <w:p>
       <w:pPr>
-        <w:spacing w:before="600"/>
+        <w:spacing w:before="500"/>
       </w:pPr>
       <w:r>
         <w:rPr>
@@ -38,7 +38,7 @@
         <w:t xml:space="preserve">Boundary: </w:t>
       </w:r>
       <w:r>
-        <w:t>Market geography and labeled public observations are real. Demo scores and sanitized scenarios are illustrative; production methodology is excluded.</w:t>
+        <w:t>The public demo mirrors production business concepts but not production normalization, weights, thresholds, rankings, targets, or evidence.</w:t>
       </w:r>
     </w:p>
     <w:p>
@@ -51,12 +51,7 @@
         <w:pStyle w:val="Heading1"/>
       </w:pPr>
       <w:r>
-        <w:t>Executive Methodology</w:t>
-      </w:r>
-    </w:p>
-    <w:p>
-      <w:r>
-        <w:t>A compact public demonstration of the decision workflow:</w:t>
+        <w:t>Decision Framework</w:t>
       </w:r>
     </w:p>
     <w:tbl>
@@ -66,8 +61,8 @@
         <w:tblLook w:firstColumn="1" w:firstRow="1" w:lastColumn="0" w:lastRow="0" w:noHBand="0" w:noVBand="1" w:val="04A0"/>
       </w:tblPr>
       <w:tblGrid>
-        <w:gridCol w:w="4968"/>
-        <w:gridCol w:w="4968"/>
+        <w:gridCol w:w="5184"/>
+        <w:gridCol w:w="5184"/>
       </w:tblGrid>
       <w:tr>
         <w:trPr>
@@ -75,7 +70,7 @@
         </w:trPr>
         <w:tc>
           <w:tcPr>
-            <w:tcW w:type="dxa" w:w="2880"/>
+            <w:tcW w:type="dxa" w:w="5184"/>
             <w:shd w:fill="E8EEF2"/>
           </w:tcPr>
           <w:p>
@@ -90,7 +85,7 @@
         </w:tc>
         <w:tc>
           <w:tcPr>
-            <w:tcW w:type="dxa" w:w="7200"/>
+            <w:tcW w:type="dxa" w:w="5184"/>
             <w:shd w:fill="E8EEF2"/>
           </w:tcPr>
           <w:p>
@@ -107,27 +102,27 @@
       <w:tr>
         <w:tc>
           <w:tcPr>
-            <w:tcW w:type="dxa" w:w="2880"/>
-          </w:tcPr>
-          <w:p>
-            <w:r>
-              <w:rPr>
-                <w:sz w:val="16"/>
-              </w:rPr>
-              <w:t>Market fundamentals</w:t>
-            </w:r>
-          </w:p>
-        </w:tc>
-        <w:tc>
-          <w:tcPr>
-            <w:tcW w:type="dxa" w:w="7200"/>
-          </w:tcPr>
-          <w:p>
-            <w:r>
-              <w:rPr>
-                <w:sz w:val="16"/>
-              </w:rPr>
-              <w:t>Do public observations indicate structural attractiveness?</w:t>
+            <w:tcW w:type="dxa" w:w="5184"/>
+          </w:tcPr>
+          <w:p>
+            <w:r>
+              <w:rPr>
+                <w:sz w:val="16"/>
+              </w:rPr>
+              <w:t>Market screening</w:t>
+            </w:r>
+          </w:p>
+        </w:tc>
+        <w:tc>
+          <w:tcPr>
+            <w:tcW w:type="dxa" w:w="5184"/>
+          </w:tcPr>
+          <w:p>
+            <w:r>
+              <w:rPr>
+                <w:sz w:val="16"/>
+              </w:rPr>
+              <w:t>How attractive is the market across five public-demo business pillars?</w:t>
             </w:r>
           </w:p>
         </w:tc>
@@ -135,27 +130,27 @@
       <w:tr>
         <w:tc>
           <w:tcPr>
-            <w:tcW w:type="dxa" w:w="2880"/>
-          </w:tcPr>
-          <w:p>
-            <w:r>
-              <w:rPr>
-                <w:sz w:val="16"/>
-              </w:rPr>
-              <w:t>Demo Expansion Score</w:t>
-            </w:r>
-          </w:p>
-        </w:tc>
-        <w:tc>
-          <w:tcPr>
-            <w:tcW w:type="dxa" w:w="7200"/>
-          </w:tcPr>
-          <w:p>
-            <w:r>
-              <w:rPr>
-                <w:sz w:val="16"/>
-              </w:rPr>
-              <w:t>How do five transparent normalized components compare?</w:t>
+            <w:tcW w:type="dxa" w:w="5184"/>
+          </w:tcPr>
+          <w:p>
+            <w:r>
+              <w:rPr>
+                <w:sz w:val="16"/>
+              </w:rPr>
+              <w:t>Physical facilities</w:t>
+            </w:r>
+          </w:p>
+        </w:tc>
+        <w:tc>
+          <w:tcPr>
+            <w:tcW w:type="dxa" w:w="5184"/>
+          </w:tcPr>
+          <w:p>
+            <w:r>
+              <w:rPr>
+                <w:sz w:val="16"/>
+              </w:rPr>
+              <w:t>How many distinct strict general urgent-care facilities serve the market?</w:t>
             </w:r>
           </w:p>
         </w:tc>
@@ -163,27 +158,27 @@
       <w:tr>
         <w:tc>
           <w:tcPr>
-            <w:tcW w:type="dxa" w:w="2880"/>
-          </w:tcPr>
-          <w:p>
-            <w:r>
-              <w:rPr>
-                <w:sz w:val="16"/>
-              </w:rPr>
-              <w:t>Entry opportunities</w:t>
-            </w:r>
-          </w:p>
-        </w:tc>
-        <w:tc>
-          <w:tcPr>
-            <w:tcW w:type="dxa" w:w="7200"/>
-          </w:tcPr>
-          <w:p>
-            <w:r>
-              <w:rPr>
-                <w:sz w:val="16"/>
-              </w:rPr>
-              <w:t>Is there a public or clearly illustrative near-term entry path?</w:t>
+            <w:tcW w:type="dxa" w:w="5184"/>
+          </w:tcPr>
+          <w:p>
+            <w:r>
+              <w:rPr>
+                <w:sz w:val="16"/>
+              </w:rPr>
+              <w:t>Opportunity paths</w:t>
+            </w:r>
+          </w:p>
+        </w:tc>
+        <w:tc>
+          <w:tcPr>
+            <w:tcW w:type="dxa" w:w="5184"/>
+          </w:tcPr>
+          <w:p>
+            <w:r>
+              <w:rPr>
+                <w:sz w:val="16"/>
+              </w:rPr>
+              <w:t>What listed or sanitized entry paths are represented?</w:t>
             </w:r>
           </w:p>
         </w:tc>
@@ -191,27 +186,27 @@
       <w:tr>
         <w:tc>
           <w:tcPr>
-            <w:tcW w:type="dxa" w:w="2880"/>
-          </w:tcPr>
-          <w:p>
-            <w:r>
-              <w:rPr>
-                <w:sz w:val="16"/>
-              </w:rPr>
-              <w:t>Entry Feasibility</w:t>
-            </w:r>
-          </w:p>
-        </w:tc>
-        <w:tc>
-          <w:tcPr>
-            <w:tcW w:type="dxa" w:w="7200"/>
-          </w:tcPr>
-          <w:p>
-            <w:r>
-              <w:rPr>
-                <w:sz w:val="16"/>
-              </w:rPr>
-              <w:t>How strong is the best available demo path?</w:t>
+            <w:tcW w:type="dxa" w:w="5184"/>
+          </w:tcPr>
+          <w:p>
+            <w:r>
+              <w:rPr>
+                <w:sz w:val="16"/>
+              </w:rPr>
+              <w:t>Site diligence</w:t>
+            </w:r>
+          </w:p>
+        </w:tc>
+        <w:tc>
+          <w:tcPr>
+            <w:tcW w:type="dxa" w:w="5184"/>
+          </w:tcPr>
+          <w:p>
+            <w:r>
+              <w:rPr>
+                <w:sz w:val="16"/>
+              </w:rPr>
+              <w:t>Is a precise site available for downstream traffic review?</w:t>
             </w:r>
           </w:p>
         </w:tc>
@@ -219,7 +214,7 @@
       <w:tr>
         <w:tc>
           <w:tcPr>
-            <w:tcW w:type="dxa" w:w="2880"/>
+            <w:tcW w:type="dxa" w:w="5184"/>
           </w:tcPr>
           <w:p>
             <w:r>
@@ -232,20 +227,307 @@
         </w:tc>
         <w:tc>
           <w:tcPr>
-            <w:tcW w:type="dxa" w:w="7200"/>
-          </w:tcPr>
-          <w:p>
-            <w:r>
-              <w:rPr>
-                <w:sz w:val="16"/>
-              </w:rPr>
-              <w:t>Where should demo diligence happen first?</w:t>
+            <w:tcW w:type="dxa" w:w="5184"/>
+          </w:tcPr>
+          <w:p>
+            <w:r>
+              <w:rPr>
+                <w:sz w:val="16"/>
+              </w:rPr>
+              <w:t>Which demo markets combine attractiveness and entry feasibility?</w:t>
             </w:r>
           </w:p>
         </w:tc>
       </w:tr>
     </w:tbl>
-    <w:p/>
+    <w:p>
+      <w:r>
+        <w:t>Model: demo_expansion_score_v2. Min-max normalization across the fixed nine-market curated public universe.</w:t>
+      </w:r>
+    </w:p>
+    <w:p>
+      <w:r>
+        <w:t>The public demo mirrors production business concepts but not production normalization, weights, thresholds, rankings, targets, or evidence.</w:t>
+      </w:r>
+    </w:p>
+    <w:p>
+      <w:pPr>
+        <w:pStyle w:val="Heading2"/>
+      </w:pPr>
+      <w:r>
+        <w:t>Illustrative Demo Weights</w:t>
+      </w:r>
+    </w:p>
+    <w:tbl>
+      <w:tblPr>
+        <w:tblStyle w:val="TableGrid"/>
+        <w:tblW w:type="auto" w:w="0"/>
+        <w:tblLook w:firstColumn="1" w:firstRow="1" w:lastColumn="0" w:lastRow="0" w:noHBand="0" w:noVBand="1" w:val="04A0"/>
+      </w:tblPr>
+      <w:tblGrid>
+        <w:gridCol w:w="5184"/>
+        <w:gridCol w:w="5184"/>
+      </w:tblGrid>
+      <w:tr>
+        <w:trPr>
+          <w:tblHeader w:val="true"/>
+        </w:trPr>
+        <w:tc>
+          <w:tcPr>
+            <w:tcW w:type="dxa" w:w="5184"/>
+            <w:shd w:fill="E8EEF2"/>
+          </w:tcPr>
+          <w:p>
+            <w:r>
+              <w:rPr>
+                <w:b/>
+                <w:sz w:val="16"/>
+              </w:rPr>
+              <w:t>Component</w:t>
+            </w:r>
+          </w:p>
+        </w:tc>
+        <w:tc>
+          <w:tcPr>
+            <w:tcW w:type="dxa" w:w="5184"/>
+            <w:shd w:fill="E8EEF2"/>
+          </w:tcPr>
+          <w:p>
+            <w:r>
+              <w:rPr>
+                <w:b/>
+                <w:sz w:val="16"/>
+              </w:rPr>
+              <w:t>Weight</w:t>
+            </w:r>
+          </w:p>
+        </w:tc>
+      </w:tr>
+      <w:tr>
+        <w:tc>
+          <w:tcPr>
+            <w:tcW w:type="dxa" w:w="5184"/>
+          </w:tcPr>
+          <w:p>
+            <w:r>
+              <w:rPr>
+                <w:sz w:val="16"/>
+              </w:rPr>
+              <w:t>Population</w:t>
+            </w:r>
+          </w:p>
+        </w:tc>
+        <w:tc>
+          <w:tcPr>
+            <w:tcW w:type="dxa" w:w="5184"/>
+          </w:tcPr>
+          <w:p>
+            <w:r>
+              <w:rPr>
+                <w:sz w:val="16"/>
+              </w:rPr>
+              <w:t>15%</w:t>
+            </w:r>
+          </w:p>
+        </w:tc>
+      </w:tr>
+      <w:tr>
+        <w:tc>
+          <w:tcPr>
+            <w:tcW w:type="dxa" w:w="5184"/>
+          </w:tcPr>
+          <w:p>
+            <w:r>
+              <w:rPr>
+                <w:sz w:val="16"/>
+              </w:rPr>
+              <w:t>Population Growth</w:t>
+            </w:r>
+          </w:p>
+        </w:tc>
+        <w:tc>
+          <w:tcPr>
+            <w:tcW w:type="dxa" w:w="5184"/>
+          </w:tcPr>
+          <w:p>
+            <w:r>
+              <w:rPr>
+                <w:sz w:val="16"/>
+              </w:rPr>
+              <w:t>20%</w:t>
+            </w:r>
+          </w:p>
+        </w:tc>
+      </w:tr>
+      <w:tr>
+        <w:tc>
+          <w:tcPr>
+            <w:tcW w:type="dxa" w:w="5184"/>
+          </w:tcPr>
+          <w:p>
+            <w:r>
+              <w:rPr>
+                <w:sz w:val="16"/>
+              </w:rPr>
+              <w:t>Competitors Per 10000 Population</w:t>
+            </w:r>
+          </w:p>
+        </w:tc>
+        <w:tc>
+          <w:tcPr>
+            <w:tcW w:type="dxa" w:w="5184"/>
+          </w:tcPr>
+          <w:p>
+            <w:r>
+              <w:rPr>
+                <w:sz w:val="16"/>
+              </w:rPr>
+              <w:t>20%</w:t>
+            </w:r>
+          </w:p>
+        </w:tc>
+      </w:tr>
+      <w:tr>
+        <w:tc>
+          <w:tcPr>
+            <w:tcW w:type="dxa" w:w="5184"/>
+          </w:tcPr>
+          <w:p>
+            <w:r>
+              <w:rPr>
+                <w:sz w:val="16"/>
+              </w:rPr>
+              <w:t>Competitor Strength</w:t>
+            </w:r>
+          </w:p>
+        </w:tc>
+        <w:tc>
+          <w:tcPr>
+            <w:tcW w:type="dxa" w:w="5184"/>
+          </w:tcPr>
+          <w:p>
+            <w:r>
+              <w:rPr>
+                <w:sz w:val="16"/>
+              </w:rPr>
+              <w:t>10%</w:t>
+            </w:r>
+          </w:p>
+        </w:tc>
+      </w:tr>
+      <w:tr>
+        <w:tc>
+          <w:tcPr>
+            <w:tcW w:type="dxa" w:w="5184"/>
+          </w:tcPr>
+          <w:p>
+            <w:r>
+              <w:rPr>
+                <w:sz w:val="16"/>
+              </w:rPr>
+              <w:t>Competitive Availability Gap</w:t>
+            </w:r>
+          </w:p>
+        </w:tc>
+        <w:tc>
+          <w:tcPr>
+            <w:tcW w:type="dxa" w:w="5184"/>
+          </w:tcPr>
+          <w:p>
+            <w:r>
+              <w:rPr>
+                <w:sz w:val="16"/>
+              </w:rPr>
+              <w:t>10%</w:t>
+            </w:r>
+          </w:p>
+        </w:tc>
+      </w:tr>
+      <w:tr>
+        <w:tc>
+          <w:tcPr>
+            <w:tcW w:type="dxa" w:w="5184"/>
+          </w:tcPr>
+          <w:p>
+            <w:r>
+              <w:rPr>
+                <w:sz w:val="16"/>
+              </w:rPr>
+              <w:t>Clinical Workforce Growth</w:t>
+            </w:r>
+          </w:p>
+        </w:tc>
+        <w:tc>
+          <w:tcPr>
+            <w:tcW w:type="dxa" w:w="5184"/>
+          </w:tcPr>
+          <w:p>
+            <w:r>
+              <w:rPr>
+                <w:sz w:val="16"/>
+              </w:rPr>
+              <w:t>5%</w:t>
+            </w:r>
+          </w:p>
+        </w:tc>
+      </w:tr>
+      <w:tr>
+        <w:tc>
+          <w:tcPr>
+            <w:tcW w:type="dxa" w:w="5184"/>
+          </w:tcPr>
+          <w:p>
+            <w:r>
+              <w:rPr>
+                <w:sz w:val="16"/>
+              </w:rPr>
+              <w:t>Occupational Medicine Potential</w:t>
+            </w:r>
+          </w:p>
+        </w:tc>
+        <w:tc>
+          <w:tcPr>
+            <w:tcW w:type="dxa" w:w="5184"/>
+          </w:tcPr>
+          <w:p>
+            <w:r>
+              <w:rPr>
+                <w:sz w:val="16"/>
+              </w:rPr>
+              <w:t>10%</w:t>
+            </w:r>
+          </w:p>
+        </w:tc>
+      </w:tr>
+      <w:tr>
+        <w:tc>
+          <w:tcPr>
+            <w:tcW w:type="dxa" w:w="5184"/>
+          </w:tcPr>
+          <w:p>
+            <w:r>
+              <w:rPr>
+                <w:sz w:val="16"/>
+              </w:rPr>
+              <w:t>Primary Care Underserved</w:t>
+            </w:r>
+          </w:p>
+        </w:tc>
+        <w:tc>
+          <w:tcPr>
+            <w:tcW w:type="dxa" w:w="5184"/>
+          </w:tcPr>
+          <w:p>
+            <w:r>
+              <w:rPr>
+                <w:sz w:val="16"/>
+              </w:rPr>
+              <w:t>10%</w:t>
+            </w:r>
+          </w:p>
+        </w:tc>
+      </w:tr>
+    </w:tbl>
     <w:p>
       <w:pPr>
         <w:pStyle w:val="Heading2"/>
@@ -261,12 +543,12 @@
         <w:tblLook w:firstColumn="1" w:firstRow="1" w:lastColumn="0" w:lastRow="0" w:noHBand="0" w:noVBand="1" w:val="04A0"/>
       </w:tblPr>
       <w:tblGrid>
-        <w:gridCol w:w="1656"/>
-        <w:gridCol w:w="1656"/>
-        <w:gridCol w:w="1656"/>
-        <w:gridCol w:w="1656"/>
-        <w:gridCol w:w="1656"/>
-        <w:gridCol w:w="1656"/>
+        <w:gridCol w:w="1728"/>
+        <w:gridCol w:w="1728"/>
+        <w:gridCol w:w="1728"/>
+        <w:gridCol w:w="1728"/>
+        <w:gridCol w:w="1728"/>
+        <w:gridCol w:w="1728"/>
       </w:tblGrid>
       <w:tr>
         <w:trPr>
@@ -274,7 +556,7 @@
         </w:trPr>
         <w:tc>
           <w:tcPr>
-            <w:tcW w:type="dxa" w:w="1656"/>
+            <w:tcW w:type="dxa" w:w="1728"/>
             <w:shd w:fill="E8EEF2"/>
           </w:tcPr>
           <w:p>
@@ -289,7 +571,7 @@
         </w:tc>
         <w:tc>
           <w:tcPr>
-            <w:tcW w:type="dxa" w:w="1656"/>
+            <w:tcW w:type="dxa" w:w="1728"/>
             <w:shd w:fill="E8EEF2"/>
           </w:tcPr>
           <w:p>
@@ -304,7 +586,7 @@
         </w:tc>
         <w:tc>
           <w:tcPr>
-            <w:tcW w:type="dxa" w:w="1656"/>
+            <w:tcW w:type="dxa" w:w="1728"/>
             <w:shd w:fill="E8EEF2"/>
           </w:tcPr>
           <w:p>
@@ -319,7 +601,7 @@
         </w:tc>
         <w:tc>
           <w:tcPr>
-            <w:tcW w:type="dxa" w:w="1656"/>
+            <w:tcW w:type="dxa" w:w="1728"/>
             <w:shd w:fill="E8EEF2"/>
           </w:tcPr>
           <w:p>
@@ -328,13 +610,13 @@
                 <w:b/>
                 <w:sz w:val="16"/>
               </w:rPr>
-              <w:t>Demo Near-Term</w:t>
-            </w:r>
-          </w:p>
-        </w:tc>
-        <w:tc>
-          <w:tcPr>
-            <w:tcW w:type="dxa" w:w="1656"/>
+              <w:t>Near-Term</w:t>
+            </w:r>
+          </w:p>
+        </w:tc>
+        <w:tc>
+          <w:tcPr>
+            <w:tcW w:type="dxa" w:w="1728"/>
             <w:shd w:fill="E8EEF2"/>
           </w:tcPr>
           <w:p>
@@ -343,13 +625,13 @@
                 <w:b/>
                 <w:sz w:val="16"/>
               </w:rPr>
-              <w:t>Demo Expansion</w:t>
-            </w:r>
-          </w:p>
-        </w:tc>
-        <w:tc>
-          <w:tcPr>
-            <w:tcW w:type="dxa" w:w="1656"/>
+              <w:t>Expansion v2</w:t>
+            </w:r>
+          </w:p>
+        </w:tc>
+        <w:tc>
+          <w:tcPr>
+            <w:tcW w:type="dxa" w:w="1728"/>
             <w:shd w:fill="E8EEF2"/>
           </w:tcPr>
           <w:p>
@@ -358,7 +640,7 @@
                 <w:b/>
                 <w:sz w:val="16"/>
               </w:rPr>
-              <w:t>Demo Entry</w:t>
+              <w:t>Entry</w:t>
             </w:r>
           </w:p>
         </w:tc>
@@ -366,7 +648,7 @@
       <w:tr>
         <w:tc>
           <w:tcPr>
-            <w:tcW w:type="dxa" w:w="1656"/>
+            <w:tcW w:type="dxa" w:w="1728"/>
           </w:tcPr>
           <w:p>
             <w:r>
@@ -379,66 +661,66 @@
         </w:tc>
         <w:tc>
           <w:tcPr>
-            <w:tcW w:type="dxa" w:w="1656"/>
-          </w:tcPr>
-          <w:p>
-            <w:r>
-              <w:rPr>
-                <w:sz w:val="16"/>
-              </w:rPr>
-              <w:t>Hoffman Estates</w:t>
-            </w:r>
-          </w:p>
-        </w:tc>
-        <w:tc>
-          <w:tcPr>
-            <w:tcW w:type="dxa" w:w="1656"/>
-          </w:tcPr>
-          <w:p>
-            <w:r>
-              <w:rPr>
-                <w:sz w:val="16"/>
-              </w:rPr>
-              <w:t>Chicago Northwest Suburbs</w:t>
-            </w:r>
-          </w:p>
-        </w:tc>
-        <w:tc>
-          <w:tcPr>
-            <w:tcW w:type="dxa" w:w="1656"/>
-          </w:tcPr>
-          <w:p>
-            <w:r>
-              <w:rPr>
-                <w:sz w:val="16"/>
-              </w:rPr>
-              <w:t>81.3</w:t>
-            </w:r>
-          </w:p>
-        </w:tc>
-        <w:tc>
-          <w:tcPr>
-            <w:tcW w:type="dxa" w:w="1656"/>
-          </w:tcPr>
-          <w:p>
-            <w:r>
-              <w:rPr>
-                <w:sz w:val="16"/>
-              </w:rPr>
-              <w:t>67.6</w:t>
-            </w:r>
-          </w:p>
-        </w:tc>
-        <w:tc>
-          <w:tcPr>
-            <w:tcW w:type="dxa" w:w="1656"/>
-          </w:tcPr>
-          <w:p>
-            <w:r>
-              <w:rPr>
-                <w:sz w:val="16"/>
-              </w:rPr>
-              <w:t>97.8</w:t>
+            <w:tcW w:type="dxa" w:w="1728"/>
+          </w:tcPr>
+          <w:p>
+            <w:r>
+              <w:rPr>
+                <w:sz w:val="16"/>
+              </w:rPr>
+              <w:t>Royersford / Limerick</w:t>
+            </w:r>
+          </w:p>
+        </w:tc>
+        <w:tc>
+          <w:tcPr>
+            <w:tcW w:type="dxa" w:w="1728"/>
+          </w:tcPr>
+          <w:p>
+            <w:r>
+              <w:rPr>
+                <w:sz w:val="16"/>
+              </w:rPr>
+              <w:t>Greater Philadelphia</w:t>
+            </w:r>
+          </w:p>
+        </w:tc>
+        <w:tc>
+          <w:tcPr>
+            <w:tcW w:type="dxa" w:w="1728"/>
+          </w:tcPr>
+          <w:p>
+            <w:r>
+              <w:rPr>
+                <w:sz w:val="16"/>
+              </w:rPr>
+              <w:t>77.3</w:t>
+            </w:r>
+          </w:p>
+        </w:tc>
+        <w:tc>
+          <w:tcPr>
+            <w:tcW w:type="dxa" w:w="1728"/>
+          </w:tcPr>
+          <w:p>
+            <w:r>
+              <w:rPr>
+                <w:sz w:val="16"/>
+              </w:rPr>
+              <w:t>68.5</w:t>
+            </w:r>
+          </w:p>
+        </w:tc>
+        <w:tc>
+          <w:tcPr>
+            <w:tcW w:type="dxa" w:w="1728"/>
+          </w:tcPr>
+          <w:p>
+            <w:r>
+              <w:rPr>
+                <w:sz w:val="16"/>
+              </w:rPr>
+              <w:t>87.2</w:t>
             </w:r>
           </w:p>
         </w:tc>
@@ -446,7 +728,7 @@
       <w:tr>
         <w:tc>
           <w:tcPr>
-            <w:tcW w:type="dxa" w:w="1656"/>
+            <w:tcW w:type="dxa" w:w="1728"/>
           </w:tcPr>
           <w:p>
             <w:r>
@@ -459,66 +741,66 @@
         </w:tc>
         <w:tc>
           <w:tcPr>
-            <w:tcW w:type="dxa" w:w="1656"/>
-          </w:tcPr>
-          <w:p>
-            <w:r>
-              <w:rPr>
-                <w:sz w:val="16"/>
-              </w:rPr>
-              <w:t>Royersford / Limerick</w:t>
-            </w:r>
-          </w:p>
-        </w:tc>
-        <w:tc>
-          <w:tcPr>
-            <w:tcW w:type="dxa" w:w="1656"/>
-          </w:tcPr>
-          <w:p>
-            <w:r>
-              <w:rPr>
-                <w:sz w:val="16"/>
-              </w:rPr>
-              <w:t>Greater Philadelphia</w:t>
-            </w:r>
-          </w:p>
-        </w:tc>
-        <w:tc>
-          <w:tcPr>
-            <w:tcW w:type="dxa" w:w="1656"/>
-          </w:tcPr>
-          <w:p>
-            <w:r>
-              <w:rPr>
-                <w:sz w:val="16"/>
-              </w:rPr>
-              <w:t>70.9</w:t>
-            </w:r>
-          </w:p>
-        </w:tc>
-        <w:tc>
-          <w:tcPr>
-            <w:tcW w:type="dxa" w:w="1656"/>
-          </w:tcPr>
-          <w:p>
-            <w:r>
-              <w:rPr>
-                <w:sz w:val="16"/>
-              </w:rPr>
-              <w:t>59.5</w:t>
-            </w:r>
-          </w:p>
-        </w:tc>
-        <w:tc>
-          <w:tcPr>
-            <w:tcW w:type="dxa" w:w="1656"/>
-          </w:tcPr>
-          <w:p>
-            <w:r>
-              <w:rPr>
-                <w:sz w:val="16"/>
-              </w:rPr>
-              <w:t>84.4</w:t>
+            <w:tcW w:type="dxa" w:w="1728"/>
+          </w:tcPr>
+          <w:p>
+            <w:r>
+              <w:rPr>
+                <w:sz w:val="16"/>
+              </w:rPr>
+              <w:t>Hoffman Estates</w:t>
+            </w:r>
+          </w:p>
+        </w:tc>
+        <w:tc>
+          <w:tcPr>
+            <w:tcW w:type="dxa" w:w="1728"/>
+          </w:tcPr>
+          <w:p>
+            <w:r>
+              <w:rPr>
+                <w:sz w:val="16"/>
+              </w:rPr>
+              <w:t>Chicago Northwest Suburbs</w:t>
+            </w:r>
+          </w:p>
+        </w:tc>
+        <w:tc>
+          <w:tcPr>
+            <w:tcW w:type="dxa" w:w="1728"/>
+          </w:tcPr>
+          <w:p>
+            <w:r>
+              <w:rPr>
+                <w:sz w:val="16"/>
+              </w:rPr>
+              <w:t>72.9</w:t>
+            </w:r>
+          </w:p>
+        </w:tc>
+        <w:tc>
+          <w:tcPr>
+            <w:tcW w:type="dxa" w:w="1728"/>
+          </w:tcPr>
+          <w:p>
+            <w:r>
+              <w:rPr>
+                <w:sz w:val="16"/>
+              </w:rPr>
+              <w:t>54.3</w:t>
+            </w:r>
+          </w:p>
+        </w:tc>
+        <w:tc>
+          <w:tcPr>
+            <w:tcW w:type="dxa" w:w="1728"/>
+          </w:tcPr>
+          <w:p>
+            <w:r>
+              <w:rPr>
+                <w:sz w:val="16"/>
+              </w:rPr>
+              <w:t>97.8</w:t>
             </w:r>
           </w:p>
         </w:tc>
@@ -526,7 +808,7 @@
       <w:tr>
         <w:tc>
           <w:tcPr>
-            <w:tcW w:type="dxa" w:w="1656"/>
+            <w:tcW w:type="dxa" w:w="1728"/>
           </w:tcPr>
           <w:p>
             <w:r>
@@ -539,76 +821,71 @@
         </w:tc>
         <w:tc>
           <w:tcPr>
-            <w:tcW w:type="dxa" w:w="1656"/>
-          </w:tcPr>
-          <w:p>
-            <w:r>
-              <w:rPr>
-                <w:sz w:val="16"/>
-              </w:rPr>
-              <w:t>State College</w:t>
-            </w:r>
-          </w:p>
-        </w:tc>
-        <w:tc>
-          <w:tcPr>
-            <w:tcW w:type="dxa" w:w="1656"/>
-          </w:tcPr>
-          <w:p>
-            <w:r>
-              <w:rPr>
-                <w:sz w:val="16"/>
-              </w:rPr>
-              <w:t>State College</w:t>
-            </w:r>
-          </w:p>
-        </w:tc>
-        <w:tc>
-          <w:tcPr>
-            <w:tcW w:type="dxa" w:w="1656"/>
-          </w:tcPr>
-          <w:p>
-            <w:r>
-              <w:rPr>
-                <w:sz w:val="16"/>
-              </w:rPr>
-              <w:t>48.3</w:t>
-            </w:r>
-          </w:p>
-        </w:tc>
-        <w:tc>
-          <w:tcPr>
-            <w:tcW w:type="dxa" w:w="1656"/>
-          </w:tcPr>
-          <w:p>
-            <w:r>
-              <w:rPr>
-                <w:sz w:val="16"/>
-              </w:rPr>
-              <w:t>40.2</w:t>
-            </w:r>
-          </w:p>
-        </w:tc>
-        <w:tc>
-          <w:tcPr>
-            <w:tcW w:type="dxa" w:w="1656"/>
-          </w:tcPr>
-          <w:p>
-            <w:r>
-              <w:rPr>
-                <w:sz w:val="16"/>
-              </w:rPr>
-              <w:t>58.0</w:t>
+            <w:tcW w:type="dxa" w:w="1728"/>
+          </w:tcPr>
+          <w:p>
+            <w:r>
+              <w:rPr>
+                <w:sz w:val="16"/>
+              </w:rPr>
+              <w:t>Lancaster</w:t>
+            </w:r>
+          </w:p>
+        </w:tc>
+        <w:tc>
+          <w:tcPr>
+            <w:tcW w:type="dxa" w:w="1728"/>
+          </w:tcPr>
+          <w:p>
+            <w:r>
+              <w:rPr>
+                <w:sz w:val="16"/>
+              </w:rPr>
+              <w:t>Lancaster</w:t>
+            </w:r>
+          </w:p>
+        </w:tc>
+        <w:tc>
+          <w:tcPr>
+            <w:tcW w:type="dxa" w:w="1728"/>
+          </w:tcPr>
+          <w:p>
+            <w:r>
+              <w:rPr>
+                <w:sz w:val="16"/>
+              </w:rPr>
+              <w:t>60.7</w:t>
+            </w:r>
+          </w:p>
+        </w:tc>
+        <w:tc>
+          <w:tcPr>
+            <w:tcW w:type="dxa" w:w="1728"/>
+          </w:tcPr>
+          <w:p>
+            <w:r>
+              <w:rPr>
+                <w:sz w:val="16"/>
+              </w:rPr>
+              <w:t>67</w:t>
+            </w:r>
+          </w:p>
+        </w:tc>
+        <w:tc>
+          <w:tcPr>
+            <w:tcW w:type="dxa" w:w="1728"/>
+          </w:tcPr>
+          <w:p>
+            <w:r>
+              <w:rPr>
+                <w:sz w:val="16"/>
+              </w:rPr>
+              <w:t>55</w:t>
             </w:r>
           </w:p>
         </w:tc>
       </w:tr>
     </w:tbl>
-    <w:p>
-      <w:r>
-        <w:t>Public model: demo_expansion_score_v1. This report does not reproduce production weights or opportunity logic.</w:t>
-      </w:r>
-    </w:p>
     <w:p>
       <w:r>
         <w:br w:type="page"/>
@@ -619,12 +896,20 @@
         <w:pStyle w:val="Heading1"/>
       </w:pPr>
       <w:r>
-        <w:t>1. Hoffman Estates</w:t>
+        <w:t>1. Royersford / Limerick</w:t>
       </w:r>
     </w:p>
     <w:p>
       <w:r>
-        <w:t>Chicago Northwest Suburbs | Illinois | ZIP 60169</w:t>
+        <w:t>Greater Philadelphia | Pennsylvania | ZIP 19468</w:t>
+      </w:r>
+    </w:p>
+    <w:p>
+      <w:pPr>
+        <w:pStyle w:val="Heading2"/>
+      </w:pPr>
+      <w:r>
+        <w:t>Decision Scores</w:t>
       </w:r>
     </w:p>
     <w:tbl>
@@ -634,9 +919,10 @@
         <w:tblLook w:firstColumn="1" w:firstRow="1" w:lastColumn="0" w:lastRow="0" w:noHBand="0" w:noVBand="1" w:val="04A0"/>
       </w:tblPr>
       <w:tblGrid>
-        <w:gridCol w:w="3312"/>
-        <w:gridCol w:w="3312"/>
-        <w:gridCol w:w="3312"/>
+        <w:gridCol w:w="2592"/>
+        <w:gridCol w:w="2592"/>
+        <w:gridCol w:w="2592"/>
+        <w:gridCol w:w="2592"/>
       </w:tblGrid>
       <w:tr>
         <w:trPr>
@@ -644,7 +930,7 @@
         </w:trPr>
         <w:tc>
           <w:tcPr>
-            <w:tcW w:type="dxa" w:w="3312"/>
+            <w:tcW w:type="dxa" w:w="2592"/>
             <w:shd w:fill="E8EEF2"/>
           </w:tcPr>
           <w:p>
@@ -653,13 +939,13 @@
                 <w:b/>
                 <w:sz w:val="16"/>
               </w:rPr>
-              <w:t>Demo Near-Term Priority</w:t>
-            </w:r>
-          </w:p>
-        </w:tc>
-        <w:tc>
-          <w:tcPr>
-            <w:tcW w:type="dxa" w:w="3312"/>
+              <w:t>Demo Expansion Score v2</w:t>
+            </w:r>
+          </w:p>
+        </w:tc>
+        <w:tc>
+          <w:tcPr>
+            <w:tcW w:type="dxa" w:w="2592"/>
             <w:shd w:fill="E8EEF2"/>
           </w:tcPr>
           <w:p>
@@ -668,13 +954,13 @@
                 <w:b/>
                 <w:sz w:val="16"/>
               </w:rPr>
-              <w:t>Demo Expansion Score</w:t>
-            </w:r>
-          </w:p>
-        </w:tc>
-        <w:tc>
-          <w:tcPr>
-            <w:tcW w:type="dxa" w:w="3312"/>
+              <w:t>Entry Feasibility</w:t>
+            </w:r>
+          </w:p>
+        </w:tc>
+        <w:tc>
+          <w:tcPr>
+            <w:tcW w:type="dxa" w:w="2592"/>
             <w:shd w:fill="E8EEF2"/>
           </w:tcPr>
           <w:p>
@@ -683,7 +969,22 @@
                 <w:b/>
                 <w:sz w:val="16"/>
               </w:rPr>
-              <w:t>Demo Entry Feasibility</w:t>
+              <w:t>Near-Term Priority</w:t>
+            </w:r>
+          </w:p>
+        </w:tc>
+        <w:tc>
+          <w:tcPr>
+            <w:tcW w:type="dxa" w:w="2592"/>
+            <w:shd w:fill="E8EEF2"/>
+          </w:tcPr>
+          <w:p>
+            <w:r>
+              <w:rPr>
+                <w:b/>
+                <w:sz w:val="16"/>
+              </w:rPr>
+              <w:t>Completeness</w:t>
             </w:r>
           </w:p>
         </w:tc>
@@ -691,7 +992,7 @@
       <w:tr>
         <w:tc>
           <w:tcPr>
-            <w:tcW w:type="dxa" w:w="3312"/>
+            <w:tcW w:type="dxa" w:w="2592"/>
           </w:tcPr>
           <w:p>
             <w:pPr>
@@ -701,15 +1002,15 @@
               <w:rPr>
                 <w:b/>
                 <w:color w:val="136F63"/>
-                <w:sz w:val="30"/>
-              </w:rPr>
-              <w:t>81.3</w:t>
-            </w:r>
-          </w:p>
-        </w:tc>
-        <w:tc>
-          <w:tcPr>
-            <w:tcW w:type="dxa" w:w="3312"/>
+                <w:sz w:val="28"/>
+              </w:rPr>
+              <w:t>68.5</w:t>
+            </w:r>
+          </w:p>
+        </w:tc>
+        <w:tc>
+          <w:tcPr>
+            <w:tcW w:type="dxa" w:w="2592"/>
           </w:tcPr>
           <w:p>
             <w:pPr>
@@ -719,15 +1020,15 @@
               <w:rPr>
                 <w:b/>
                 <w:color w:val="136F63"/>
-                <w:sz w:val="30"/>
-              </w:rPr>
-              <w:t>67.6</w:t>
-            </w:r>
-          </w:p>
-        </w:tc>
-        <w:tc>
-          <w:tcPr>
-            <w:tcW w:type="dxa" w:w="3312"/>
+                <w:sz w:val="28"/>
+              </w:rPr>
+              <w:t>87.2</w:t>
+            </w:r>
+          </w:p>
+        </w:tc>
+        <w:tc>
+          <w:tcPr>
+            <w:tcW w:type="dxa" w:w="2592"/>
           </w:tcPr>
           <w:p>
             <w:pPr>
@@ -737,9 +1038,27 @@
               <w:rPr>
                 <w:b/>
                 <w:color w:val="136F63"/>
-                <w:sz w:val="30"/>
-              </w:rPr>
-              <w:t>97.8</w:t>
+                <w:sz w:val="28"/>
+              </w:rPr>
+              <w:t>77.3</w:t>
+            </w:r>
+          </w:p>
+        </w:tc>
+        <w:tc>
+          <w:tcPr>
+            <w:tcW w:type="dxa" w:w="2592"/>
+          </w:tcPr>
+          <w:p>
+            <w:pPr>
+              <w:jc w:val="center"/>
+            </w:pPr>
+            <w:r>
+              <w:rPr>
+                <w:b/>
+                <w:color w:val="136F63"/>
+                <w:sz w:val="28"/>
+              </w:rPr>
+              <w:t>100%</w:t>
             </w:r>
           </w:p>
         </w:tc>
@@ -752,8 +1071,8 @@
       <w:r>
         <w:drawing>
           <wp:inline xmlns:a="http://schemas.openxmlformats.org/drawingml/2006/main" xmlns:pic="http://schemas.openxmlformats.org/drawingml/2006/picture">
-            <wp:extent cx="5394960" cy="2157984"/>
-            <wp:docPr id="1" name="Picture 1" title="Census ZCTA market geometry" descr="Census ZCTA geometry for Hoffman Estates"/>
+            <wp:extent cx="5212080" cy="2084832"/>
+            <wp:docPr id="1" name="Picture 1" title="Census ZCTA market geometry" descr="Public Census ZCTA geometry for Royersford / Limerick"/>
             <wp:cNvGraphicFramePr>
               <a:graphicFrameLocks noChangeAspect="1"/>
             </wp:cNvGraphicFramePr>
@@ -761,7 +1080,7 @@
               <a:graphicData uri="http://schemas.openxmlformats.org/drawingml/2006/picture">
                 <pic:pic>
                   <pic:nvPicPr>
-                    <pic:cNvPr id="0" name="map_60169.png"/>
+                    <pic:cNvPr id="0" name="map_19468.png"/>
                     <pic:cNvPicPr/>
                   </pic:nvPicPr>
                   <pic:blipFill>
@@ -773,7 +1092,7 @@
                   <pic:spPr>
                     <a:xfrm>
                       <a:off x="0" y="0"/>
-                      <a:ext cx="5394960" cy="2157984"/>
+                      <a:ext cx="5212080" cy="2084832"/>
                     </a:xfrm>
                     <a:prstGeom prst="rect"/>
                   </pic:spPr>
@@ -786,22 +1105,10 @@
     </w:p>
     <w:p>
       <w:pPr>
-        <w:jc w:val="center"/>
-      </w:pPr>
-      <w:r>
-        <w:rPr>
-          <w:i/>
-          <w:sz w:val="16"/>
-        </w:rPr>
-        <w:t>U.S. Census Bureau TIGERweb 2020 ZCTA geometry</w:t>
-      </w:r>
-    </w:p>
-    <w:p>
-      <w:pPr>
         <w:pStyle w:val="Heading2"/>
       </w:pPr>
       <w:r>
-        <w:t>Market Overview</w:t>
+        <w:t>Score Breakdown</w:t>
       </w:r>
     </w:p>
     <w:tbl>
@@ -811,8 +1118,12 @@
         <w:tblLook w:firstColumn="1" w:firstRow="1" w:lastColumn="0" w:lastRow="0" w:noHBand="0" w:noVBand="1" w:val="04A0"/>
       </w:tblPr>
       <w:tblGrid>
-        <w:gridCol w:w="4968"/>
-        <w:gridCol w:w="4968"/>
+        <w:gridCol w:w="1728"/>
+        <w:gridCol w:w="1728"/>
+        <w:gridCol w:w="1728"/>
+        <w:gridCol w:w="1728"/>
+        <w:gridCol w:w="1728"/>
+        <w:gridCol w:w="1728"/>
       </w:tblGrid>
       <w:tr>
         <w:trPr>
@@ -820,7 +1131,7 @@
         </w:trPr>
         <w:tc>
           <w:tcPr>
-            <w:tcW w:type="dxa" w:w="6624"/>
+            <w:tcW w:type="dxa" w:w="1800"/>
             <w:shd w:fill="E8EEF2"/>
           </w:tcPr>
           <w:p>
@@ -829,7 +1140,67 @@
                 <w:b/>
                 <w:sz w:val="16"/>
               </w:rPr>
-              <w:t>Indicator</w:t>
+              <w:t>Metric</w:t>
+            </w:r>
+          </w:p>
+        </w:tc>
+        <w:tc>
+          <w:tcPr>
+            <w:tcW w:type="dxa" w:w="1656"/>
+            <w:shd w:fill="E8EEF2"/>
+          </w:tcPr>
+          <w:p>
+            <w:r>
+              <w:rPr>
+                <w:b/>
+                <w:sz w:val="16"/>
+              </w:rPr>
+              <w:t>Raw Value</w:t>
+            </w:r>
+          </w:p>
+        </w:tc>
+        <w:tc>
+          <w:tcPr>
+            <w:tcW w:type="dxa" w:w="1080"/>
+            <w:shd w:fill="E8EEF2"/>
+          </w:tcPr>
+          <w:p>
+            <w:r>
+              <w:rPr>
+                <w:b/>
+                <w:sz w:val="16"/>
+              </w:rPr>
+              <w:t>Normalized Score</w:t>
+            </w:r>
+          </w:p>
+        </w:tc>
+        <w:tc>
+          <w:tcPr>
+            <w:tcW w:type="dxa" w:w="792"/>
+            <w:shd w:fill="E8EEF2"/>
+          </w:tcPr>
+          <w:p>
+            <w:r>
+              <w:rPr>
+                <w:b/>
+                <w:sz w:val="16"/>
+              </w:rPr>
+              <w:t>Weight</w:t>
+            </w:r>
+          </w:p>
+        </w:tc>
+        <w:tc>
+          <w:tcPr>
+            <w:tcW w:type="dxa" w:w="1008"/>
+            <w:shd w:fill="E8EEF2"/>
+          </w:tcPr>
+          <w:p>
+            <w:r>
+              <w:rPr>
+                <w:b/>
+                <w:sz w:val="16"/>
+              </w:rPr>
+              <w:t>Contribution</w:t>
             </w:r>
           </w:p>
         </w:tc>
@@ -844,7 +1215,7 @@
                 <w:b/>
                 <w:sz w:val="16"/>
               </w:rPr>
-              <w:t>Value</w:t>
+              <w:t>Explanation</w:t>
             </w:r>
           </w:p>
         </w:tc>
@@ -852,7 +1223,7 @@
       <w:tr>
         <w:tc>
           <w:tcPr>
-            <w:tcW w:type="dxa" w:w="6624"/>
+            <w:tcW w:type="dxa" w:w="1800"/>
           </w:tcPr>
           <w:p>
             <w:r>
@@ -865,6 +1236,58 @@
         </w:tc>
         <w:tc>
           <w:tcPr>
+            <w:tcW w:type="dxa" w:w="1656"/>
+          </w:tcPr>
+          <w:p>
+            <w:r>
+              <w:rPr>
+                <w:sz w:val="16"/>
+              </w:rPr>
+              <w:t>28,194</w:t>
+            </w:r>
+          </w:p>
+        </w:tc>
+        <w:tc>
+          <w:tcPr>
+            <w:tcW w:type="dxa" w:w="1080"/>
+          </w:tcPr>
+          <w:p>
+            <w:r>
+              <w:rPr>
+                <w:sz w:val="16"/>
+              </w:rPr>
+              <w:t>34.0</w:t>
+            </w:r>
+          </w:p>
+        </w:tc>
+        <w:tc>
+          <w:tcPr>
+            <w:tcW w:type="dxa" w:w="792"/>
+          </w:tcPr>
+          <w:p>
+            <w:r>
+              <w:rPr>
+                <w:sz w:val="16"/>
+              </w:rPr>
+              <w:t>15%</w:t>
+            </w:r>
+          </w:p>
+        </w:tc>
+        <w:tc>
+          <w:tcPr>
+            <w:tcW w:type="dxa" w:w="1008"/>
+          </w:tcPr>
+          <w:p>
+            <w:r>
+              <w:rPr>
+                <w:sz w:val="16"/>
+              </w:rPr>
+              <w:t>5.1</w:t>
+            </w:r>
+          </w:p>
+        </w:tc>
+        <w:tc>
+          <w:tcPr>
             <w:tcW w:type="dxa" w:w="3456"/>
           </w:tcPr>
           <w:p>
@@ -872,7 +1295,7 @@
               <w:rPr>
                 <w:sz w:val="16"/>
               </w:rPr>
-              <w:t>33,401</w:t>
+              <w:t>Larger markets provide greater absolute demand potential. [real_public_observation]</w:t>
             </w:r>
           </w:p>
         </w:tc>
@@ -880,7 +1303,7 @@
       <w:tr>
         <w:tc>
           <w:tcPr>
-            <w:tcW w:type="dxa" w:w="6624"/>
+            <w:tcW w:type="dxa" w:w="1800"/>
           </w:tcPr>
           <w:p>
             <w:r>
@@ -893,6 +1316,58 @@
         </w:tc>
         <w:tc>
           <w:tcPr>
+            <w:tcW w:type="dxa" w:w="1656"/>
+          </w:tcPr>
+          <w:p>
+            <w:r>
+              <w:rPr>
+                <w:sz w:val="16"/>
+              </w:rPr>
+              <w:t>8.4 % change, 2019-2024</w:t>
+            </w:r>
+          </w:p>
+        </w:tc>
+        <w:tc>
+          <w:tcPr>
+            <w:tcW w:type="dxa" w:w="1080"/>
+          </w:tcPr>
+          <w:p>
+            <w:r>
+              <w:rPr>
+                <w:sz w:val="16"/>
+              </w:rPr>
+              <w:t>89.3</w:t>
+            </w:r>
+          </w:p>
+        </w:tc>
+        <w:tc>
+          <w:tcPr>
+            <w:tcW w:type="dxa" w:w="792"/>
+          </w:tcPr>
+          <w:p>
+            <w:r>
+              <w:rPr>
+                <w:sz w:val="16"/>
+              </w:rPr>
+              <w:t>20%</w:t>
+            </w:r>
+          </w:p>
+        </w:tc>
+        <w:tc>
+          <w:tcPr>
+            <w:tcW w:type="dxa" w:w="1008"/>
+          </w:tcPr>
+          <w:p>
+            <w:r>
+              <w:rPr>
+                <w:sz w:val="16"/>
+              </w:rPr>
+              <w:t>17.9</w:t>
+            </w:r>
+          </w:p>
+        </w:tc>
+        <w:tc>
+          <w:tcPr>
             <w:tcW w:type="dxa" w:w="3456"/>
           </w:tcPr>
           <w:p>
@@ -900,7 +1375,7 @@
               <w:rPr>
                 <w:sz w:val="16"/>
               </w:rPr>
-              <w:t>0.1%</w:t>
+              <w:t>Faster growth indicates expanding future demand. [derived_public_observation]</w:t>
             </w:r>
           </w:p>
         </w:tc>
@@ -908,14 +1383,66 @@
       <w:tr>
         <w:tc>
           <w:tcPr>
-            <w:tcW w:type="dxa" w:w="6624"/>
-          </w:tcPr>
-          <w:p>
-            <w:r>
-              <w:rPr>
-                <w:sz w:val="16"/>
-              </w:rPr>
-              <w:t>Competitors / 10k</w:t>
+            <w:tcW w:type="dxa" w:w="1800"/>
+          </w:tcPr>
+          <w:p>
+            <w:r>
+              <w:rPr>
+                <w:sz w:val="16"/>
+              </w:rPr>
+              <w:t>Competitors / 10k Population</w:t>
+            </w:r>
+          </w:p>
+        </w:tc>
+        <w:tc>
+          <w:tcPr>
+            <w:tcW w:type="dxa" w:w="1656"/>
+          </w:tcPr>
+          <w:p>
+            <w:r>
+              <w:rPr>
+                <w:sz w:val="16"/>
+              </w:rPr>
+              <w:t>0.7 physical competitors per 10k</w:t>
+            </w:r>
+          </w:p>
+        </w:tc>
+        <w:tc>
+          <w:tcPr>
+            <w:tcW w:type="dxa" w:w="1080"/>
+          </w:tcPr>
+          <w:p>
+            <w:r>
+              <w:rPr>
+                <w:sz w:val="16"/>
+              </w:rPr>
+              <w:t>72.7</w:t>
+            </w:r>
+          </w:p>
+        </w:tc>
+        <w:tc>
+          <w:tcPr>
+            <w:tcW w:type="dxa" w:w="792"/>
+          </w:tcPr>
+          <w:p>
+            <w:r>
+              <w:rPr>
+                <w:sz w:val="16"/>
+              </w:rPr>
+              <w:t>20%</w:t>
+            </w:r>
+          </w:p>
+        </w:tc>
+        <w:tc>
+          <w:tcPr>
+            <w:tcW w:type="dxa" w:w="1008"/>
+          </w:tcPr>
+          <w:p>
+            <w:r>
+              <w:rPr>
+                <w:sz w:val="16"/>
+              </w:rPr>
+              <w:t>14.5</w:t>
             </w:r>
           </w:p>
         </w:tc>
@@ -928,7 +1455,7 @@
               <w:rPr>
                 <w:sz w:val="16"/>
               </w:rPr>
-              <w:t>0.60  ++</w:t>
+              <w:t>Measures urgent-care supply relative to population; lower saturation is more favorable. [derived_public_observation]</w:t>
             </w:r>
           </w:p>
         </w:tc>
@@ -936,14 +1463,66 @@
       <w:tr>
         <w:tc>
           <w:tcPr>
-            <w:tcW w:type="dxa" w:w="6624"/>
-          </w:tcPr>
-          <w:p>
-            <w:r>
-              <w:rPr>
-                <w:sz w:val="16"/>
-              </w:rPr>
-              <w:t>Avg Competitor Rating</w:t>
+            <w:tcW w:type="dxa" w:w="1800"/>
+          </w:tcPr>
+          <w:p>
+            <w:r>
+              <w:rPr>
+                <w:sz w:val="16"/>
+              </w:rPr>
+              <w:t>Competitor Strength</w:t>
+            </w:r>
+          </w:p>
+        </w:tc>
+        <w:tc>
+          <w:tcPr>
+            <w:tcW w:type="dxa" w:w="1656"/>
+          </w:tcPr>
+          <w:p>
+            <w:r>
+              <w:rPr>
+                <w:sz w:val="16"/>
+              </w:rPr>
+              <w:t>55.0 illustrative index</w:t>
+            </w:r>
+          </w:p>
+        </w:tc>
+        <w:tc>
+          <w:tcPr>
+            <w:tcW w:type="dxa" w:w="1080"/>
+          </w:tcPr>
+          <w:p>
+            <w:r>
+              <w:rPr>
+                <w:sz w:val="16"/>
+              </w:rPr>
+              <w:t>100.0</w:t>
+            </w:r>
+          </w:p>
+        </w:tc>
+        <w:tc>
+          <w:tcPr>
+            <w:tcW w:type="dxa" w:w="792"/>
+          </w:tcPr>
+          <w:p>
+            <w:r>
+              <w:rPr>
+                <w:sz w:val="16"/>
+              </w:rPr>
+              <w:t>10%</w:t>
+            </w:r>
+          </w:p>
+        </w:tc>
+        <w:tc>
+          <w:tcPr>
+            <w:tcW w:type="dxa" w:w="1008"/>
+          </w:tcPr>
+          <w:p>
+            <w:r>
+              <w:rPr>
+                <w:sz w:val="16"/>
+              </w:rPr>
+              <w:t>10.0</w:t>
             </w:r>
           </w:p>
         </w:tc>
@@ -956,7 +1535,7 @@
               <w:rPr>
                 <w:sz w:val="16"/>
               </w:rPr>
-              <w:t>Not stored</w:t>
+              <w:t>Combines public ratings and log-adjusted review volume conceptually to approximate competitive entrenchment. [illustrative_demo_value]</w:t>
             </w:r>
           </w:p>
         </w:tc>
@@ -964,14 +1543,66 @@
       <w:tr>
         <w:tc>
           <w:tcPr>
-            <w:tcW w:type="dxa" w:w="6624"/>
-          </w:tcPr>
-          <w:p>
-            <w:r>
-              <w:rPr>
-                <w:sz w:val="16"/>
-              </w:rPr>
-              <w:t>Avg Weekly Open Hours</w:t>
+            <w:tcW w:type="dxa" w:w="1800"/>
+          </w:tcPr>
+          <w:p>
+            <w:r>
+              <w:rPr>
+                <w:sz w:val="16"/>
+              </w:rPr>
+              <w:t>Competitive Availability Gap</w:t>
+            </w:r>
+          </w:p>
+        </w:tc>
+        <w:tc>
+          <w:tcPr>
+            <w:tcW w:type="dxa" w:w="1656"/>
+          </w:tcPr>
+          <w:p>
+            <w:r>
+              <w:rPr>
+                <w:sz w:val="16"/>
+              </w:rPr>
+              <w:t>45.0 % of standard hours</w:t>
+            </w:r>
+          </w:p>
+        </w:tc>
+        <w:tc>
+          <w:tcPr>
+            <w:tcW w:type="dxa" w:w="1080"/>
+          </w:tcPr>
+          <w:p>
+            <w:r>
+              <w:rPr>
+                <w:sz w:val="16"/>
+              </w:rPr>
+              <w:t>100.0</w:t>
+            </w:r>
+          </w:p>
+        </w:tc>
+        <w:tc>
+          <w:tcPr>
+            <w:tcW w:type="dxa" w:w="792"/>
+          </w:tcPr>
+          <w:p>
+            <w:r>
+              <w:rPr>
+                <w:sz w:val="16"/>
+              </w:rPr>
+              <w:t>10%</w:t>
+            </w:r>
+          </w:p>
+        </w:tc>
+        <w:tc>
+          <w:tcPr>
+            <w:tcW w:type="dxa" w:w="1008"/>
+          </w:tcPr>
+          <w:p>
+            <w:r>
+              <w:rPr>
+                <w:sz w:val="16"/>
+              </w:rPr>
+              <w:t>10.0</w:t>
             </w:r>
           </w:p>
         </w:tc>
@@ -984,7 +1615,247 @@
               <w:rPr>
                 <w:sz w:val="16"/>
               </w:rPr>
-              <w:t>Not verified</w:t>
+              <w:t>Estimates standard urgent-care hours when relatively few competitors are open. [illustrative_demo_value]</w:t>
+            </w:r>
+          </w:p>
+        </w:tc>
+      </w:tr>
+      <w:tr>
+        <w:tc>
+          <w:tcPr>
+            <w:tcW w:type="dxa" w:w="1800"/>
+          </w:tcPr>
+          <w:p>
+            <w:r>
+              <w:rPr>
+                <w:sz w:val="16"/>
+              </w:rPr>
+              <w:t>Clinical Workforce Growth</w:t>
+            </w:r>
+          </w:p>
+        </w:tc>
+        <w:tc>
+          <w:tcPr>
+            <w:tcW w:type="dxa" w:w="1656"/>
+          </w:tcPr>
+          <w:p>
+            <w:r>
+              <w:rPr>
+                <w:sz w:val="16"/>
+              </w:rPr>
+              <w:t>4.6 % illustrative change</w:t>
+            </w:r>
+          </w:p>
+        </w:tc>
+        <w:tc>
+          <w:tcPr>
+            <w:tcW w:type="dxa" w:w="1080"/>
+          </w:tcPr>
+          <w:p>
+            <w:r>
+              <w:rPr>
+                <w:sz w:val="16"/>
+              </w:rPr>
+              <w:t>100.0</w:t>
+            </w:r>
+          </w:p>
+        </w:tc>
+        <w:tc>
+          <w:tcPr>
+            <w:tcW w:type="dxa" w:w="792"/>
+          </w:tcPr>
+          <w:p>
+            <w:r>
+              <w:rPr>
+                <w:sz w:val="16"/>
+              </w:rPr>
+              <w:t>5%</w:t>
+            </w:r>
+          </w:p>
+        </w:tc>
+        <w:tc>
+          <w:tcPr>
+            <w:tcW w:type="dxa" w:w="1008"/>
+          </w:tcPr>
+          <w:p>
+            <w:r>
+              <w:rPr>
+                <w:sz w:val="16"/>
+              </w:rPr>
+              <w:t>5.0</w:t>
+            </w:r>
+          </w:p>
+        </w:tc>
+        <w:tc>
+          <w:tcPr>
+            <w:tcW w:type="dxa" w:w="3456"/>
+          </w:tcPr>
+          <w:p>
+            <w:r>
+              <w:rPr>
+                <w:sz w:val="16"/>
+              </w:rPr>
+              <w:t>Indicates whether the local clinician ecosystem appears to be expanding. [illustrative_demo_value]</w:t>
+            </w:r>
+          </w:p>
+        </w:tc>
+      </w:tr>
+      <w:tr>
+        <w:tc>
+          <w:tcPr>
+            <w:tcW w:type="dxa" w:w="1800"/>
+          </w:tcPr>
+          <w:p>
+            <w:r>
+              <w:rPr>
+                <w:sz w:val="16"/>
+              </w:rPr>
+              <w:t>Occupational Medicine Potential</w:t>
+            </w:r>
+          </w:p>
+        </w:tc>
+        <w:tc>
+          <w:tcPr>
+            <w:tcW w:type="dxa" w:w="1656"/>
+          </w:tcPr>
+          <w:p>
+            <w:r>
+              <w:rPr>
+                <w:sz w:val="16"/>
+              </w:rPr>
+              <w:t>18.0 % illustrative industrial/logistics share</w:t>
+            </w:r>
+          </w:p>
+        </w:tc>
+        <w:tc>
+          <w:tcPr>
+            <w:tcW w:type="dxa" w:w="1080"/>
+          </w:tcPr>
+          <w:p>
+            <w:r>
+              <w:rPr>
+                <w:sz w:val="16"/>
+              </w:rPr>
+              <w:t>60.0</w:t>
+            </w:r>
+          </w:p>
+        </w:tc>
+        <w:tc>
+          <w:tcPr>
+            <w:tcW w:type="dxa" w:w="792"/>
+          </w:tcPr>
+          <w:p>
+            <w:r>
+              <w:rPr>
+                <w:sz w:val="16"/>
+              </w:rPr>
+              <w:t>10%</w:t>
+            </w:r>
+          </w:p>
+        </w:tc>
+        <w:tc>
+          <w:tcPr>
+            <w:tcW w:type="dxa" w:w="1008"/>
+          </w:tcPr>
+          <w:p>
+            <w:r>
+              <w:rPr>
+                <w:sz w:val="16"/>
+              </w:rPr>
+              <w:t>6.0</w:t>
+            </w:r>
+          </w:p>
+        </w:tc>
+        <w:tc>
+          <w:tcPr>
+            <w:tcW w:type="dxa" w:w="3456"/>
+          </w:tcPr>
+          <w:p>
+            <w:r>
+              <w:rPr>
+                <w:sz w:val="16"/>
+              </w:rPr>
+              <w:t>Uses employment composition to approximate employer-health and occupational-care demand. [illustrative_demo_value]</w:t>
+            </w:r>
+          </w:p>
+        </w:tc>
+      </w:tr>
+      <w:tr>
+        <w:tc>
+          <w:tcPr>
+            <w:tcW w:type="dxa" w:w="1800"/>
+          </w:tcPr>
+          <w:p>
+            <w:r>
+              <w:rPr>
+                <w:sz w:val="16"/>
+              </w:rPr>
+              <w:t>Primary-Care Underserved</w:t>
+            </w:r>
+          </w:p>
+        </w:tc>
+        <w:tc>
+          <w:tcPr>
+            <w:tcW w:type="dxa" w:w="1656"/>
+          </w:tcPr>
+          <w:p>
+            <w:r>
+              <w:rPr>
+                <w:sz w:val="16"/>
+              </w:rPr>
+              <w:t>2.3 % uninsured access proxy</w:t>
+            </w:r>
+          </w:p>
+        </w:tc>
+        <w:tc>
+          <w:tcPr>
+            <w:tcW w:type="dxa" w:w="1080"/>
+          </w:tcPr>
+          <w:p>
+            <w:r>
+              <w:rPr>
+                <w:sz w:val="16"/>
+              </w:rPr>
+              <w:t>0.0</w:t>
+            </w:r>
+          </w:p>
+        </w:tc>
+        <w:tc>
+          <w:tcPr>
+            <w:tcW w:type="dxa" w:w="792"/>
+          </w:tcPr>
+          <w:p>
+            <w:r>
+              <w:rPr>
+                <w:sz w:val="16"/>
+              </w:rPr>
+              <w:t>10%</w:t>
+            </w:r>
+          </w:p>
+        </w:tc>
+        <w:tc>
+          <w:tcPr>
+            <w:tcW w:type="dxa" w:w="1008"/>
+          </w:tcPr>
+          <w:p>
+            <w:r>
+              <w:rPr>
+                <w:sz w:val="16"/>
+              </w:rPr>
+              <w:t>0.0</w:t>
+            </w:r>
+          </w:p>
+        </w:tc>
+        <w:tc>
+          <w:tcPr>
+            <w:tcW w:type="dxa" w:w="3456"/>
+          </w:tcPr>
+          <w:p>
+            <w:r>
+              <w:rPr>
+                <w:sz w:val="16"/>
+              </w:rPr>
+              <w:t>Represents a simplified public access-gap proxy that may support demand for convenient care. [derived_public_observation]</w:t>
             </w:r>
           </w:p>
         </w:tc>
@@ -1005,11 +1876,11 @@
         <w:tblLook w:firstColumn="1" w:firstRow="1" w:lastColumn="0" w:lastRow="0" w:noHBand="0" w:noVBand="1" w:val="04A0"/>
       </w:tblPr>
       <w:tblGrid>
-        <w:gridCol w:w="1987"/>
-        <w:gridCol w:w="1987"/>
-        <w:gridCol w:w="1987"/>
-        <w:gridCol w:w="1987"/>
-        <w:gridCol w:w="1987"/>
+        <w:gridCol w:w="2074"/>
+        <w:gridCol w:w="2074"/>
+        <w:gridCol w:w="2074"/>
+        <w:gridCol w:w="2074"/>
+        <w:gridCol w:w="2074"/>
       </w:tblGrid>
       <w:tr>
         <w:trPr>
@@ -1017,7 +1888,7 @@
         </w:trPr>
         <w:tc>
           <w:tcPr>
-            <w:tcW w:type="dxa" w:w="1987"/>
+            <w:tcW w:type="dxa" w:w="2074"/>
             <w:shd w:fill="E8EEF2"/>
           </w:tcPr>
           <w:p>
@@ -1026,13 +1897,13 @@
                 <w:b/>
                 <w:sz w:val="16"/>
               </w:rPr>
-              <w:t>Competitor</w:t>
-            </w:r>
-          </w:p>
-        </w:tc>
-        <w:tc>
-          <w:tcPr>
-            <w:tcW w:type="dxa" w:w="1987"/>
+              <w:t>Physical Urgent-Care Facility</w:t>
+            </w:r>
+          </w:p>
+        </w:tc>
+        <w:tc>
+          <w:tcPr>
+            <w:tcW w:type="dxa" w:w="2074"/>
             <w:shd w:fill="E8EEF2"/>
           </w:tcPr>
           <w:p>
@@ -1047,7 +1918,7 @@
         </w:tc>
         <w:tc>
           <w:tcPr>
-            <w:tcW w:type="dxa" w:w="1987"/>
+            <w:tcW w:type="dxa" w:w="2074"/>
             <w:shd w:fill="E8EEF2"/>
           </w:tcPr>
           <w:p>
@@ -1062,7 +1933,7 @@
         </w:tc>
         <w:tc>
           <w:tcPr>
-            <w:tcW w:type="dxa" w:w="1987"/>
+            <w:tcW w:type="dxa" w:w="2074"/>
             <w:shd w:fill="E8EEF2"/>
           </w:tcPr>
           <w:p>
@@ -1071,13 +1942,13 @@
                 <w:b/>
                 <w:sz w:val="16"/>
               </w:rPr>
-              <w:t>Weekly hours</w:t>
-            </w:r>
-          </w:p>
-        </w:tc>
-        <w:tc>
-          <w:tcPr>
-            <w:tcW w:type="dxa" w:w="1987"/>
+              <w:t>Weekly Hours</w:t>
+            </w:r>
+          </w:p>
+        </w:tc>
+        <w:tc>
+          <w:tcPr>
+            <w:tcW w:type="dxa" w:w="2074"/>
             <w:shd w:fill="E8EEF2"/>
           </w:tcPr>
           <w:p>
@@ -1086,7 +1957,7 @@
                 <w:b/>
                 <w:sz w:val="16"/>
               </w:rPr>
-              <w:t>Operator / type</w:t>
+              <w:t>Category / Operator</w:t>
             </w:r>
           </w:p>
         </w:tc>
@@ -1094,20 +1965,20 @@
       <w:tr>
         <w:tc>
           <w:tcPr>
-            <w:tcW w:type="dxa" w:w="1987"/>
-          </w:tcPr>
-          <w:p>
-            <w:r>
-              <w:rPr>
-                <w:sz w:val="16"/>
-              </w:rPr>
-              <w:t>Physicians Immediate Care</w:t>
-            </w:r>
-          </w:p>
-        </w:tc>
-        <w:tc>
-          <w:tcPr>
-            <w:tcW w:type="dxa" w:w="1987"/>
+            <w:tcW w:type="dxa" w:w="2074"/>
+          </w:tcPr>
+          <w:p>
+            <w:r>
+              <w:rPr>
+                <w:sz w:val="16"/>
+              </w:rPr>
+              <w:t>Tower Health Urgent Care - Limerick</w:t>
+            </w:r>
+          </w:p>
+        </w:tc>
+        <w:tc>
+          <w:tcPr>
+            <w:tcW w:type="dxa" w:w="2074"/>
           </w:tcPr>
           <w:p>
             <w:r>
@@ -1120,7 +1991,7 @@
         </w:tc>
         <w:tc>
           <w:tcPr>
-            <w:tcW w:type="dxa" w:w="1987"/>
+            <w:tcW w:type="dxa" w:w="2074"/>
           </w:tcPr>
           <w:p>
             <w:r>
@@ -1133,27 +2004,27 @@
         </w:tc>
         <w:tc>
           <w:tcPr>
-            <w:tcW w:type="dxa" w:w="1987"/>
-          </w:tcPr>
-          <w:p>
-            <w:r>
-              <w:rPr>
-                <w:sz w:val="16"/>
-              </w:rPr>
-              <w:t>Not verified</w:t>
-            </w:r>
-          </w:p>
-        </w:tc>
-        <w:tc>
-          <w:tcPr>
-            <w:tcW w:type="dxa" w:w="1987"/>
-          </w:tcPr>
-          <w:p>
-            <w:r>
-              <w:rPr>
-                <w:sz w:val="16"/>
-              </w:rPr>
-              <w:t>Urgent care</w:t>
+            <w:tcW w:type="dxa" w:w="2074"/>
+          </w:tcPr>
+          <w:p>
+            <w:r>
+              <w:rPr>
+                <w:sz w:val="16"/>
+              </w:rPr>
+              <w:t>84</w:t>
+            </w:r>
+          </w:p>
+        </w:tc>
+        <w:tc>
+          <w:tcPr>
+            <w:tcW w:type="dxa" w:w="2074"/>
+          </w:tcPr>
+          <w:p>
+            <w:r>
+              <w:rPr>
+                <w:sz w:val="16"/>
+              </w:rPr>
+              <w:t>Health-system urgent care</w:t>
             </w:r>
           </w:p>
         </w:tc>
@@ -1161,20 +2032,20 @@
       <w:tr>
         <w:tc>
           <w:tcPr>
-            <w:tcW w:type="dxa" w:w="1987"/>
-          </w:tcPr>
-          <w:p>
-            <w:r>
-              <w:rPr>
-                <w:sz w:val="16"/>
-              </w:rPr>
-              <w:t>Ascension Saint Alexius Immediate Care</w:t>
-            </w:r>
-          </w:p>
-        </w:tc>
-        <w:tc>
-          <w:tcPr>
-            <w:tcW w:type="dxa" w:w="1987"/>
+            <w:tcW w:type="dxa" w:w="2074"/>
+          </w:tcPr>
+          <w:p>
+            <w:r>
+              <w:rPr>
+                <w:sz w:val="16"/>
+              </w:rPr>
+              <w:t>AFC Urgent Care Limerick</w:t>
+            </w:r>
+          </w:p>
+        </w:tc>
+        <w:tc>
+          <w:tcPr>
+            <w:tcW w:type="dxa" w:w="2074"/>
           </w:tcPr>
           <w:p>
             <w:r>
@@ -1187,7 +2058,7 @@
         </w:tc>
         <w:tc>
           <w:tcPr>
-            <w:tcW w:type="dxa" w:w="1987"/>
+            <w:tcW w:type="dxa" w:w="2074"/>
           </w:tcPr>
           <w:p>
             <w:r>
@@ -1200,7 +2071,7 @@
         </w:tc>
         <w:tc>
           <w:tcPr>
-            <w:tcW w:type="dxa" w:w="1987"/>
+            <w:tcW w:type="dxa" w:w="2074"/>
           </w:tcPr>
           <w:p>
             <w:r>
@@ -1213,14 +2084,14 @@
         </w:tc>
         <w:tc>
           <w:tcPr>
-            <w:tcW w:type="dxa" w:w="1987"/>
-          </w:tcPr>
-          <w:p>
-            <w:r>
-              <w:rPr>
-                <w:sz w:val="16"/>
-              </w:rPr>
-              <w:t>Health-system immediate care</w:t>
+            <w:tcW w:type="dxa" w:w="2074"/>
+          </w:tcPr>
+          <w:p>
+            <w:r>
+              <w:rPr>
+                <w:sz w:val="16"/>
+              </w:rPr>
+              <w:t>Urgent care</w:t>
             </w:r>
           </w:p>
         </w:tc>
@@ -1231,7 +2102,7 @@
         <w:pStyle w:val="Heading2"/>
       </w:pPr>
       <w:r>
-        <w:t>Entry Opportunities</w:t>
+        <w:t>Opportunity Paths</w:t>
       </w:r>
     </w:p>
     <w:tbl>
@@ -1241,10 +2112,12 @@
         <w:tblLook w:firstColumn="1" w:firstRow="1" w:lastColumn="0" w:lastRow="0" w:noHBand="0" w:noVBand="1" w:val="04A0"/>
       </w:tblPr>
       <w:tblGrid>
-        <w:gridCol w:w="2484"/>
-        <w:gridCol w:w="2484"/>
-        <w:gridCol w:w="2484"/>
-        <w:gridCol w:w="2484"/>
+        <w:gridCol w:w="1728"/>
+        <w:gridCol w:w="1728"/>
+        <w:gridCol w:w="1728"/>
+        <w:gridCol w:w="1728"/>
+        <w:gridCol w:w="1728"/>
+        <w:gridCol w:w="1728"/>
       </w:tblGrid>
       <w:tr>
         <w:trPr>
@@ -1252,7 +2125,7 @@
         </w:trPr>
         <w:tc>
           <w:tcPr>
-            <w:tcW w:type="dxa" w:w="2484"/>
+            <w:tcW w:type="dxa" w:w="1728"/>
             <w:shd w:fill="E8EEF2"/>
           </w:tcPr>
           <w:p>
@@ -1267,7 +2140,7 @@
         </w:tc>
         <w:tc>
           <w:tcPr>
-            <w:tcW w:type="dxa" w:w="2484"/>
+            <w:tcW w:type="dxa" w:w="1728"/>
             <w:shd w:fill="E8EEF2"/>
           </w:tcPr>
           <w:p>
@@ -1276,13 +2149,13 @@
                 <w:b/>
                 <w:sz w:val="16"/>
               </w:rPr>
-              <w:t>Opportunity / scenario</w:t>
-            </w:r>
-          </w:p>
-        </w:tc>
-        <w:tc>
-          <w:tcPr>
-            <w:tcW w:type="dxa" w:w="2484"/>
+              <w:t>Opportunity / Scenario</w:t>
+            </w:r>
+          </w:p>
+        </w:tc>
+        <w:tc>
+          <w:tcPr>
+            <w:tcW w:type="dxa" w:w="1728"/>
             <w:shd w:fill="E8EEF2"/>
           </w:tcPr>
           <w:p>
@@ -1291,13 +2164,13 @@
                 <w:b/>
                 <w:sz w:val="16"/>
               </w:rPr>
-              <w:t>Demo score</w:t>
-            </w:r>
-          </w:p>
-        </w:tc>
-        <w:tc>
-          <w:tcPr>
-            <w:tcW w:type="dxa" w:w="2484"/>
+              <w:t>Status</w:t>
+            </w:r>
+          </w:p>
+        </w:tc>
+        <w:tc>
+          <w:tcPr>
+            <w:tcW w:type="dxa" w:w="1728"/>
             <w:shd w:fill="E8EEF2"/>
           </w:tcPr>
           <w:p>
@@ -1306,7 +2179,37 @@
                 <w:b/>
                 <w:sz w:val="16"/>
               </w:rPr>
-              <w:t>Confidence</w:t>
+              <w:t>Demo Score</w:t>
+            </w:r>
+          </w:p>
+        </w:tc>
+        <w:tc>
+          <w:tcPr>
+            <w:tcW w:type="dxa" w:w="1728"/>
+            <w:shd w:fill="E8EEF2"/>
+          </w:tcPr>
+          <w:p>
+            <w:r>
+              <w:rPr>
+                <w:b/>
+                <w:sz w:val="16"/>
+              </w:rPr>
+              <w:t>Provenance</w:t>
+            </w:r>
+          </w:p>
+        </w:tc>
+        <w:tc>
+          <w:tcPr>
+            <w:tcW w:type="dxa" w:w="1728"/>
+            <w:shd w:fill="E8EEF2"/>
+          </w:tcPr>
+          <w:p>
+            <w:r>
+              <w:rPr>
+                <w:b/>
+                <w:sz w:val="16"/>
+              </w:rPr>
+              <w:t>Site Traffic</w:t>
             </w:r>
           </w:p>
         </w:tc>
@@ -1314,53 +2217,79 @@
       <w:tr>
         <w:tc>
           <w:tcPr>
-            <w:tcW w:type="dxa" w:w="2484"/>
-          </w:tcPr>
-          <w:p>
-            <w:r>
-              <w:rPr>
-                <w:sz w:val="16"/>
-              </w:rPr>
-              <w:t>Public listed acquisition</w:t>
-            </w:r>
-          </w:p>
-        </w:tc>
-        <w:tc>
-          <w:tcPr>
-            <w:tcW w:type="dxa" w:w="2484"/>
-          </w:tcPr>
-          <w:p>
-            <w:r>
-              <w:rPr>
-                <w:sz w:val="16"/>
-              </w:rPr>
-              <w:t>Premier OB/GYN &amp; Med Spa Practice - Chicago Suburb</w:t>
-            </w:r>
-          </w:p>
-        </w:tc>
-        <w:tc>
-          <w:tcPr>
-            <w:tcW w:type="dxa" w:w="2484"/>
-          </w:tcPr>
-          <w:p>
-            <w:r>
-              <w:rPr>
-                <w:sz w:val="16"/>
-              </w:rPr>
-              <w:t>92</w:t>
-            </w:r>
-          </w:p>
-        </w:tc>
-        <w:tc>
-          <w:tcPr>
-            <w:tcW w:type="dxa" w:w="2484"/>
-          </w:tcPr>
-          <w:p>
-            <w:r>
-              <w:rPr>
-                <w:sz w:val="16"/>
-              </w:rPr>
-              <w:t>High</w:t>
+            <w:tcW w:type="dxa" w:w="1728"/>
+          </w:tcPr>
+          <w:p>
+            <w:r>
+              <w:rPr>
+                <w:sz w:val="16"/>
+              </w:rPr>
+              <w:t>Offmarket Target</w:t>
+            </w:r>
+          </w:p>
+        </w:tc>
+        <w:tc>
+          <w:tcPr>
+            <w:tcW w:type="dxa" w:w="1728"/>
+          </w:tcPr>
+          <w:p>
+            <w:r>
+              <w:rPr>
+                <w:sz w:val="16"/>
+              </w:rPr>
+              <w:t>Illustrative Independent Operator</w:t>
+            </w:r>
+          </w:p>
+        </w:tc>
+        <w:tc>
+          <w:tcPr>
+            <w:tcW w:type="dxa" w:w="1728"/>
+          </w:tcPr>
+          <w:p>
+            <w:r>
+              <w:rPr>
+                <w:sz w:val="16"/>
+              </w:rPr>
+              <w:t>sanitized case study</w:t>
+            </w:r>
+          </w:p>
+        </w:tc>
+        <w:tc>
+          <w:tcPr>
+            <w:tcW w:type="dxa" w:w="1728"/>
+          </w:tcPr>
+          <w:p>
+            <w:r>
+              <w:rPr>
+                <w:sz w:val="16"/>
+              </w:rPr>
+              <w:t>78</w:t>
+            </w:r>
+          </w:p>
+        </w:tc>
+        <w:tc>
+          <w:tcPr>
+            <w:tcW w:type="dxa" w:w="1728"/>
+          </w:tcPr>
+          <w:p>
+            <w:r>
+              <w:rPr>
+                <w:sz w:val="16"/>
+              </w:rPr>
+              <w:t>illustrative_demo_value</w:t>
+            </w:r>
+          </w:p>
+        </w:tc>
+        <w:tc>
+          <w:tcPr>
+            <w:tcW w:type="dxa" w:w="1728"/>
+          </w:tcPr>
+          <w:p>
+            <w:r>
+              <w:rPr>
+                <w:sz w:val="16"/>
+              </w:rPr>
+              <w:t>Precise location unavailable</w:t>
             </w:r>
           </w:p>
         </w:tc>
@@ -1368,53 +2297,159 @@
       <w:tr>
         <w:tc>
           <w:tcPr>
-            <w:tcW w:type="dxa" w:w="2484"/>
-          </w:tcPr>
-          <w:p>
-            <w:r>
-              <w:rPr>
-                <w:sz w:val="16"/>
-              </w:rPr>
-              <w:t>Real estate</w:t>
-            </w:r>
-          </w:p>
-        </w:tc>
-        <w:tc>
-          <w:tcPr>
-            <w:tcW w:type="dxa" w:w="2484"/>
-          </w:tcPr>
-          <w:p>
-            <w:r>
-              <w:rPr>
-                <w:sz w:val="16"/>
-              </w:rPr>
-              <w:t>Illustrative medical-office alternative</w:t>
-            </w:r>
-          </w:p>
-        </w:tc>
-        <w:tc>
-          <w:tcPr>
-            <w:tcW w:type="dxa" w:w="2484"/>
-          </w:tcPr>
-          <w:p>
-            <w:r>
-              <w:rPr>
-                <w:sz w:val="16"/>
-              </w:rPr>
-              <w:t>58</w:t>
-            </w:r>
-          </w:p>
-        </w:tc>
-        <w:tc>
-          <w:tcPr>
-            <w:tcW w:type="dxa" w:w="2484"/>
-          </w:tcPr>
-          <w:p>
-            <w:r>
-              <w:rPr>
-                <w:sz w:val="16"/>
-              </w:rPr>
-              <w:t>Low</w:t>
+            <w:tcW w:type="dxa" w:w="1728"/>
+          </w:tcPr>
+          <w:p>
+            <w:r>
+              <w:rPr>
+                <w:sz w:val="16"/>
+              </w:rPr>
+              <w:t>Occupational Medicine Target</w:t>
+            </w:r>
+          </w:p>
+        </w:tc>
+        <w:tc>
+          <w:tcPr>
+            <w:tcW w:type="dxa" w:w="1728"/>
+          </w:tcPr>
+          <w:p>
+            <w:r>
+              <w:rPr>
+                <w:sz w:val="16"/>
+              </w:rPr>
+              <w:t>Illustrative Occupational Health Target</w:t>
+            </w:r>
+          </w:p>
+        </w:tc>
+        <w:tc>
+          <w:tcPr>
+            <w:tcW w:type="dxa" w:w="1728"/>
+          </w:tcPr>
+          <w:p>
+            <w:r>
+              <w:rPr>
+                <w:sz w:val="16"/>
+              </w:rPr>
+              <w:t>sanitized case study</w:t>
+            </w:r>
+          </w:p>
+        </w:tc>
+        <w:tc>
+          <w:tcPr>
+            <w:tcW w:type="dxa" w:w="1728"/>
+          </w:tcPr>
+          <w:p>
+            <w:r>
+              <w:rPr>
+                <w:sz w:val="16"/>
+              </w:rPr>
+              <w:t>55</w:t>
+            </w:r>
+          </w:p>
+        </w:tc>
+        <w:tc>
+          <w:tcPr>
+            <w:tcW w:type="dxa" w:w="1728"/>
+          </w:tcPr>
+          <w:p>
+            <w:r>
+              <w:rPr>
+                <w:sz w:val="16"/>
+              </w:rPr>
+              <w:t>illustrative_demo_value</w:t>
+            </w:r>
+          </w:p>
+        </w:tc>
+        <w:tc>
+          <w:tcPr>
+            <w:tcW w:type="dxa" w:w="1728"/>
+          </w:tcPr>
+          <w:p>
+            <w:r>
+              <w:rPr>
+                <w:sz w:val="16"/>
+              </w:rPr>
+              <w:t>Precise location unavailable</w:t>
+            </w:r>
+          </w:p>
+        </w:tc>
+      </w:tr>
+      <w:tr>
+        <w:tc>
+          <w:tcPr>
+            <w:tcW w:type="dxa" w:w="1728"/>
+          </w:tcPr>
+          <w:p>
+            <w:r>
+              <w:rPr>
+                <w:sz w:val="16"/>
+              </w:rPr>
+              <w:t>Real Estate</w:t>
+            </w:r>
+          </w:p>
+        </w:tc>
+        <w:tc>
+          <w:tcPr>
+            <w:tcW w:type="dxa" w:w="1728"/>
+          </w:tcPr>
+          <w:p>
+            <w:r>
+              <w:rPr>
+                <w:sz w:val="16"/>
+              </w:rPr>
+              <w:t>Illustrative medical-office conversion path</w:t>
+            </w:r>
+          </w:p>
+        </w:tc>
+        <w:tc>
+          <w:tcPr>
+            <w:tcW w:type="dxa" w:w="1728"/>
+          </w:tcPr>
+          <w:p>
+            <w:r>
+              <w:rPr>
+                <w:sz w:val="16"/>
+              </w:rPr>
+              <w:t>illustrative demo path</w:t>
+            </w:r>
+          </w:p>
+        </w:tc>
+        <w:tc>
+          <w:tcPr>
+            <w:tcW w:type="dxa" w:w="1728"/>
+          </w:tcPr>
+          <w:p>
+            <w:r>
+              <w:rPr>
+                <w:sz w:val="16"/>
+              </w:rPr>
+              <w:t>64</w:t>
+            </w:r>
+          </w:p>
+        </w:tc>
+        <w:tc>
+          <w:tcPr>
+            <w:tcW w:type="dxa" w:w="1728"/>
+          </w:tcPr>
+          <w:p>
+            <w:r>
+              <w:rPr>
+                <w:sz w:val="16"/>
+              </w:rPr>
+              <w:t>illustrative_demo_value</w:t>
+            </w:r>
+          </w:p>
+        </w:tc>
+        <w:tc>
+          <w:tcPr>
+            <w:tcW w:type="dxa" w:w="1728"/>
+          </w:tcPr>
+          <w:p>
+            <w:r>
+              <w:rPr>
+                <w:sz w:val="16"/>
+              </w:rPr>
+              <w:t>Precise location unavailable</w:t>
             </w:r>
           </w:p>
         </w:tc>
@@ -1425,7 +2460,7 @@
         <w:pStyle w:val="Heading2"/>
       </w:pPr>
       <w:r>
-        <w:t>Metric Scoring</w:t>
+        <w:t>Additional Context</w:t>
       </w:r>
     </w:p>
     <w:tbl>
@@ -1435,10 +2470,8 @@
         <w:tblLook w:firstColumn="1" w:firstRow="1" w:lastColumn="0" w:lastRow="0" w:noHBand="0" w:noVBand="1" w:val="04A0"/>
       </w:tblPr>
       <w:tblGrid>
-        <w:gridCol w:w="2484"/>
-        <w:gridCol w:w="2484"/>
-        <w:gridCol w:w="2484"/>
-        <w:gridCol w:w="2484"/>
+        <w:gridCol w:w="5184"/>
+        <w:gridCol w:w="5184"/>
       </w:tblGrid>
       <w:tr>
         <w:trPr>
@@ -1446,7 +2479,7 @@
         </w:trPr>
         <w:tc>
           <w:tcPr>
-            <w:tcW w:type="dxa" w:w="2484"/>
+            <w:tcW w:type="dxa" w:w="5184"/>
             <w:shd w:fill="E8EEF2"/>
           </w:tcPr>
           <w:p>
@@ -1455,13 +2488,13 @@
                 <w:b/>
                 <w:sz w:val="16"/>
               </w:rPr>
-              <w:t>Metric</w:t>
-            </w:r>
-          </w:p>
-        </w:tc>
-        <w:tc>
-          <w:tcPr>
-            <w:tcW w:type="dxa" w:w="2484"/>
+              <w:t>Context</w:t>
+            </w:r>
+          </w:p>
+        </w:tc>
+        <w:tc>
+          <w:tcPr>
+            <w:tcW w:type="dxa" w:w="5184"/>
             <w:shd w:fill="E8EEF2"/>
           </w:tcPr>
           <w:p>
@@ -1470,37 +2503,7 @@
                 <w:b/>
                 <w:sz w:val="16"/>
               </w:rPr>
-              <w:t>Normalized</w:t>
-            </w:r>
-          </w:p>
-        </w:tc>
-        <w:tc>
-          <w:tcPr>
-            <w:tcW w:type="dxa" w:w="2484"/>
-            <w:shd w:fill="E8EEF2"/>
-          </w:tcPr>
-          <w:p>
-            <w:r>
-              <w:rPr>
-                <w:b/>
-                <w:sz w:val="16"/>
-              </w:rPr>
-              <w:t>Weight</w:t>
-            </w:r>
-          </w:p>
-        </w:tc>
-        <w:tc>
-          <w:tcPr>
-            <w:tcW w:type="dxa" w:w="2484"/>
-            <w:shd w:fill="E8EEF2"/>
-          </w:tcPr>
-          <w:p>
-            <w:r>
-              <w:rPr>
-                <w:b/>
-                <w:sz w:val="16"/>
-              </w:rPr>
-              <w:t>Contribution</w:t>
+              <w:t>Value</w:t>
             </w:r>
           </w:p>
         </w:tc>
@@ -1508,53 +2511,27 @@
       <w:tr>
         <w:tc>
           <w:tcPr>
-            <w:tcW w:type="dxa" w:w="2484"/>
-          </w:tcPr>
-          <w:p>
-            <w:r>
-              <w:rPr>
-                <w:sz w:val="16"/>
-              </w:rPr>
-              <w:t>Population / Demand</w:t>
-            </w:r>
-          </w:p>
-        </w:tc>
-        <w:tc>
-          <w:tcPr>
-            <w:tcW w:type="dxa" w:w="2484"/>
-          </w:tcPr>
-          <w:p>
-            <w:r>
-              <w:rPr>
-                <w:sz w:val="16"/>
-              </w:rPr>
-              <w:t>46.2</w:t>
-            </w:r>
-          </w:p>
-        </w:tc>
-        <w:tc>
-          <w:tcPr>
-            <w:tcW w:type="dxa" w:w="2484"/>
-          </w:tcPr>
-          <w:p>
-            <w:r>
-              <w:rPr>
-                <w:sz w:val="16"/>
-              </w:rPr>
-              <w:t>25%</w:t>
-            </w:r>
-          </w:p>
-        </w:tc>
-        <w:tc>
-          <w:tcPr>
-            <w:tcW w:type="dxa" w:w="2484"/>
-          </w:tcPr>
-          <w:p>
-            <w:r>
-              <w:rPr>
-                <w:sz w:val="16"/>
-              </w:rPr>
-              <w:t>11.6</w:t>
+            <w:tcW w:type="dxa" w:w="5184"/>
+          </w:tcPr>
+          <w:p>
+            <w:r>
+              <w:rPr>
+                <w:sz w:val="16"/>
+              </w:rPr>
+              <w:t>Geometry</w:t>
+            </w:r>
+          </w:p>
+        </w:tc>
+        <w:tc>
+          <w:tcPr>
+            <w:tcW w:type="dxa" w:w="5184"/>
+          </w:tcPr>
+          <w:p>
+            <w:r>
+              <w:rPr>
+                <w:sz w:val="16"/>
+              </w:rPr>
+              <w:t>Five-mile demo analysis area centered on Census ZCTA 19468</w:t>
             </w:r>
           </w:p>
         </w:tc>
@@ -1562,53 +2539,27 @@
       <w:tr>
         <w:tc>
           <w:tcPr>
-            <w:tcW w:type="dxa" w:w="2484"/>
-          </w:tcPr>
-          <w:p>
-            <w:r>
-              <w:rPr>
-                <w:sz w:val="16"/>
-              </w:rPr>
-              <w:t>Population Growth</w:t>
-            </w:r>
-          </w:p>
-        </w:tc>
-        <w:tc>
-          <w:tcPr>
-            <w:tcW w:type="dxa" w:w="2484"/>
-          </w:tcPr>
-          <w:p>
-            <w:r>
-              <w:rPr>
-                <w:sz w:val="16"/>
-              </w:rPr>
-              <w:t>49.0</w:t>
-            </w:r>
-          </w:p>
-        </w:tc>
-        <w:tc>
-          <w:tcPr>
-            <w:tcW w:type="dxa" w:w="2484"/>
-          </w:tcPr>
-          <w:p>
-            <w:r>
-              <w:rPr>
-                <w:sz w:val="16"/>
-              </w:rPr>
-              <w:t>20%</w:t>
-            </w:r>
-          </w:p>
-        </w:tc>
-        <w:tc>
-          <w:tcPr>
-            <w:tcW w:type="dxa" w:w="2484"/>
-          </w:tcPr>
-          <w:p>
-            <w:r>
-              <w:rPr>
-                <w:sz w:val="16"/>
-              </w:rPr>
-              <w:t>9.8</w:t>
+            <w:tcW w:type="dxa" w:w="5184"/>
+          </w:tcPr>
+          <w:p>
+            <w:r>
+              <w:rPr>
+                <w:sz w:val="16"/>
+              </w:rPr>
+              <w:t>Input provenance</w:t>
+            </w:r>
+          </w:p>
+        </w:tc>
+        <w:tc>
+          <w:tcPr>
+            <w:tcW w:type="dxa" w:w="5184"/>
+          </w:tcPr>
+          <w:p>
+            <w:r>
+              <w:rPr>
+                <w:sz w:val="16"/>
+              </w:rPr>
+              <w:t>1 public, 3 derived, 4 illustrative score inputs</w:t>
             </w:r>
           </w:p>
         </w:tc>
@@ -1616,171 +2567,32 @@
       <w:tr>
         <w:tc>
           <w:tcPr>
-            <w:tcW w:type="dxa" w:w="2484"/>
-          </w:tcPr>
-          <w:p>
-            <w:r>
-              <w:rPr>
-                <w:sz w:val="16"/>
-              </w:rPr>
-              <w:t>Competitive Saturation</w:t>
-            </w:r>
-          </w:p>
-        </w:tc>
-        <w:tc>
-          <w:tcPr>
-            <w:tcW w:type="dxa" w:w="2484"/>
-          </w:tcPr>
-          <w:p>
-            <w:r>
-              <w:rPr>
-                <w:sz w:val="16"/>
-              </w:rPr>
-              <w:t>81.8</w:t>
-            </w:r>
-          </w:p>
-        </w:tc>
-        <w:tc>
-          <w:tcPr>
-            <w:tcW w:type="dxa" w:w="2484"/>
-          </w:tcPr>
-          <w:p>
-            <w:r>
-              <w:rPr>
-                <w:sz w:val="16"/>
-              </w:rPr>
-              <w:t>25%</w:t>
-            </w:r>
-          </w:p>
-        </w:tc>
-        <w:tc>
-          <w:tcPr>
-            <w:tcW w:type="dxa" w:w="2484"/>
-          </w:tcPr>
-          <w:p>
-            <w:r>
-              <w:rPr>
-                <w:sz w:val="16"/>
-              </w:rPr>
-              <w:t>20.5</w:t>
-            </w:r>
-          </w:p>
-        </w:tc>
-      </w:tr>
-      <w:tr>
-        <w:tc>
-          <w:tcPr>
-            <w:tcW w:type="dxa" w:w="2484"/>
-          </w:tcPr>
-          <w:p>
-            <w:r>
-              <w:rPr>
-                <w:sz w:val="16"/>
-              </w:rPr>
-              <w:t>Healthcare Access Gap</w:t>
-            </w:r>
-          </w:p>
-        </w:tc>
-        <w:tc>
-          <w:tcPr>
-            <w:tcW w:type="dxa" w:w="2484"/>
-          </w:tcPr>
-          <w:p>
-            <w:r>
-              <w:rPr>
-                <w:sz w:val="16"/>
-              </w:rPr>
-              <w:t>100.0</w:t>
-            </w:r>
-          </w:p>
-        </w:tc>
-        <w:tc>
-          <w:tcPr>
-            <w:tcW w:type="dxa" w:w="2484"/>
-          </w:tcPr>
-          <w:p>
-            <w:r>
-              <w:rPr>
-                <w:sz w:val="16"/>
-              </w:rPr>
-              <w:t>15%</w:t>
-            </w:r>
-          </w:p>
-        </w:tc>
-        <w:tc>
-          <w:tcPr>
-            <w:tcW w:type="dxa" w:w="2484"/>
-          </w:tcPr>
-          <w:p>
-            <w:r>
-              <w:rPr>
-                <w:sz w:val="16"/>
-              </w:rPr>
-              <w:t>15.0</w:t>
-            </w:r>
-          </w:p>
-        </w:tc>
-      </w:tr>
-      <w:tr>
-        <w:tc>
-          <w:tcPr>
-            <w:tcW w:type="dxa" w:w="2484"/>
-          </w:tcPr>
-          <w:p>
-            <w:r>
-              <w:rPr>
-                <w:sz w:val="16"/>
-              </w:rPr>
-              <w:t>Employment / Activity</w:t>
-            </w:r>
-          </w:p>
-        </w:tc>
-        <w:tc>
-          <w:tcPr>
-            <w:tcW w:type="dxa" w:w="2484"/>
-          </w:tcPr>
-          <w:p>
-            <w:r>
-              <w:rPr>
-                <w:sz w:val="16"/>
-              </w:rPr>
-              <w:t>71.9</w:t>
-            </w:r>
-          </w:p>
-        </w:tc>
-        <w:tc>
-          <w:tcPr>
-            <w:tcW w:type="dxa" w:w="2484"/>
-          </w:tcPr>
-          <w:p>
-            <w:r>
-              <w:rPr>
-                <w:sz w:val="16"/>
-              </w:rPr>
-              <w:t>15%</w:t>
-            </w:r>
-          </w:p>
-        </w:tc>
-        <w:tc>
-          <w:tcPr>
-            <w:tcW w:type="dxa" w:w="2484"/>
-          </w:tcPr>
-          <w:p>
-            <w:r>
-              <w:rPr>
-                <w:sz w:val="16"/>
-              </w:rPr>
-              <w:t>10.8</w:t>
+            <w:tcW w:type="dxa" w:w="5184"/>
+          </w:tcPr>
+          <w:p>
+            <w:r>
+              <w:rPr>
+                <w:sz w:val="16"/>
+              </w:rPr>
+              <w:t>Methodology</w:t>
+            </w:r>
+          </w:p>
+        </w:tc>
+        <w:tc>
+          <w:tcPr>
+            <w:tcW w:type="dxa" w:w="5184"/>
+          </w:tcPr>
+          <w:p>
+            <w:r>
+              <w:rPr>
+                <w:sz w:val="16"/>
+              </w:rPr>
+              <w:t>Real ZCTA geography and labeled public or illustrative observations are paired with demo_expansion_score_v2. U.S. Census Bureau TIGERweb, 2020 ZCTA geometry. The public map uses a 5-mile circular analysis area rather than the literal ZIP boundary. Production normalization, weights, thresholds, rankings, and opportunity intelligence are intentionally excluded.</w:t>
             </w:r>
           </w:p>
         </w:tc>
       </w:tr>
     </w:tbl>
-    <w:p>
-      <w:r>
-        <w:t>Source lineage: ACS 2019/2024 5-year estimates, Census TIGERweb geometry, linked public operator pages, and explicitly labeled public or illustrative opportunity evidence. No production records are included.</w:t>
-      </w:r>
-    </w:p>
     <w:p>
       <w:r>
         <w:br w:type="page"/>
@@ -1791,12 +2603,20 @@
         <w:pStyle w:val="Heading1"/>
       </w:pPr>
       <w:r>
-        <w:t>2. Royersford / Limerick</w:t>
+        <w:t>2. Hoffman Estates</w:t>
       </w:r>
     </w:p>
     <w:p>
       <w:r>
-        <w:t>Greater Philadelphia | Pennsylvania | ZIP 19468</w:t>
+        <w:t>Chicago Northwest Suburbs | Illinois | ZIP 60169</w:t>
+      </w:r>
+    </w:p>
+    <w:p>
+      <w:pPr>
+        <w:pStyle w:val="Heading2"/>
+      </w:pPr>
+      <w:r>
+        <w:t>Decision Scores</w:t>
       </w:r>
     </w:p>
     <w:tbl>
@@ -1806,9 +2626,10 @@
         <w:tblLook w:firstColumn="1" w:firstRow="1" w:lastColumn="0" w:lastRow="0" w:noHBand="0" w:noVBand="1" w:val="04A0"/>
       </w:tblPr>
       <w:tblGrid>
-        <w:gridCol w:w="3312"/>
-        <w:gridCol w:w="3312"/>
-        <w:gridCol w:w="3312"/>
+        <w:gridCol w:w="2592"/>
+        <w:gridCol w:w="2592"/>
+        <w:gridCol w:w="2592"/>
+        <w:gridCol w:w="2592"/>
       </w:tblGrid>
       <w:tr>
         <w:trPr>
@@ -1816,7 +2637,7 @@
         </w:trPr>
         <w:tc>
           <w:tcPr>
-            <w:tcW w:type="dxa" w:w="3312"/>
+            <w:tcW w:type="dxa" w:w="2592"/>
             <w:shd w:fill="E8EEF2"/>
           </w:tcPr>
           <w:p>
@@ -1825,13 +2646,13 @@
                 <w:b/>
                 <w:sz w:val="16"/>
               </w:rPr>
-              <w:t>Demo Near-Term Priority</w:t>
-            </w:r>
-          </w:p>
-        </w:tc>
-        <w:tc>
-          <w:tcPr>
-            <w:tcW w:type="dxa" w:w="3312"/>
+              <w:t>Demo Expansion Score v2</w:t>
+            </w:r>
+          </w:p>
+        </w:tc>
+        <w:tc>
+          <w:tcPr>
+            <w:tcW w:type="dxa" w:w="2592"/>
             <w:shd w:fill="E8EEF2"/>
           </w:tcPr>
           <w:p>
@@ -1840,13 +2661,13 @@
                 <w:b/>
                 <w:sz w:val="16"/>
               </w:rPr>
-              <w:t>Demo Expansion Score</w:t>
-            </w:r>
-          </w:p>
-        </w:tc>
-        <w:tc>
-          <w:tcPr>
-            <w:tcW w:type="dxa" w:w="3312"/>
+              <w:t>Entry Feasibility</w:t>
+            </w:r>
+          </w:p>
+        </w:tc>
+        <w:tc>
+          <w:tcPr>
+            <w:tcW w:type="dxa" w:w="2592"/>
             <w:shd w:fill="E8EEF2"/>
           </w:tcPr>
           <w:p>
@@ -1855,7 +2676,22 @@
                 <w:b/>
                 <w:sz w:val="16"/>
               </w:rPr>
-              <w:t>Demo Entry Feasibility</w:t>
+              <w:t>Near-Term Priority</w:t>
+            </w:r>
+          </w:p>
+        </w:tc>
+        <w:tc>
+          <w:tcPr>
+            <w:tcW w:type="dxa" w:w="2592"/>
+            <w:shd w:fill="E8EEF2"/>
+          </w:tcPr>
+          <w:p>
+            <w:r>
+              <w:rPr>
+                <w:b/>
+                <w:sz w:val="16"/>
+              </w:rPr>
+              <w:t>Completeness</w:t>
             </w:r>
           </w:p>
         </w:tc>
@@ -1863,7 +2699,7 @@
       <w:tr>
         <w:tc>
           <w:tcPr>
-            <w:tcW w:type="dxa" w:w="3312"/>
+            <w:tcW w:type="dxa" w:w="2592"/>
           </w:tcPr>
           <w:p>
             <w:pPr>
@@ -1873,15 +2709,15 @@
               <w:rPr>
                 <w:b/>
                 <w:color w:val="136F63"/>
-                <w:sz w:val="30"/>
-              </w:rPr>
-              <w:t>70.9</w:t>
-            </w:r>
-          </w:p>
-        </w:tc>
-        <w:tc>
-          <w:tcPr>
-            <w:tcW w:type="dxa" w:w="3312"/>
+                <w:sz w:val="28"/>
+              </w:rPr>
+              <w:t>54.3</w:t>
+            </w:r>
+          </w:p>
+        </w:tc>
+        <w:tc>
+          <w:tcPr>
+            <w:tcW w:type="dxa" w:w="2592"/>
           </w:tcPr>
           <w:p>
             <w:pPr>
@@ -1891,15 +2727,15 @@
               <w:rPr>
                 <w:b/>
                 <w:color w:val="136F63"/>
-                <w:sz w:val="30"/>
-              </w:rPr>
-              <w:t>59.5</w:t>
-            </w:r>
-          </w:p>
-        </w:tc>
-        <w:tc>
-          <w:tcPr>
-            <w:tcW w:type="dxa" w:w="3312"/>
+                <w:sz w:val="28"/>
+              </w:rPr>
+              <w:t>97.8</w:t>
+            </w:r>
+          </w:p>
+        </w:tc>
+        <w:tc>
+          <w:tcPr>
+            <w:tcW w:type="dxa" w:w="2592"/>
           </w:tcPr>
           <w:p>
             <w:pPr>
@@ -1909,9 +2745,27 @@
               <w:rPr>
                 <w:b/>
                 <w:color w:val="136F63"/>
-                <w:sz w:val="30"/>
-              </w:rPr>
-              <w:t>84.4</w:t>
+                <w:sz w:val="28"/>
+              </w:rPr>
+              <w:t>72.9</w:t>
+            </w:r>
+          </w:p>
+        </w:tc>
+        <w:tc>
+          <w:tcPr>
+            <w:tcW w:type="dxa" w:w="2592"/>
+          </w:tcPr>
+          <w:p>
+            <w:pPr>
+              <w:jc w:val="center"/>
+            </w:pPr>
+            <w:r>
+              <w:rPr>
+                <w:b/>
+                <w:color w:val="136F63"/>
+                <w:sz w:val="28"/>
+              </w:rPr>
+              <w:t>100%</w:t>
             </w:r>
           </w:p>
         </w:tc>
@@ -1924,8 +2778,8 @@
       <w:r>
         <w:drawing>
           <wp:inline xmlns:a="http://schemas.openxmlformats.org/drawingml/2006/main" xmlns:pic="http://schemas.openxmlformats.org/drawingml/2006/picture">
-            <wp:extent cx="5394960" cy="2157984"/>
-            <wp:docPr id="2" name="Picture 2" title="Census ZCTA market geometry" descr="Census ZCTA geometry for Royersford / Limerick"/>
+            <wp:extent cx="5212080" cy="2084832"/>
+            <wp:docPr id="2" name="Picture 2" title="Census ZCTA market geometry" descr="Public Census ZCTA geometry for Hoffman Estates"/>
             <wp:cNvGraphicFramePr>
               <a:graphicFrameLocks noChangeAspect="1"/>
             </wp:cNvGraphicFramePr>
@@ -1933,7 +2787,7 @@
               <a:graphicData uri="http://schemas.openxmlformats.org/drawingml/2006/picture">
                 <pic:pic>
                   <pic:nvPicPr>
-                    <pic:cNvPr id="0" name="map_19468.png"/>
+                    <pic:cNvPr id="0" name="map_60169.png"/>
                     <pic:cNvPicPr/>
                   </pic:nvPicPr>
                   <pic:blipFill>
@@ -1945,7 +2799,7 @@
                   <pic:spPr>
                     <a:xfrm>
                       <a:off x="0" y="0"/>
-                      <a:ext cx="5394960" cy="2157984"/>
+                      <a:ext cx="5212080" cy="2084832"/>
                     </a:xfrm>
                     <a:prstGeom prst="rect"/>
                   </pic:spPr>
@@ -1958,22 +2812,10 @@
     </w:p>
     <w:p>
       <w:pPr>
-        <w:jc w:val="center"/>
-      </w:pPr>
-      <w:r>
-        <w:rPr>
-          <w:i/>
-          <w:sz w:val="16"/>
-        </w:rPr>
-        <w:t>U.S. Census Bureau TIGERweb 2020 ZCTA geometry</w:t>
-      </w:r>
-    </w:p>
-    <w:p>
-      <w:pPr>
         <w:pStyle w:val="Heading2"/>
       </w:pPr>
       <w:r>
-        <w:t>Market Overview</w:t>
+        <w:t>Score Breakdown</w:t>
       </w:r>
     </w:p>
     <w:tbl>
@@ -1983,8 +2825,12 @@
         <w:tblLook w:firstColumn="1" w:firstRow="1" w:lastColumn="0" w:lastRow="0" w:noHBand="0" w:noVBand="1" w:val="04A0"/>
       </w:tblPr>
       <w:tblGrid>
-        <w:gridCol w:w="4968"/>
-        <w:gridCol w:w="4968"/>
+        <w:gridCol w:w="1728"/>
+        <w:gridCol w:w="1728"/>
+        <w:gridCol w:w="1728"/>
+        <w:gridCol w:w="1728"/>
+        <w:gridCol w:w="1728"/>
+        <w:gridCol w:w="1728"/>
       </w:tblGrid>
       <w:tr>
         <w:trPr>
@@ -1992,7 +2838,7 @@
         </w:trPr>
         <w:tc>
           <w:tcPr>
-            <w:tcW w:type="dxa" w:w="6624"/>
+            <w:tcW w:type="dxa" w:w="1800"/>
             <w:shd w:fill="E8EEF2"/>
           </w:tcPr>
           <w:p>
@@ -2001,7 +2847,67 @@
                 <w:b/>
                 <w:sz w:val="16"/>
               </w:rPr>
-              <w:t>Indicator</w:t>
+              <w:t>Metric</w:t>
+            </w:r>
+          </w:p>
+        </w:tc>
+        <w:tc>
+          <w:tcPr>
+            <w:tcW w:type="dxa" w:w="1656"/>
+            <w:shd w:fill="E8EEF2"/>
+          </w:tcPr>
+          <w:p>
+            <w:r>
+              <w:rPr>
+                <w:b/>
+                <w:sz w:val="16"/>
+              </w:rPr>
+              <w:t>Raw Value</w:t>
+            </w:r>
+          </w:p>
+        </w:tc>
+        <w:tc>
+          <w:tcPr>
+            <w:tcW w:type="dxa" w:w="1080"/>
+            <w:shd w:fill="E8EEF2"/>
+          </w:tcPr>
+          <w:p>
+            <w:r>
+              <w:rPr>
+                <w:b/>
+                <w:sz w:val="16"/>
+              </w:rPr>
+              <w:t>Normalized Score</w:t>
+            </w:r>
+          </w:p>
+        </w:tc>
+        <w:tc>
+          <w:tcPr>
+            <w:tcW w:type="dxa" w:w="792"/>
+            <w:shd w:fill="E8EEF2"/>
+          </w:tcPr>
+          <w:p>
+            <w:r>
+              <w:rPr>
+                <w:b/>
+                <w:sz w:val="16"/>
+              </w:rPr>
+              <w:t>Weight</w:t>
+            </w:r>
+          </w:p>
+        </w:tc>
+        <w:tc>
+          <w:tcPr>
+            <w:tcW w:type="dxa" w:w="1008"/>
+            <w:shd w:fill="E8EEF2"/>
+          </w:tcPr>
+          <w:p>
+            <w:r>
+              <w:rPr>
+                <w:b/>
+                <w:sz w:val="16"/>
+              </w:rPr>
+              <w:t>Contribution</w:t>
             </w:r>
           </w:p>
         </w:tc>
@@ -2016,7 +2922,7 @@
                 <w:b/>
                 <w:sz w:val="16"/>
               </w:rPr>
-              <w:t>Value</w:t>
+              <w:t>Explanation</w:t>
             </w:r>
           </w:p>
         </w:tc>
@@ -2024,7 +2930,7 @@
       <w:tr>
         <w:tc>
           <w:tcPr>
-            <w:tcW w:type="dxa" w:w="6624"/>
+            <w:tcW w:type="dxa" w:w="1800"/>
           </w:tcPr>
           <w:p>
             <w:r>
@@ -2037,6 +2943,58 @@
         </w:tc>
         <w:tc>
           <w:tcPr>
+            <w:tcW w:type="dxa" w:w="1656"/>
+          </w:tcPr>
+          <w:p>
+            <w:r>
+              <w:rPr>
+                <w:sz w:val="16"/>
+              </w:rPr>
+              <w:t>33,401</w:t>
+            </w:r>
+          </w:p>
+        </w:tc>
+        <w:tc>
+          <w:tcPr>
+            <w:tcW w:type="dxa" w:w="1080"/>
+          </w:tcPr>
+          <w:p>
+            <w:r>
+              <w:rPr>
+                <w:sz w:val="16"/>
+              </w:rPr>
+              <w:t>46.2</w:t>
+            </w:r>
+          </w:p>
+        </w:tc>
+        <w:tc>
+          <w:tcPr>
+            <w:tcW w:type="dxa" w:w="792"/>
+          </w:tcPr>
+          <w:p>
+            <w:r>
+              <w:rPr>
+                <w:sz w:val="16"/>
+              </w:rPr>
+              <w:t>15%</w:t>
+            </w:r>
+          </w:p>
+        </w:tc>
+        <w:tc>
+          <w:tcPr>
+            <w:tcW w:type="dxa" w:w="1008"/>
+          </w:tcPr>
+          <w:p>
+            <w:r>
+              <w:rPr>
+                <w:sz w:val="16"/>
+              </w:rPr>
+              <w:t>6.9</w:t>
+            </w:r>
+          </w:p>
+        </w:tc>
+        <w:tc>
+          <w:tcPr>
             <w:tcW w:type="dxa" w:w="3456"/>
           </w:tcPr>
           <w:p>
@@ -2044,7 +3002,7 @@
               <w:rPr>
                 <w:sz w:val="16"/>
               </w:rPr>
-              <w:t>28,194</w:t>
+              <w:t>Larger markets provide greater absolute demand potential. [real_public_observation]</w:t>
             </w:r>
           </w:p>
         </w:tc>
@@ -2052,7 +3010,7 @@
       <w:tr>
         <w:tc>
           <w:tcPr>
-            <w:tcW w:type="dxa" w:w="6624"/>
+            <w:tcW w:type="dxa" w:w="1800"/>
           </w:tcPr>
           <w:p>
             <w:r>
@@ -2065,6 +3023,58 @@
         </w:tc>
         <w:tc>
           <w:tcPr>
+            <w:tcW w:type="dxa" w:w="1656"/>
+          </w:tcPr>
+          <w:p>
+            <w:r>
+              <w:rPr>
+                <w:sz w:val="16"/>
+              </w:rPr>
+              <w:t>0.1 % change, 2019-2024</w:t>
+            </w:r>
+          </w:p>
+        </w:tc>
+        <w:tc>
+          <w:tcPr>
+            <w:tcW w:type="dxa" w:w="1080"/>
+          </w:tcPr>
+          <w:p>
+            <w:r>
+              <w:rPr>
+                <w:sz w:val="16"/>
+              </w:rPr>
+              <w:t>49.0</w:t>
+            </w:r>
+          </w:p>
+        </w:tc>
+        <w:tc>
+          <w:tcPr>
+            <w:tcW w:type="dxa" w:w="792"/>
+          </w:tcPr>
+          <w:p>
+            <w:r>
+              <w:rPr>
+                <w:sz w:val="16"/>
+              </w:rPr>
+              <w:t>20%</w:t>
+            </w:r>
+          </w:p>
+        </w:tc>
+        <w:tc>
+          <w:tcPr>
+            <w:tcW w:type="dxa" w:w="1008"/>
+          </w:tcPr>
+          <w:p>
+            <w:r>
+              <w:rPr>
+                <w:sz w:val="16"/>
+              </w:rPr>
+              <w:t>9.8</w:t>
+            </w:r>
+          </w:p>
+        </w:tc>
+        <w:tc>
+          <w:tcPr>
             <w:tcW w:type="dxa" w:w="3456"/>
           </w:tcPr>
           <w:p>
@@ -2072,7 +3082,7 @@
               <w:rPr>
                 <w:sz w:val="16"/>
               </w:rPr>
-              <w:t>8.4%</w:t>
+              <w:t>Faster growth indicates expanding future demand. [derived_public_observation]</w:t>
             </w:r>
           </w:p>
         </w:tc>
@@ -2080,14 +3090,66 @@
       <w:tr>
         <w:tc>
           <w:tcPr>
-            <w:tcW w:type="dxa" w:w="6624"/>
-          </w:tcPr>
-          <w:p>
-            <w:r>
-              <w:rPr>
-                <w:sz w:val="16"/>
-              </w:rPr>
-              <w:t>Competitors / 10k</w:t>
+            <w:tcW w:type="dxa" w:w="1800"/>
+          </w:tcPr>
+          <w:p>
+            <w:r>
+              <w:rPr>
+                <w:sz w:val="16"/>
+              </w:rPr>
+              <w:t>Competitors / 10k Population</w:t>
+            </w:r>
+          </w:p>
+        </w:tc>
+        <w:tc>
+          <w:tcPr>
+            <w:tcW w:type="dxa" w:w="1656"/>
+          </w:tcPr>
+          <w:p>
+            <w:r>
+              <w:rPr>
+                <w:sz w:val="16"/>
+              </w:rPr>
+              <w:t>0.6 physical competitors per 10k</w:t>
+            </w:r>
+          </w:p>
+        </w:tc>
+        <w:tc>
+          <w:tcPr>
+            <w:tcW w:type="dxa" w:w="1080"/>
+          </w:tcPr>
+          <w:p>
+            <w:r>
+              <w:rPr>
+                <w:sz w:val="16"/>
+              </w:rPr>
+              <w:t>81.8</w:t>
+            </w:r>
+          </w:p>
+        </w:tc>
+        <w:tc>
+          <w:tcPr>
+            <w:tcW w:type="dxa" w:w="792"/>
+          </w:tcPr>
+          <w:p>
+            <w:r>
+              <w:rPr>
+                <w:sz w:val="16"/>
+              </w:rPr>
+              <w:t>20%</w:t>
+            </w:r>
+          </w:p>
+        </w:tc>
+        <w:tc>
+          <w:tcPr>
+            <w:tcW w:type="dxa" w:w="1008"/>
+          </w:tcPr>
+          <w:p>
+            <w:r>
+              <w:rPr>
+                <w:sz w:val="16"/>
+              </w:rPr>
+              <w:t>16.4</w:t>
             </w:r>
           </w:p>
         </w:tc>
@@ -2100,7 +3162,7 @@
               <w:rPr>
                 <w:sz w:val="16"/>
               </w:rPr>
-              <w:t>0.71  +</w:t>
+              <w:t>Measures urgent-care supply relative to population; lower saturation is more favorable. [derived_public_observation]</w:t>
             </w:r>
           </w:p>
         </w:tc>
@@ -2108,14 +3170,66 @@
       <w:tr>
         <w:tc>
           <w:tcPr>
-            <w:tcW w:type="dxa" w:w="6624"/>
-          </w:tcPr>
-          <w:p>
-            <w:r>
-              <w:rPr>
-                <w:sz w:val="16"/>
-              </w:rPr>
-              <w:t>Avg Competitor Rating</w:t>
+            <w:tcW w:type="dxa" w:w="1800"/>
+          </w:tcPr>
+          <w:p>
+            <w:r>
+              <w:rPr>
+                <w:sz w:val="16"/>
+              </w:rPr>
+              <w:t>Competitor Strength</w:t>
+            </w:r>
+          </w:p>
+        </w:tc>
+        <w:tc>
+          <w:tcPr>
+            <w:tcW w:type="dxa" w:w="1656"/>
+          </w:tcPr>
+          <w:p>
+            <w:r>
+              <w:rPr>
+                <w:sz w:val="16"/>
+              </w:rPr>
+              <w:t>70.0 illustrative index</w:t>
+            </w:r>
+          </w:p>
+        </w:tc>
+        <w:tc>
+          <w:tcPr>
+            <w:tcW w:type="dxa" w:w="1080"/>
+          </w:tcPr>
+          <w:p>
+            <w:r>
+              <w:rPr>
+                <w:sz w:val="16"/>
+              </w:rPr>
+              <w:t>25.0</w:t>
+            </w:r>
+          </w:p>
+        </w:tc>
+        <w:tc>
+          <w:tcPr>
+            <w:tcW w:type="dxa" w:w="792"/>
+          </w:tcPr>
+          <w:p>
+            <w:r>
+              <w:rPr>
+                <w:sz w:val="16"/>
+              </w:rPr>
+              <w:t>10%</w:t>
+            </w:r>
+          </w:p>
+        </w:tc>
+        <w:tc>
+          <w:tcPr>
+            <w:tcW w:type="dxa" w:w="1008"/>
+          </w:tcPr>
+          <w:p>
+            <w:r>
+              <w:rPr>
+                <w:sz w:val="16"/>
+              </w:rPr>
+              <w:t>2.5</w:t>
             </w:r>
           </w:p>
         </w:tc>
@@ -2128,7 +3242,7 @@
               <w:rPr>
                 <w:sz w:val="16"/>
               </w:rPr>
-              <w:t>Not stored</w:t>
+              <w:t>Combines public ratings and log-adjusted review volume conceptually to approximate competitive entrenchment. [illustrative_demo_value]</w:t>
             </w:r>
           </w:p>
         </w:tc>
@@ -2136,14 +3250,66 @@
       <w:tr>
         <w:tc>
           <w:tcPr>
-            <w:tcW w:type="dxa" w:w="6624"/>
-          </w:tcPr>
-          <w:p>
-            <w:r>
-              <w:rPr>
-                <w:sz w:val="16"/>
-              </w:rPr>
-              <w:t>Avg Weekly Open Hours</w:t>
+            <w:tcW w:type="dxa" w:w="1800"/>
+          </w:tcPr>
+          <w:p>
+            <w:r>
+              <w:rPr>
+                <w:sz w:val="16"/>
+              </w:rPr>
+              <w:t>Competitive Availability Gap</w:t>
+            </w:r>
+          </w:p>
+        </w:tc>
+        <w:tc>
+          <w:tcPr>
+            <w:tcW w:type="dxa" w:w="1656"/>
+          </w:tcPr>
+          <w:p>
+            <w:r>
+              <w:rPr>
+                <w:sz w:val="16"/>
+              </w:rPr>
+              <w:t>30.0 % of standard hours</w:t>
+            </w:r>
+          </w:p>
+        </w:tc>
+        <w:tc>
+          <w:tcPr>
+            <w:tcW w:type="dxa" w:w="1080"/>
+          </w:tcPr>
+          <w:p>
+            <w:r>
+              <w:rPr>
+                <w:sz w:val="16"/>
+              </w:rPr>
+              <w:t>40.0</w:t>
+            </w:r>
+          </w:p>
+        </w:tc>
+        <w:tc>
+          <w:tcPr>
+            <w:tcW w:type="dxa" w:w="792"/>
+          </w:tcPr>
+          <w:p>
+            <w:r>
+              <w:rPr>
+                <w:sz w:val="16"/>
+              </w:rPr>
+              <w:t>10%</w:t>
+            </w:r>
+          </w:p>
+        </w:tc>
+        <w:tc>
+          <w:tcPr>
+            <w:tcW w:type="dxa" w:w="1008"/>
+          </w:tcPr>
+          <w:p>
+            <w:r>
+              <w:rPr>
+                <w:sz w:val="16"/>
+              </w:rPr>
+              <w:t>4.0</w:t>
             </w:r>
           </w:p>
         </w:tc>
@@ -2156,7 +3322,247 @@
               <w:rPr>
                 <w:sz w:val="16"/>
               </w:rPr>
-              <w:t>84</w:t>
+              <w:t>Estimates standard urgent-care hours when relatively few competitors are open. [illustrative_demo_value]</w:t>
+            </w:r>
+          </w:p>
+        </w:tc>
+      </w:tr>
+      <w:tr>
+        <w:tc>
+          <w:tcPr>
+            <w:tcW w:type="dxa" w:w="1800"/>
+          </w:tcPr>
+          <w:p>
+            <w:r>
+              <w:rPr>
+                <w:sz w:val="16"/>
+              </w:rPr>
+              <w:t>Clinical Workforce Growth</w:t>
+            </w:r>
+          </w:p>
+        </w:tc>
+        <w:tc>
+          <w:tcPr>
+            <w:tcW w:type="dxa" w:w="1656"/>
+          </w:tcPr>
+          <w:p>
+            <w:r>
+              <w:rPr>
+                <w:sz w:val="16"/>
+              </w:rPr>
+              <w:t>2.8 % illustrative change</w:t>
+            </w:r>
+          </w:p>
+        </w:tc>
+        <w:tc>
+          <w:tcPr>
+            <w:tcW w:type="dxa" w:w="1080"/>
+          </w:tcPr>
+          <w:p>
+            <w:r>
+              <w:rPr>
+                <w:sz w:val="16"/>
+              </w:rPr>
+              <w:t>41.9</w:t>
+            </w:r>
+          </w:p>
+        </w:tc>
+        <w:tc>
+          <w:tcPr>
+            <w:tcW w:type="dxa" w:w="792"/>
+          </w:tcPr>
+          <w:p>
+            <w:r>
+              <w:rPr>
+                <w:sz w:val="16"/>
+              </w:rPr>
+              <w:t>5%</w:t>
+            </w:r>
+          </w:p>
+        </w:tc>
+        <w:tc>
+          <w:tcPr>
+            <w:tcW w:type="dxa" w:w="1008"/>
+          </w:tcPr>
+          <w:p>
+            <w:r>
+              <w:rPr>
+                <w:sz w:val="16"/>
+              </w:rPr>
+              <w:t>2.1</w:t>
+            </w:r>
+          </w:p>
+        </w:tc>
+        <w:tc>
+          <w:tcPr>
+            <w:tcW w:type="dxa" w:w="3456"/>
+          </w:tcPr>
+          <w:p>
+            <w:r>
+              <w:rPr>
+                <w:sz w:val="16"/>
+              </w:rPr>
+              <w:t>Indicates whether the local clinician ecosystem appears to be expanding. [illustrative_demo_value]</w:t>
+            </w:r>
+          </w:p>
+        </w:tc>
+      </w:tr>
+      <w:tr>
+        <w:tc>
+          <w:tcPr>
+            <w:tcW w:type="dxa" w:w="1800"/>
+          </w:tcPr>
+          <w:p>
+            <w:r>
+              <w:rPr>
+                <w:sz w:val="16"/>
+              </w:rPr>
+              <w:t>Occupational Medicine Potential</w:t>
+            </w:r>
+          </w:p>
+        </w:tc>
+        <w:tc>
+          <w:tcPr>
+            <w:tcW w:type="dxa" w:w="1656"/>
+          </w:tcPr>
+          <w:p>
+            <w:r>
+              <w:rPr>
+                <w:sz w:val="16"/>
+              </w:rPr>
+              <w:t>12.0 % illustrative industrial/logistics share</w:t>
+            </w:r>
+          </w:p>
+        </w:tc>
+        <w:tc>
+          <w:tcPr>
+            <w:tcW w:type="dxa" w:w="1080"/>
+          </w:tcPr>
+          <w:p>
+            <w:r>
+              <w:rPr>
+                <w:sz w:val="16"/>
+              </w:rPr>
+              <w:t>25.7</w:t>
+            </w:r>
+          </w:p>
+        </w:tc>
+        <w:tc>
+          <w:tcPr>
+            <w:tcW w:type="dxa" w:w="792"/>
+          </w:tcPr>
+          <w:p>
+            <w:r>
+              <w:rPr>
+                <w:sz w:val="16"/>
+              </w:rPr>
+              <w:t>10%</w:t>
+            </w:r>
+          </w:p>
+        </w:tc>
+        <w:tc>
+          <w:tcPr>
+            <w:tcW w:type="dxa" w:w="1008"/>
+          </w:tcPr>
+          <w:p>
+            <w:r>
+              <w:rPr>
+                <w:sz w:val="16"/>
+              </w:rPr>
+              <w:t>2.6</w:t>
+            </w:r>
+          </w:p>
+        </w:tc>
+        <w:tc>
+          <w:tcPr>
+            <w:tcW w:type="dxa" w:w="3456"/>
+          </w:tcPr>
+          <w:p>
+            <w:r>
+              <w:rPr>
+                <w:sz w:val="16"/>
+              </w:rPr>
+              <w:t>Uses employment composition to approximate employer-health and occupational-care demand. [illustrative_demo_value]</w:t>
+            </w:r>
+          </w:p>
+        </w:tc>
+      </w:tr>
+      <w:tr>
+        <w:tc>
+          <w:tcPr>
+            <w:tcW w:type="dxa" w:w="1800"/>
+          </w:tcPr>
+          <w:p>
+            <w:r>
+              <w:rPr>
+                <w:sz w:val="16"/>
+              </w:rPr>
+              <w:t>Primary-Care Underserved</w:t>
+            </w:r>
+          </w:p>
+        </w:tc>
+        <w:tc>
+          <w:tcPr>
+            <w:tcW w:type="dxa" w:w="1656"/>
+          </w:tcPr>
+          <w:p>
+            <w:r>
+              <w:rPr>
+                <w:sz w:val="16"/>
+              </w:rPr>
+              <w:t>10.8 % uninsured access proxy</w:t>
+            </w:r>
+          </w:p>
+        </w:tc>
+        <w:tc>
+          <w:tcPr>
+            <w:tcW w:type="dxa" w:w="1080"/>
+          </w:tcPr>
+          <w:p>
+            <w:r>
+              <w:rPr>
+                <w:sz w:val="16"/>
+              </w:rPr>
+              <w:t>100.0</w:t>
+            </w:r>
+          </w:p>
+        </w:tc>
+        <w:tc>
+          <w:tcPr>
+            <w:tcW w:type="dxa" w:w="792"/>
+          </w:tcPr>
+          <w:p>
+            <w:r>
+              <w:rPr>
+                <w:sz w:val="16"/>
+              </w:rPr>
+              <w:t>10%</w:t>
+            </w:r>
+          </w:p>
+        </w:tc>
+        <w:tc>
+          <w:tcPr>
+            <w:tcW w:type="dxa" w:w="1008"/>
+          </w:tcPr>
+          <w:p>
+            <w:r>
+              <w:rPr>
+                <w:sz w:val="16"/>
+              </w:rPr>
+              <w:t>10.0</w:t>
+            </w:r>
+          </w:p>
+        </w:tc>
+        <w:tc>
+          <w:tcPr>
+            <w:tcW w:type="dxa" w:w="3456"/>
+          </w:tcPr>
+          <w:p>
+            <w:r>
+              <w:rPr>
+                <w:sz w:val="16"/>
+              </w:rPr>
+              <w:t>Represents a simplified public access-gap proxy that may support demand for convenient care. [derived_public_observation]</w:t>
             </w:r>
           </w:p>
         </w:tc>
@@ -2177,11 +3583,11 @@
         <w:tblLook w:firstColumn="1" w:firstRow="1" w:lastColumn="0" w:lastRow="0" w:noHBand="0" w:noVBand="1" w:val="04A0"/>
       </w:tblPr>
       <w:tblGrid>
-        <w:gridCol w:w="1987"/>
-        <w:gridCol w:w="1987"/>
-        <w:gridCol w:w="1987"/>
-        <w:gridCol w:w="1987"/>
-        <w:gridCol w:w="1987"/>
+        <w:gridCol w:w="2074"/>
+        <w:gridCol w:w="2074"/>
+        <w:gridCol w:w="2074"/>
+        <w:gridCol w:w="2074"/>
+        <w:gridCol w:w="2074"/>
       </w:tblGrid>
       <w:tr>
         <w:trPr>
@@ -2189,7 +3595,7 @@
         </w:trPr>
         <w:tc>
           <w:tcPr>
-            <w:tcW w:type="dxa" w:w="1987"/>
+            <w:tcW w:type="dxa" w:w="2074"/>
             <w:shd w:fill="E8EEF2"/>
           </w:tcPr>
           <w:p>
@@ -2198,13 +3604,13 @@
                 <w:b/>
                 <w:sz w:val="16"/>
               </w:rPr>
-              <w:t>Competitor</w:t>
-            </w:r>
-          </w:p>
-        </w:tc>
-        <w:tc>
-          <w:tcPr>
-            <w:tcW w:type="dxa" w:w="1987"/>
+              <w:t>Physical Urgent-Care Facility</w:t>
+            </w:r>
+          </w:p>
+        </w:tc>
+        <w:tc>
+          <w:tcPr>
+            <w:tcW w:type="dxa" w:w="2074"/>
             <w:shd w:fill="E8EEF2"/>
           </w:tcPr>
           <w:p>
@@ -2219,7 +3625,7 @@
         </w:tc>
         <w:tc>
           <w:tcPr>
-            <w:tcW w:type="dxa" w:w="1987"/>
+            <w:tcW w:type="dxa" w:w="2074"/>
             <w:shd w:fill="E8EEF2"/>
           </w:tcPr>
           <w:p>
@@ -2234,7 +3640,7 @@
         </w:tc>
         <w:tc>
           <w:tcPr>
-            <w:tcW w:type="dxa" w:w="1987"/>
+            <w:tcW w:type="dxa" w:w="2074"/>
             <w:shd w:fill="E8EEF2"/>
           </w:tcPr>
           <w:p>
@@ -2243,13 +3649,13 @@
                 <w:b/>
                 <w:sz w:val="16"/>
               </w:rPr>
-              <w:t>Weekly hours</w:t>
-            </w:r>
-          </w:p>
-        </w:tc>
-        <w:tc>
-          <w:tcPr>
-            <w:tcW w:type="dxa" w:w="1987"/>
+              <w:t>Weekly Hours</w:t>
+            </w:r>
+          </w:p>
+        </w:tc>
+        <w:tc>
+          <w:tcPr>
+            <w:tcW w:type="dxa" w:w="2074"/>
             <w:shd w:fill="E8EEF2"/>
           </w:tcPr>
           <w:p>
@@ -2258,7 +3664,7 @@
                 <w:b/>
                 <w:sz w:val="16"/>
               </w:rPr>
-              <w:t>Operator / type</w:t>
+              <w:t>Category / Operator</w:t>
             </w:r>
           </w:p>
         </w:tc>
@@ -2266,20 +3672,20 @@
       <w:tr>
         <w:tc>
           <w:tcPr>
-            <w:tcW w:type="dxa" w:w="1987"/>
-          </w:tcPr>
-          <w:p>
-            <w:r>
-              <w:rPr>
-                <w:sz w:val="16"/>
-              </w:rPr>
-              <w:t>Tower Health Urgent Care - Limerick</w:t>
-            </w:r>
-          </w:p>
-        </w:tc>
-        <w:tc>
-          <w:tcPr>
-            <w:tcW w:type="dxa" w:w="1987"/>
+            <w:tcW w:type="dxa" w:w="2074"/>
+          </w:tcPr>
+          <w:p>
+            <w:r>
+              <w:rPr>
+                <w:sz w:val="16"/>
+              </w:rPr>
+              <w:t>Physicians Immediate Care</w:t>
+            </w:r>
+          </w:p>
+        </w:tc>
+        <w:tc>
+          <w:tcPr>
+            <w:tcW w:type="dxa" w:w="2074"/>
           </w:tcPr>
           <w:p>
             <w:r>
@@ -2292,7 +3698,7 @@
         </w:tc>
         <w:tc>
           <w:tcPr>
-            <w:tcW w:type="dxa" w:w="1987"/>
+            <w:tcW w:type="dxa" w:w="2074"/>
           </w:tcPr>
           <w:p>
             <w:r>
@@ -2305,27 +3711,27 @@
         </w:tc>
         <w:tc>
           <w:tcPr>
-            <w:tcW w:type="dxa" w:w="1987"/>
-          </w:tcPr>
-          <w:p>
-            <w:r>
-              <w:rPr>
-                <w:sz w:val="16"/>
-              </w:rPr>
-              <w:t>84</w:t>
-            </w:r>
-          </w:p>
-        </w:tc>
-        <w:tc>
-          <w:tcPr>
-            <w:tcW w:type="dxa" w:w="1987"/>
-          </w:tcPr>
-          <w:p>
-            <w:r>
-              <w:rPr>
-                <w:sz w:val="16"/>
-              </w:rPr>
-              <w:t>Health-system urgent care</w:t>
+            <w:tcW w:type="dxa" w:w="2074"/>
+          </w:tcPr>
+          <w:p>
+            <w:r>
+              <w:rPr>
+                <w:sz w:val="16"/>
+              </w:rPr>
+              <w:t>Not verified</w:t>
+            </w:r>
+          </w:p>
+        </w:tc>
+        <w:tc>
+          <w:tcPr>
+            <w:tcW w:type="dxa" w:w="2074"/>
+          </w:tcPr>
+          <w:p>
+            <w:r>
+              <w:rPr>
+                <w:sz w:val="16"/>
+              </w:rPr>
+              <w:t>Urgent care</w:t>
             </w:r>
           </w:p>
         </w:tc>
@@ -2333,20 +3739,20 @@
       <w:tr>
         <w:tc>
           <w:tcPr>
-            <w:tcW w:type="dxa" w:w="1987"/>
-          </w:tcPr>
-          <w:p>
-            <w:r>
-              <w:rPr>
-                <w:sz w:val="16"/>
-              </w:rPr>
-              <w:t>AFC Urgent Care Limerick</w:t>
-            </w:r>
-          </w:p>
-        </w:tc>
-        <w:tc>
-          <w:tcPr>
-            <w:tcW w:type="dxa" w:w="1987"/>
+            <w:tcW w:type="dxa" w:w="2074"/>
+          </w:tcPr>
+          <w:p>
+            <w:r>
+              <w:rPr>
+                <w:sz w:val="16"/>
+              </w:rPr>
+              <w:t>Ascension Saint Alexius Immediate Care</w:t>
+            </w:r>
+          </w:p>
+        </w:tc>
+        <w:tc>
+          <w:tcPr>
+            <w:tcW w:type="dxa" w:w="2074"/>
           </w:tcPr>
           <w:p>
             <w:r>
@@ -2359,7 +3765,7 @@
         </w:tc>
         <w:tc>
           <w:tcPr>
-            <w:tcW w:type="dxa" w:w="1987"/>
+            <w:tcW w:type="dxa" w:w="2074"/>
           </w:tcPr>
           <w:p>
             <w:r>
@@ -2372,7 +3778,7 @@
         </w:tc>
         <w:tc>
           <w:tcPr>
-            <w:tcW w:type="dxa" w:w="1987"/>
+            <w:tcW w:type="dxa" w:w="2074"/>
           </w:tcPr>
           <w:p>
             <w:r>
@@ -2385,14 +3791,14 @@
         </w:tc>
         <w:tc>
           <w:tcPr>
-            <w:tcW w:type="dxa" w:w="1987"/>
-          </w:tcPr>
-          <w:p>
-            <w:r>
-              <w:rPr>
-                <w:sz w:val="16"/>
-              </w:rPr>
-              <w:t>Urgent care</w:t>
+            <w:tcW w:type="dxa" w:w="2074"/>
+          </w:tcPr>
+          <w:p>
+            <w:r>
+              <w:rPr>
+                <w:sz w:val="16"/>
+              </w:rPr>
+              <w:t>Health-system immediate care</w:t>
             </w:r>
           </w:p>
         </w:tc>
@@ -2403,7 +3809,7 @@
         <w:pStyle w:val="Heading2"/>
       </w:pPr>
       <w:r>
-        <w:t>Entry Opportunities</w:t>
+        <w:t>Opportunity Paths</w:t>
       </w:r>
     </w:p>
     <w:tbl>
@@ -2413,10 +3819,12 @@
         <w:tblLook w:firstColumn="1" w:firstRow="1" w:lastColumn="0" w:lastRow="0" w:noHBand="0" w:noVBand="1" w:val="04A0"/>
       </w:tblPr>
       <w:tblGrid>
-        <w:gridCol w:w="2484"/>
-        <w:gridCol w:w="2484"/>
-        <w:gridCol w:w="2484"/>
-        <w:gridCol w:w="2484"/>
+        <w:gridCol w:w="1728"/>
+        <w:gridCol w:w="1728"/>
+        <w:gridCol w:w="1728"/>
+        <w:gridCol w:w="1728"/>
+        <w:gridCol w:w="1728"/>
+        <w:gridCol w:w="1728"/>
       </w:tblGrid>
       <w:tr>
         <w:trPr>
@@ -2424,7 +3832,7 @@
         </w:trPr>
         <w:tc>
           <w:tcPr>
-            <w:tcW w:type="dxa" w:w="2484"/>
+            <w:tcW w:type="dxa" w:w="1728"/>
             <w:shd w:fill="E8EEF2"/>
           </w:tcPr>
           <w:p>
@@ -2439,7 +3847,7 @@
         </w:tc>
         <w:tc>
           <w:tcPr>
-            <w:tcW w:type="dxa" w:w="2484"/>
+            <w:tcW w:type="dxa" w:w="1728"/>
             <w:shd w:fill="E8EEF2"/>
           </w:tcPr>
           <w:p>
@@ -2448,13 +3856,13 @@
                 <w:b/>
                 <w:sz w:val="16"/>
               </w:rPr>
-              <w:t>Opportunity / scenario</w:t>
-            </w:r>
-          </w:p>
-        </w:tc>
-        <w:tc>
-          <w:tcPr>
-            <w:tcW w:type="dxa" w:w="2484"/>
+              <w:t>Opportunity / Scenario</w:t>
+            </w:r>
+          </w:p>
+        </w:tc>
+        <w:tc>
+          <w:tcPr>
+            <w:tcW w:type="dxa" w:w="1728"/>
             <w:shd w:fill="E8EEF2"/>
           </w:tcPr>
           <w:p>
@@ -2463,13 +3871,13 @@
                 <w:b/>
                 <w:sz w:val="16"/>
               </w:rPr>
-              <w:t>Demo score</w:t>
-            </w:r>
-          </w:p>
-        </w:tc>
-        <w:tc>
-          <w:tcPr>
-            <w:tcW w:type="dxa" w:w="2484"/>
+              <w:t>Status</w:t>
+            </w:r>
+          </w:p>
+        </w:tc>
+        <w:tc>
+          <w:tcPr>
+            <w:tcW w:type="dxa" w:w="1728"/>
             <w:shd w:fill="E8EEF2"/>
           </w:tcPr>
           <w:p>
@@ -2478,7 +3886,37 @@
                 <w:b/>
                 <w:sz w:val="16"/>
               </w:rPr>
-              <w:t>Confidence</w:t>
+              <w:t>Demo Score</w:t>
+            </w:r>
+          </w:p>
+        </w:tc>
+        <w:tc>
+          <w:tcPr>
+            <w:tcW w:type="dxa" w:w="1728"/>
+            <w:shd w:fill="E8EEF2"/>
+          </w:tcPr>
+          <w:p>
+            <w:r>
+              <w:rPr>
+                <w:b/>
+                <w:sz w:val="16"/>
+              </w:rPr>
+              <w:t>Provenance</w:t>
+            </w:r>
+          </w:p>
+        </w:tc>
+        <w:tc>
+          <w:tcPr>
+            <w:tcW w:type="dxa" w:w="1728"/>
+            <w:shd w:fill="E8EEF2"/>
+          </w:tcPr>
+          <w:p>
+            <w:r>
+              <w:rPr>
+                <w:b/>
+                <w:sz w:val="16"/>
+              </w:rPr>
+              <w:t>Site Traffic</w:t>
             </w:r>
           </w:p>
         </w:tc>
@@ -2486,53 +3924,79 @@
       <w:tr>
         <w:tc>
           <w:tcPr>
-            <w:tcW w:type="dxa" w:w="2484"/>
-          </w:tcPr>
-          <w:p>
-            <w:r>
-              <w:rPr>
-                <w:sz w:val="16"/>
-              </w:rPr>
-              <w:t>Sanitized off-market</w:t>
-            </w:r>
-          </w:p>
-        </w:tc>
-        <w:tc>
-          <w:tcPr>
-            <w:tcW w:type="dxa" w:w="2484"/>
-          </w:tcPr>
-          <w:p>
-            <w:r>
-              <w:rPr>
-                <w:sz w:val="16"/>
-              </w:rPr>
-              <w:t>Illustrative Independent Operator</w:t>
-            </w:r>
-          </w:p>
-        </w:tc>
-        <w:tc>
-          <w:tcPr>
-            <w:tcW w:type="dxa" w:w="2484"/>
-          </w:tcPr>
-          <w:p>
-            <w:r>
-              <w:rPr>
-                <w:sz w:val="16"/>
-              </w:rPr>
-              <w:t>78</w:t>
-            </w:r>
-          </w:p>
-        </w:tc>
-        <w:tc>
-          <w:tcPr>
-            <w:tcW w:type="dxa" w:w="2484"/>
-          </w:tcPr>
-          <w:p>
-            <w:r>
-              <w:rPr>
-                <w:sz w:val="16"/>
-              </w:rPr>
-              <w:t>Medium</w:t>
+            <w:tcW w:type="dxa" w:w="1728"/>
+          </w:tcPr>
+          <w:p>
+            <w:r>
+              <w:rPr>
+                <w:sz w:val="16"/>
+              </w:rPr>
+              <w:t>Listed Acquisition</w:t>
+            </w:r>
+          </w:p>
+        </w:tc>
+        <w:tc>
+          <w:tcPr>
+            <w:tcW w:type="dxa" w:w="1728"/>
+          </w:tcPr>
+          <w:p>
+            <w:r>
+              <w:rPr>
+                <w:sz w:val="16"/>
+              </w:rPr>
+              <w:t>Premier OB/GYN &amp; Med Spa Practice - Chicago Suburb</w:t>
+            </w:r>
+          </w:p>
+        </w:tc>
+        <w:tc>
+          <w:tcPr>
+            <w:tcW w:type="dxa" w:w="1728"/>
+          </w:tcPr>
+          <w:p>
+            <w:r>
+              <w:rPr>
+                <w:sz w:val="16"/>
+              </w:rPr>
+              <w:t>active public listing</w:t>
+            </w:r>
+          </w:p>
+        </w:tc>
+        <w:tc>
+          <w:tcPr>
+            <w:tcW w:type="dxa" w:w="1728"/>
+          </w:tcPr>
+          <w:p>
+            <w:r>
+              <w:rPr>
+                <w:sz w:val="16"/>
+              </w:rPr>
+              <w:t>92</w:t>
+            </w:r>
+          </w:p>
+        </w:tc>
+        <w:tc>
+          <w:tcPr>
+            <w:tcW w:type="dxa" w:w="1728"/>
+          </w:tcPr>
+          <w:p>
+            <w:r>
+              <w:rPr>
+                <w:sz w:val="16"/>
+              </w:rPr>
+              <w:t>real_public_observation</w:t>
+            </w:r>
+          </w:p>
+        </w:tc>
+        <w:tc>
+          <w:tcPr>
+            <w:tcW w:type="dxa" w:w="1728"/>
+          </w:tcPr>
+          <w:p>
+            <w:r>
+              <w:rPr>
+                <w:sz w:val="16"/>
+              </w:rPr>
+              <w:t>Precise location unavailable</w:t>
             </w:r>
           </w:p>
         </w:tc>
@@ -2540,53 +4004,79 @@
       <w:tr>
         <w:tc>
           <w:tcPr>
-            <w:tcW w:type="dxa" w:w="2484"/>
-          </w:tcPr>
-          <w:p>
-            <w:r>
-              <w:rPr>
-                <w:sz w:val="16"/>
-              </w:rPr>
-              <w:t>Real estate</w:t>
-            </w:r>
-          </w:p>
-        </w:tc>
-        <w:tc>
-          <w:tcPr>
-            <w:tcW w:type="dxa" w:w="2484"/>
-          </w:tcPr>
-          <w:p>
-            <w:r>
-              <w:rPr>
-                <w:sz w:val="16"/>
-              </w:rPr>
-              <w:t>Illustrative medical-office conversion path</w:t>
-            </w:r>
-          </w:p>
-        </w:tc>
-        <w:tc>
-          <w:tcPr>
-            <w:tcW w:type="dxa" w:w="2484"/>
-          </w:tcPr>
-          <w:p>
-            <w:r>
-              <w:rPr>
-                <w:sz w:val="16"/>
-              </w:rPr>
-              <w:t>64</w:t>
-            </w:r>
-          </w:p>
-        </w:tc>
-        <w:tc>
-          <w:tcPr>
-            <w:tcW w:type="dxa" w:w="2484"/>
-          </w:tcPr>
-          <w:p>
-            <w:r>
-              <w:rPr>
-                <w:sz w:val="16"/>
-              </w:rPr>
-              <w:t>Low</w:t>
+            <w:tcW w:type="dxa" w:w="1728"/>
+          </w:tcPr>
+          <w:p>
+            <w:r>
+              <w:rPr>
+                <w:sz w:val="16"/>
+              </w:rPr>
+              <w:t>Real Estate</w:t>
+            </w:r>
+          </w:p>
+        </w:tc>
+        <w:tc>
+          <w:tcPr>
+            <w:tcW w:type="dxa" w:w="1728"/>
+          </w:tcPr>
+          <w:p>
+            <w:r>
+              <w:rPr>
+                <w:sz w:val="16"/>
+              </w:rPr>
+              <w:t>Illustrative medical-office alternative</w:t>
+            </w:r>
+          </w:p>
+        </w:tc>
+        <w:tc>
+          <w:tcPr>
+            <w:tcW w:type="dxa" w:w="1728"/>
+          </w:tcPr>
+          <w:p>
+            <w:r>
+              <w:rPr>
+                <w:sz w:val="16"/>
+              </w:rPr>
+              <w:t>illustrative demo path</w:t>
+            </w:r>
+          </w:p>
+        </w:tc>
+        <w:tc>
+          <w:tcPr>
+            <w:tcW w:type="dxa" w:w="1728"/>
+          </w:tcPr>
+          <w:p>
+            <w:r>
+              <w:rPr>
+                <w:sz w:val="16"/>
+              </w:rPr>
+              <w:t>58</w:t>
+            </w:r>
+          </w:p>
+        </w:tc>
+        <w:tc>
+          <w:tcPr>
+            <w:tcW w:type="dxa" w:w="1728"/>
+          </w:tcPr>
+          <w:p>
+            <w:r>
+              <w:rPr>
+                <w:sz w:val="16"/>
+              </w:rPr>
+              <w:t>illustrative_demo_value</w:t>
+            </w:r>
+          </w:p>
+        </w:tc>
+        <w:tc>
+          <w:tcPr>
+            <w:tcW w:type="dxa" w:w="1728"/>
+          </w:tcPr>
+          <w:p>
+            <w:r>
+              <w:rPr>
+                <w:sz w:val="16"/>
+              </w:rPr>
+              <w:t>Precise location unavailable</w:t>
             </w:r>
           </w:p>
         </w:tc>
@@ -2597,7 +4087,7 @@
         <w:pStyle w:val="Heading2"/>
       </w:pPr>
       <w:r>
-        <w:t>Metric Scoring</w:t>
+        <w:t>Additional Context</w:t>
       </w:r>
     </w:p>
     <w:tbl>
@@ -2607,10 +4097,8 @@
         <w:tblLook w:firstColumn="1" w:firstRow="1" w:lastColumn="0" w:lastRow="0" w:noHBand="0" w:noVBand="1" w:val="04A0"/>
       </w:tblPr>
       <w:tblGrid>
-        <w:gridCol w:w="2484"/>
-        <w:gridCol w:w="2484"/>
-        <w:gridCol w:w="2484"/>
-        <w:gridCol w:w="2484"/>
+        <w:gridCol w:w="5184"/>
+        <w:gridCol w:w="5184"/>
       </w:tblGrid>
       <w:tr>
         <w:trPr>
@@ -2618,7 +4106,7 @@
         </w:trPr>
         <w:tc>
           <w:tcPr>
-            <w:tcW w:type="dxa" w:w="2484"/>
+            <w:tcW w:type="dxa" w:w="5184"/>
             <w:shd w:fill="E8EEF2"/>
           </w:tcPr>
           <w:p>
@@ -2627,13 +4115,13 @@
                 <w:b/>
                 <w:sz w:val="16"/>
               </w:rPr>
-              <w:t>Metric</w:t>
-            </w:r>
-          </w:p>
-        </w:tc>
-        <w:tc>
-          <w:tcPr>
-            <w:tcW w:type="dxa" w:w="2484"/>
+              <w:t>Context</w:t>
+            </w:r>
+          </w:p>
+        </w:tc>
+        <w:tc>
+          <w:tcPr>
+            <w:tcW w:type="dxa" w:w="5184"/>
             <w:shd w:fill="E8EEF2"/>
           </w:tcPr>
           <w:p>
@@ -2642,37 +4130,7 @@
                 <w:b/>
                 <w:sz w:val="16"/>
               </w:rPr>
-              <w:t>Normalized</w:t>
-            </w:r>
-          </w:p>
-        </w:tc>
-        <w:tc>
-          <w:tcPr>
-            <w:tcW w:type="dxa" w:w="2484"/>
-            <w:shd w:fill="E8EEF2"/>
-          </w:tcPr>
-          <w:p>
-            <w:r>
-              <w:rPr>
-                <w:b/>
-                <w:sz w:val="16"/>
-              </w:rPr>
-              <w:t>Weight</w:t>
-            </w:r>
-          </w:p>
-        </w:tc>
-        <w:tc>
-          <w:tcPr>
-            <w:tcW w:type="dxa" w:w="2484"/>
-            <w:shd w:fill="E8EEF2"/>
-          </w:tcPr>
-          <w:p>
-            <w:r>
-              <w:rPr>
-                <w:b/>
-                <w:sz w:val="16"/>
-              </w:rPr>
-              <w:t>Contribution</w:t>
+              <w:t>Value</w:t>
             </w:r>
           </w:p>
         </w:tc>
@@ -2680,53 +4138,27 @@
       <w:tr>
         <w:tc>
           <w:tcPr>
-            <w:tcW w:type="dxa" w:w="2484"/>
-          </w:tcPr>
-          <w:p>
-            <w:r>
-              <w:rPr>
-                <w:sz w:val="16"/>
-              </w:rPr>
-              <w:t>Population / Demand</w:t>
-            </w:r>
-          </w:p>
-        </w:tc>
-        <w:tc>
-          <w:tcPr>
-            <w:tcW w:type="dxa" w:w="2484"/>
-          </w:tcPr>
-          <w:p>
-            <w:r>
-              <w:rPr>
-                <w:sz w:val="16"/>
-              </w:rPr>
-              <w:t>34.0</w:t>
-            </w:r>
-          </w:p>
-        </w:tc>
-        <w:tc>
-          <w:tcPr>
-            <w:tcW w:type="dxa" w:w="2484"/>
-          </w:tcPr>
-          <w:p>
-            <w:r>
-              <w:rPr>
-                <w:sz w:val="16"/>
-              </w:rPr>
-              <w:t>25%</w:t>
-            </w:r>
-          </w:p>
-        </w:tc>
-        <w:tc>
-          <w:tcPr>
-            <w:tcW w:type="dxa" w:w="2484"/>
-          </w:tcPr>
-          <w:p>
-            <w:r>
-              <w:rPr>
-                <w:sz w:val="16"/>
-              </w:rPr>
-              <w:t>8.5</w:t>
+            <w:tcW w:type="dxa" w:w="5184"/>
+          </w:tcPr>
+          <w:p>
+            <w:r>
+              <w:rPr>
+                <w:sz w:val="16"/>
+              </w:rPr>
+              <w:t>Geometry</w:t>
+            </w:r>
+          </w:p>
+        </w:tc>
+        <w:tc>
+          <w:tcPr>
+            <w:tcW w:type="dxa" w:w="5184"/>
+          </w:tcPr>
+          <w:p>
+            <w:r>
+              <w:rPr>
+                <w:sz w:val="16"/>
+              </w:rPr>
+              <w:t>Five-mile demo analysis area centered on Census ZCTA 60169</w:t>
             </w:r>
           </w:p>
         </w:tc>
@@ -2734,53 +4166,27 @@
       <w:tr>
         <w:tc>
           <w:tcPr>
-            <w:tcW w:type="dxa" w:w="2484"/>
-          </w:tcPr>
-          <w:p>
-            <w:r>
-              <w:rPr>
-                <w:sz w:val="16"/>
-              </w:rPr>
-              <w:t>Population Growth</w:t>
-            </w:r>
-          </w:p>
-        </w:tc>
-        <w:tc>
-          <w:tcPr>
-            <w:tcW w:type="dxa" w:w="2484"/>
-          </w:tcPr>
-          <w:p>
-            <w:r>
-              <w:rPr>
-                <w:sz w:val="16"/>
-              </w:rPr>
-              <w:t>89.3</w:t>
-            </w:r>
-          </w:p>
-        </w:tc>
-        <w:tc>
-          <w:tcPr>
-            <w:tcW w:type="dxa" w:w="2484"/>
-          </w:tcPr>
-          <w:p>
-            <w:r>
-              <w:rPr>
-                <w:sz w:val="16"/>
-              </w:rPr>
-              <w:t>20%</w:t>
-            </w:r>
-          </w:p>
-        </w:tc>
-        <w:tc>
-          <w:tcPr>
-            <w:tcW w:type="dxa" w:w="2484"/>
-          </w:tcPr>
-          <w:p>
-            <w:r>
-              <w:rPr>
-                <w:sz w:val="16"/>
-              </w:rPr>
-              <w:t>17.9</w:t>
+            <w:tcW w:type="dxa" w:w="5184"/>
+          </w:tcPr>
+          <w:p>
+            <w:r>
+              <w:rPr>
+                <w:sz w:val="16"/>
+              </w:rPr>
+              <w:t>Input provenance</w:t>
+            </w:r>
+          </w:p>
+        </w:tc>
+        <w:tc>
+          <w:tcPr>
+            <w:tcW w:type="dxa" w:w="5184"/>
+          </w:tcPr>
+          <w:p>
+            <w:r>
+              <w:rPr>
+                <w:sz w:val="16"/>
+              </w:rPr>
+              <w:t>1 public, 3 derived, 4 illustrative score inputs</w:t>
             </w:r>
           </w:p>
         </w:tc>
@@ -2788,171 +4194,32 @@
       <w:tr>
         <w:tc>
           <w:tcPr>
-            <w:tcW w:type="dxa" w:w="2484"/>
-          </w:tcPr>
-          <w:p>
-            <w:r>
-              <w:rPr>
-                <w:sz w:val="16"/>
-              </w:rPr>
-              <w:t>Competitive Saturation</w:t>
-            </w:r>
-          </w:p>
-        </w:tc>
-        <w:tc>
-          <w:tcPr>
-            <w:tcW w:type="dxa" w:w="2484"/>
-          </w:tcPr>
-          <w:p>
-            <w:r>
-              <w:rPr>
-                <w:sz w:val="16"/>
-              </w:rPr>
-              <w:t>72.7</w:t>
-            </w:r>
-          </w:p>
-        </w:tc>
-        <w:tc>
-          <w:tcPr>
-            <w:tcW w:type="dxa" w:w="2484"/>
-          </w:tcPr>
-          <w:p>
-            <w:r>
-              <w:rPr>
-                <w:sz w:val="16"/>
-              </w:rPr>
-              <w:t>25%</w:t>
-            </w:r>
-          </w:p>
-        </w:tc>
-        <w:tc>
-          <w:tcPr>
-            <w:tcW w:type="dxa" w:w="2484"/>
-          </w:tcPr>
-          <w:p>
-            <w:r>
-              <w:rPr>
-                <w:sz w:val="16"/>
-              </w:rPr>
-              <w:t>18.2</w:t>
-            </w:r>
-          </w:p>
-        </w:tc>
-      </w:tr>
-      <w:tr>
-        <w:tc>
-          <w:tcPr>
-            <w:tcW w:type="dxa" w:w="2484"/>
-          </w:tcPr>
-          <w:p>
-            <w:r>
-              <w:rPr>
-                <w:sz w:val="16"/>
-              </w:rPr>
-              <w:t>Healthcare Access Gap</w:t>
-            </w:r>
-          </w:p>
-        </w:tc>
-        <w:tc>
-          <w:tcPr>
-            <w:tcW w:type="dxa" w:w="2484"/>
-          </w:tcPr>
-          <w:p>
-            <w:r>
-              <w:rPr>
-                <w:sz w:val="16"/>
-              </w:rPr>
-              <w:t>0.0</w:t>
-            </w:r>
-          </w:p>
-        </w:tc>
-        <w:tc>
-          <w:tcPr>
-            <w:tcW w:type="dxa" w:w="2484"/>
-          </w:tcPr>
-          <w:p>
-            <w:r>
-              <w:rPr>
-                <w:sz w:val="16"/>
-              </w:rPr>
-              <w:t>15%</w:t>
-            </w:r>
-          </w:p>
-        </w:tc>
-        <w:tc>
-          <w:tcPr>
-            <w:tcW w:type="dxa" w:w="2484"/>
-          </w:tcPr>
-          <w:p>
-            <w:r>
-              <w:rPr>
-                <w:sz w:val="16"/>
-              </w:rPr>
-              <w:t>0.0</w:t>
-            </w:r>
-          </w:p>
-        </w:tc>
-      </w:tr>
-      <w:tr>
-        <w:tc>
-          <w:tcPr>
-            <w:tcW w:type="dxa" w:w="2484"/>
-          </w:tcPr>
-          <w:p>
-            <w:r>
-              <w:rPr>
-                <w:sz w:val="16"/>
-              </w:rPr>
-              <w:t>Employment / Activity</w:t>
-            </w:r>
-          </w:p>
-        </w:tc>
-        <w:tc>
-          <w:tcPr>
-            <w:tcW w:type="dxa" w:w="2484"/>
-          </w:tcPr>
-          <w:p>
-            <w:r>
-              <w:rPr>
-                <w:sz w:val="16"/>
-              </w:rPr>
-              <w:t>100.0</w:t>
-            </w:r>
-          </w:p>
-        </w:tc>
-        <w:tc>
-          <w:tcPr>
-            <w:tcW w:type="dxa" w:w="2484"/>
-          </w:tcPr>
-          <w:p>
-            <w:r>
-              <w:rPr>
-                <w:sz w:val="16"/>
-              </w:rPr>
-              <w:t>15%</w:t>
-            </w:r>
-          </w:p>
-        </w:tc>
-        <w:tc>
-          <w:tcPr>
-            <w:tcW w:type="dxa" w:w="2484"/>
-          </w:tcPr>
-          <w:p>
-            <w:r>
-              <w:rPr>
-                <w:sz w:val="16"/>
-              </w:rPr>
-              <w:t>15.0</w:t>
+            <w:tcW w:type="dxa" w:w="5184"/>
+          </w:tcPr>
+          <w:p>
+            <w:r>
+              <w:rPr>
+                <w:sz w:val="16"/>
+              </w:rPr>
+              <w:t>Methodology</w:t>
+            </w:r>
+          </w:p>
+        </w:tc>
+        <w:tc>
+          <w:tcPr>
+            <w:tcW w:type="dxa" w:w="5184"/>
+          </w:tcPr>
+          <w:p>
+            <w:r>
+              <w:rPr>
+                <w:sz w:val="16"/>
+              </w:rPr>
+              <w:t>Real ZCTA geography and labeled public or illustrative observations are paired with demo_expansion_score_v2. U.S. Census Bureau TIGERweb, 2020 ZCTA geometry. The public map uses a 5-mile circular analysis area rather than the literal ZIP boundary. Production normalization, weights, thresholds, rankings, and opportunity intelligence are intentionally excluded.</w:t>
             </w:r>
           </w:p>
         </w:tc>
       </w:tr>
     </w:tbl>
-    <w:p>
-      <w:r>
-        <w:t>Source lineage: ACS 2019/2024 5-year estimates, Census TIGERweb geometry, linked public operator pages, and explicitly labeled public or illustrative opportunity evidence. No production records are included.</w:t>
-      </w:r>
-    </w:p>
     <w:p>
       <w:r>
         <w:br w:type="page"/>
@@ -2963,12 +4230,20 @@
         <w:pStyle w:val="Heading1"/>
       </w:pPr>
       <w:r>
-        <w:t>3. State College</w:t>
+        <w:t>3. Lancaster</w:t>
       </w:r>
     </w:p>
     <w:p>
       <w:r>
-        <w:t>State College | Pennsylvania | ZIP 16801</w:t>
+        <w:t>Lancaster | Pennsylvania | ZIP 17601</w:t>
+      </w:r>
+    </w:p>
+    <w:p>
+      <w:pPr>
+        <w:pStyle w:val="Heading2"/>
+      </w:pPr>
+      <w:r>
+        <w:t>Decision Scores</w:t>
       </w:r>
     </w:p>
     <w:tbl>
@@ -2978,9 +4253,10 @@
         <w:tblLook w:firstColumn="1" w:firstRow="1" w:lastColumn="0" w:lastRow="0" w:noHBand="0" w:noVBand="1" w:val="04A0"/>
       </w:tblPr>
       <w:tblGrid>
-        <w:gridCol w:w="3312"/>
-        <w:gridCol w:w="3312"/>
-        <w:gridCol w:w="3312"/>
+        <w:gridCol w:w="2592"/>
+        <w:gridCol w:w="2592"/>
+        <w:gridCol w:w="2592"/>
+        <w:gridCol w:w="2592"/>
       </w:tblGrid>
       <w:tr>
         <w:trPr>
@@ -2988,7 +4264,7 @@
         </w:trPr>
         <w:tc>
           <w:tcPr>
-            <w:tcW w:type="dxa" w:w="3312"/>
+            <w:tcW w:type="dxa" w:w="2592"/>
             <w:shd w:fill="E8EEF2"/>
           </w:tcPr>
           <w:p>
@@ -2997,13 +4273,13 @@
                 <w:b/>
                 <w:sz w:val="16"/>
               </w:rPr>
-              <w:t>Demo Near-Term Priority</w:t>
-            </w:r>
-          </w:p>
-        </w:tc>
-        <w:tc>
-          <w:tcPr>
-            <w:tcW w:type="dxa" w:w="3312"/>
+              <w:t>Demo Expansion Score v2</w:t>
+            </w:r>
+          </w:p>
+        </w:tc>
+        <w:tc>
+          <w:tcPr>
+            <w:tcW w:type="dxa" w:w="2592"/>
             <w:shd w:fill="E8EEF2"/>
           </w:tcPr>
           <w:p>
@@ -3012,13 +4288,13 @@
                 <w:b/>
                 <w:sz w:val="16"/>
               </w:rPr>
-              <w:t>Demo Expansion Score</w:t>
-            </w:r>
-          </w:p>
-        </w:tc>
-        <w:tc>
-          <w:tcPr>
-            <w:tcW w:type="dxa" w:w="3312"/>
+              <w:t>Entry Feasibility</w:t>
+            </w:r>
+          </w:p>
+        </w:tc>
+        <w:tc>
+          <w:tcPr>
+            <w:tcW w:type="dxa" w:w="2592"/>
             <w:shd w:fill="E8EEF2"/>
           </w:tcPr>
           <w:p>
@@ -3027,7 +4303,22 @@
                 <w:b/>
                 <w:sz w:val="16"/>
               </w:rPr>
-              <w:t>Demo Entry Feasibility</w:t>
+              <w:t>Near-Term Priority</w:t>
+            </w:r>
+          </w:p>
+        </w:tc>
+        <w:tc>
+          <w:tcPr>
+            <w:tcW w:type="dxa" w:w="2592"/>
+            <w:shd w:fill="E8EEF2"/>
+          </w:tcPr>
+          <w:p>
+            <w:r>
+              <w:rPr>
+                <w:b/>
+                <w:sz w:val="16"/>
+              </w:rPr>
+              <w:t>Completeness</w:t>
             </w:r>
           </w:p>
         </w:tc>
@@ -3035,7 +4326,7 @@
       <w:tr>
         <w:tc>
           <w:tcPr>
-            <w:tcW w:type="dxa" w:w="3312"/>
+            <w:tcW w:type="dxa" w:w="2592"/>
           </w:tcPr>
           <w:p>
             <w:pPr>
@@ -3045,15 +4336,15 @@
               <w:rPr>
                 <w:b/>
                 <w:color w:val="136F63"/>
-                <w:sz w:val="30"/>
-              </w:rPr>
-              <w:t>48.3</w:t>
-            </w:r>
-          </w:p>
-        </w:tc>
-        <w:tc>
-          <w:tcPr>
-            <w:tcW w:type="dxa" w:w="3312"/>
+                <w:sz w:val="28"/>
+              </w:rPr>
+              <w:t>67</w:t>
+            </w:r>
+          </w:p>
+        </w:tc>
+        <w:tc>
+          <w:tcPr>
+            <w:tcW w:type="dxa" w:w="2592"/>
           </w:tcPr>
           <w:p>
             <w:pPr>
@@ -3063,15 +4354,15 @@
               <w:rPr>
                 <w:b/>
                 <w:color w:val="136F63"/>
-                <w:sz w:val="30"/>
-              </w:rPr>
-              <w:t>40.2</w:t>
-            </w:r>
-          </w:p>
-        </w:tc>
-        <w:tc>
-          <w:tcPr>
-            <w:tcW w:type="dxa" w:w="3312"/>
+                <w:sz w:val="28"/>
+              </w:rPr>
+              <w:t>55</w:t>
+            </w:r>
+          </w:p>
+        </w:tc>
+        <w:tc>
+          <w:tcPr>
+            <w:tcW w:type="dxa" w:w="2592"/>
           </w:tcPr>
           <w:p>
             <w:pPr>
@@ -3081,9 +4372,27 @@
               <w:rPr>
                 <w:b/>
                 <w:color w:val="136F63"/>
-                <w:sz w:val="30"/>
-              </w:rPr>
-              <w:t>58.0</w:t>
+                <w:sz w:val="28"/>
+              </w:rPr>
+              <w:t>60.7</w:t>
+            </w:r>
+          </w:p>
+        </w:tc>
+        <w:tc>
+          <w:tcPr>
+            <w:tcW w:type="dxa" w:w="2592"/>
+          </w:tcPr>
+          <w:p>
+            <w:pPr>
+              <w:jc w:val="center"/>
+            </w:pPr>
+            <w:r>
+              <w:rPr>
+                <w:b/>
+                <w:color w:val="136F63"/>
+                <w:sz w:val="28"/>
+              </w:rPr>
+              <w:t>100%</w:t>
             </w:r>
           </w:p>
         </w:tc>
@@ -3096,8 +4405,8 @@
       <w:r>
         <w:drawing>
           <wp:inline xmlns:a="http://schemas.openxmlformats.org/drawingml/2006/main" xmlns:pic="http://schemas.openxmlformats.org/drawingml/2006/picture">
-            <wp:extent cx="5394960" cy="2157984"/>
-            <wp:docPr id="3" name="Picture 3" title="Census ZCTA market geometry" descr="Census ZCTA geometry for State College"/>
+            <wp:extent cx="5212080" cy="2084832"/>
+            <wp:docPr id="3" name="Picture 3" title="Census ZCTA market geometry" descr="Public Census ZCTA geometry for Lancaster"/>
             <wp:cNvGraphicFramePr>
               <a:graphicFrameLocks noChangeAspect="1"/>
             </wp:cNvGraphicFramePr>
@@ -3105,7 +4414,7 @@
               <a:graphicData uri="http://schemas.openxmlformats.org/drawingml/2006/picture">
                 <pic:pic>
                   <pic:nvPicPr>
-                    <pic:cNvPr id="0" name="map_16801.png"/>
+                    <pic:cNvPr id="0" name="map_17601.png"/>
                     <pic:cNvPicPr/>
                   </pic:nvPicPr>
                   <pic:blipFill>
@@ -3117,7 +4426,7 @@
                   <pic:spPr>
                     <a:xfrm>
                       <a:off x="0" y="0"/>
-                      <a:ext cx="5394960" cy="2157984"/>
+                      <a:ext cx="5212080" cy="2084832"/>
                     </a:xfrm>
                     <a:prstGeom prst="rect"/>
                   </pic:spPr>
@@ -3130,22 +4439,10 @@
     </w:p>
     <w:p>
       <w:pPr>
-        <w:jc w:val="center"/>
-      </w:pPr>
-      <w:r>
-        <w:rPr>
-          <w:i/>
-          <w:sz w:val="16"/>
-        </w:rPr>
-        <w:t>U.S. Census Bureau TIGERweb 2020 ZCTA geometry</w:t>
-      </w:r>
-    </w:p>
-    <w:p>
-      <w:pPr>
         <w:pStyle w:val="Heading2"/>
       </w:pPr>
       <w:r>
-        <w:t>Market Overview</w:t>
+        <w:t>Score Breakdown</w:t>
       </w:r>
     </w:p>
     <w:tbl>
@@ -3155,8 +4452,12 @@
         <w:tblLook w:firstColumn="1" w:firstRow="1" w:lastColumn="0" w:lastRow="0" w:noHBand="0" w:noVBand="1" w:val="04A0"/>
       </w:tblPr>
       <w:tblGrid>
-        <w:gridCol w:w="4968"/>
-        <w:gridCol w:w="4968"/>
+        <w:gridCol w:w="1728"/>
+        <w:gridCol w:w="1728"/>
+        <w:gridCol w:w="1728"/>
+        <w:gridCol w:w="1728"/>
+        <w:gridCol w:w="1728"/>
+        <w:gridCol w:w="1728"/>
       </w:tblGrid>
       <w:tr>
         <w:trPr>
@@ -3164,7 +4465,7 @@
         </w:trPr>
         <w:tc>
           <w:tcPr>
-            <w:tcW w:type="dxa" w:w="6624"/>
+            <w:tcW w:type="dxa" w:w="1800"/>
             <w:shd w:fill="E8EEF2"/>
           </w:tcPr>
           <w:p>
@@ -3173,7 +4474,67 @@
                 <w:b/>
                 <w:sz w:val="16"/>
               </w:rPr>
-              <w:t>Indicator</w:t>
+              <w:t>Metric</w:t>
+            </w:r>
+          </w:p>
+        </w:tc>
+        <w:tc>
+          <w:tcPr>
+            <w:tcW w:type="dxa" w:w="1656"/>
+            <w:shd w:fill="E8EEF2"/>
+          </w:tcPr>
+          <w:p>
+            <w:r>
+              <w:rPr>
+                <w:b/>
+                <w:sz w:val="16"/>
+              </w:rPr>
+              <w:t>Raw Value</w:t>
+            </w:r>
+          </w:p>
+        </w:tc>
+        <w:tc>
+          <w:tcPr>
+            <w:tcW w:type="dxa" w:w="1080"/>
+            <w:shd w:fill="E8EEF2"/>
+          </w:tcPr>
+          <w:p>
+            <w:r>
+              <w:rPr>
+                <w:b/>
+                <w:sz w:val="16"/>
+              </w:rPr>
+              <w:t>Normalized Score</w:t>
+            </w:r>
+          </w:p>
+        </w:tc>
+        <w:tc>
+          <w:tcPr>
+            <w:tcW w:type="dxa" w:w="792"/>
+            <w:shd w:fill="E8EEF2"/>
+          </w:tcPr>
+          <w:p>
+            <w:r>
+              <w:rPr>
+                <w:b/>
+                <w:sz w:val="16"/>
+              </w:rPr>
+              <w:t>Weight</w:t>
+            </w:r>
+          </w:p>
+        </w:tc>
+        <w:tc>
+          <w:tcPr>
+            <w:tcW w:type="dxa" w:w="1008"/>
+            <w:shd w:fill="E8EEF2"/>
+          </w:tcPr>
+          <w:p>
+            <w:r>
+              <w:rPr>
+                <w:b/>
+                <w:sz w:val="16"/>
+              </w:rPr>
+              <w:t>Contribution</w:t>
             </w:r>
           </w:p>
         </w:tc>
@@ -3188,7 +4549,7 @@
                 <w:b/>
                 <w:sz w:val="16"/>
               </w:rPr>
-              <w:t>Value</w:t>
+              <w:t>Explanation</w:t>
             </w:r>
           </w:p>
         </w:tc>
@@ -3196,7 +4557,7 @@
       <w:tr>
         <w:tc>
           <w:tcPr>
-            <w:tcW w:type="dxa" w:w="6624"/>
+            <w:tcW w:type="dxa" w:w="1800"/>
           </w:tcPr>
           <w:p>
             <w:r>
@@ -3209,6 +4570,58 @@
         </w:tc>
         <w:tc>
           <w:tcPr>
+            <w:tcW w:type="dxa" w:w="1656"/>
+          </w:tcPr>
+          <w:p>
+            <w:r>
+              <w:rPr>
+                <w:sz w:val="16"/>
+              </w:rPr>
+              <w:t>56,382</w:t>
+            </w:r>
+          </w:p>
+        </w:tc>
+        <w:tc>
+          <w:tcPr>
+            <w:tcW w:type="dxa" w:w="1080"/>
+          </w:tcPr>
+          <w:p>
+            <w:r>
+              <w:rPr>
+                <w:sz w:val="16"/>
+              </w:rPr>
+              <w:t>100.0</w:t>
+            </w:r>
+          </w:p>
+        </w:tc>
+        <w:tc>
+          <w:tcPr>
+            <w:tcW w:type="dxa" w:w="792"/>
+          </w:tcPr>
+          <w:p>
+            <w:r>
+              <w:rPr>
+                <w:sz w:val="16"/>
+              </w:rPr>
+              <w:t>15%</w:t>
+            </w:r>
+          </w:p>
+        </w:tc>
+        <w:tc>
+          <w:tcPr>
+            <w:tcW w:type="dxa" w:w="1008"/>
+          </w:tcPr>
+          <w:p>
+            <w:r>
+              <w:rPr>
+                <w:sz w:val="16"/>
+              </w:rPr>
+              <w:t>15.0</w:t>
+            </w:r>
+          </w:p>
+        </w:tc>
+        <w:tc>
+          <w:tcPr>
             <w:tcW w:type="dxa" w:w="3456"/>
           </w:tcPr>
           <w:p>
@@ -3216,7 +4629,7 @@
               <w:rPr>
                 <w:sz w:val="16"/>
               </w:rPr>
-              <w:t>40,774</w:t>
+              <w:t>Larger markets provide greater absolute demand potential. [real_public_observation]</w:t>
             </w:r>
           </w:p>
         </w:tc>
@@ -3224,7 +4637,7 @@
       <w:tr>
         <w:tc>
           <w:tcPr>
-            <w:tcW w:type="dxa" w:w="6624"/>
+            <w:tcW w:type="dxa" w:w="1800"/>
           </w:tcPr>
           <w:p>
             <w:r>
@@ -3237,6 +4650,58 @@
         </w:tc>
         <w:tc>
           <w:tcPr>
+            <w:tcW w:type="dxa" w:w="1656"/>
+          </w:tcPr>
+          <w:p>
+            <w:r>
+              <w:rPr>
+                <w:sz w:val="16"/>
+              </w:rPr>
+              <w:t>7.3 % change, 2019-2024</w:t>
+            </w:r>
+          </w:p>
+        </w:tc>
+        <w:tc>
+          <w:tcPr>
+            <w:tcW w:type="dxa" w:w="1080"/>
+          </w:tcPr>
+          <w:p>
+            <w:r>
+              <w:rPr>
+                <w:sz w:val="16"/>
+              </w:rPr>
+              <w:t>84.0</w:t>
+            </w:r>
+          </w:p>
+        </w:tc>
+        <w:tc>
+          <w:tcPr>
+            <w:tcW w:type="dxa" w:w="792"/>
+          </w:tcPr>
+          <w:p>
+            <w:r>
+              <w:rPr>
+                <w:sz w:val="16"/>
+              </w:rPr>
+              <w:t>20%</w:t>
+            </w:r>
+          </w:p>
+        </w:tc>
+        <w:tc>
+          <w:tcPr>
+            <w:tcW w:type="dxa" w:w="1008"/>
+          </w:tcPr>
+          <w:p>
+            <w:r>
+              <w:rPr>
+                <w:sz w:val="16"/>
+              </w:rPr>
+              <w:t>16.8</w:t>
+            </w:r>
+          </w:p>
+        </w:tc>
+        <w:tc>
+          <w:tcPr>
             <w:tcW w:type="dxa" w:w="3456"/>
           </w:tcPr>
           <w:p>
@@ -3244,7 +4709,7 @@
               <w:rPr>
                 <w:sz w:val="16"/>
               </w:rPr>
-              <w:t>-10.0%</w:t>
+              <w:t>Faster growth indicates expanding future demand. [derived_public_observation]</w:t>
             </w:r>
           </w:p>
         </w:tc>
@@ -3252,14 +4717,66 @@
       <w:tr>
         <w:tc>
           <w:tcPr>
-            <w:tcW w:type="dxa" w:w="6624"/>
-          </w:tcPr>
-          <w:p>
-            <w:r>
-              <w:rPr>
-                <w:sz w:val="16"/>
-              </w:rPr>
-              <w:t>Competitors / 10k</w:t>
+            <w:tcW w:type="dxa" w:w="1800"/>
+          </w:tcPr>
+          <w:p>
+            <w:r>
+              <w:rPr>
+                <w:sz w:val="16"/>
+              </w:rPr>
+              <w:t>Competitors / 10k Population</w:t>
+            </w:r>
+          </w:p>
+        </w:tc>
+        <w:tc>
+          <w:tcPr>
+            <w:tcW w:type="dxa" w:w="1656"/>
+          </w:tcPr>
+          <w:p>
+            <w:r>
+              <w:rPr>
+                <w:sz w:val="16"/>
+              </w:rPr>
+              <w:t>0.5 physical competitors per 10k</w:t>
+            </w:r>
+          </w:p>
+        </w:tc>
+        <w:tc>
+          <w:tcPr>
+            <w:tcW w:type="dxa" w:w="1080"/>
+          </w:tcPr>
+          <w:p>
+            <w:r>
+              <w:rPr>
+                <w:sz w:val="16"/>
+              </w:rPr>
+              <w:t>90.9</w:t>
+            </w:r>
+          </w:p>
+        </w:tc>
+        <w:tc>
+          <w:tcPr>
+            <w:tcW w:type="dxa" w:w="792"/>
+          </w:tcPr>
+          <w:p>
+            <w:r>
+              <w:rPr>
+                <w:sz w:val="16"/>
+              </w:rPr>
+              <w:t>20%</w:t>
+            </w:r>
+          </w:p>
+        </w:tc>
+        <w:tc>
+          <w:tcPr>
+            <w:tcW w:type="dxa" w:w="1008"/>
+          </w:tcPr>
+          <w:p>
+            <w:r>
+              <w:rPr>
+                <w:sz w:val="16"/>
+              </w:rPr>
+              <w:t>18.2</w:t>
             </w:r>
           </w:p>
         </w:tc>
@@ -3272,7 +4789,7 @@
               <w:rPr>
                 <w:sz w:val="16"/>
               </w:rPr>
-              <w:t>0.50  ++</w:t>
+              <w:t>Measures urgent-care supply relative to population; lower saturation is more favorable. [derived_public_observation]</w:t>
             </w:r>
           </w:p>
         </w:tc>
@@ -3280,14 +4797,66 @@
       <w:tr>
         <w:tc>
           <w:tcPr>
-            <w:tcW w:type="dxa" w:w="6624"/>
-          </w:tcPr>
-          <w:p>
-            <w:r>
-              <w:rPr>
-                <w:sz w:val="16"/>
-              </w:rPr>
-              <w:t>Avg Competitor Rating</w:t>
+            <w:tcW w:type="dxa" w:w="1800"/>
+          </w:tcPr>
+          <w:p>
+            <w:r>
+              <w:rPr>
+                <w:sz w:val="16"/>
+              </w:rPr>
+              <w:t>Competitor Strength</w:t>
+            </w:r>
+          </w:p>
+        </w:tc>
+        <w:tc>
+          <w:tcPr>
+            <w:tcW w:type="dxa" w:w="1656"/>
+          </w:tcPr>
+          <w:p>
+            <w:r>
+              <w:rPr>
+                <w:sz w:val="16"/>
+              </w:rPr>
+              <w:t>72.0 illustrative index</w:t>
+            </w:r>
+          </w:p>
+        </w:tc>
+        <w:tc>
+          <w:tcPr>
+            <w:tcW w:type="dxa" w:w="1080"/>
+          </w:tcPr>
+          <w:p>
+            <w:r>
+              <w:rPr>
+                <w:sz w:val="16"/>
+              </w:rPr>
+              <w:t>15.0</w:t>
+            </w:r>
+          </w:p>
+        </w:tc>
+        <w:tc>
+          <w:tcPr>
+            <w:tcW w:type="dxa" w:w="792"/>
+          </w:tcPr>
+          <w:p>
+            <w:r>
+              <w:rPr>
+                <w:sz w:val="16"/>
+              </w:rPr>
+              <w:t>10%</w:t>
+            </w:r>
+          </w:p>
+        </w:tc>
+        <w:tc>
+          <w:tcPr>
+            <w:tcW w:type="dxa" w:w="1008"/>
+          </w:tcPr>
+          <w:p>
+            <w:r>
+              <w:rPr>
+                <w:sz w:val="16"/>
+              </w:rPr>
+              <w:t>1.5</w:t>
             </w:r>
           </w:p>
         </w:tc>
@@ -3300,7 +4869,7 @@
               <w:rPr>
                 <w:sz w:val="16"/>
               </w:rPr>
-              <w:t>Not stored</w:t>
+              <w:t>Combines public ratings and log-adjusted review volume conceptually to approximate competitive entrenchment. [illustrative_demo_value]</w:t>
             </w:r>
           </w:p>
         </w:tc>
@@ -3308,14 +4877,66 @@
       <w:tr>
         <w:tc>
           <w:tcPr>
-            <w:tcW w:type="dxa" w:w="6624"/>
-          </w:tcPr>
-          <w:p>
-            <w:r>
-              <w:rPr>
-                <w:sz w:val="16"/>
-              </w:rPr>
-              <w:t>Avg Weekly Open Hours</w:t>
+            <w:tcW w:type="dxa" w:w="1800"/>
+          </w:tcPr>
+          <w:p>
+            <w:r>
+              <w:rPr>
+                <w:sz w:val="16"/>
+              </w:rPr>
+              <w:t>Competitive Availability Gap</w:t>
+            </w:r>
+          </w:p>
+        </w:tc>
+        <w:tc>
+          <w:tcPr>
+            <w:tcW w:type="dxa" w:w="1656"/>
+          </w:tcPr>
+          <w:p>
+            <w:r>
+              <w:rPr>
+                <w:sz w:val="16"/>
+              </w:rPr>
+              <w:t>25.0 % of standard hours</w:t>
+            </w:r>
+          </w:p>
+        </w:tc>
+        <w:tc>
+          <w:tcPr>
+            <w:tcW w:type="dxa" w:w="1080"/>
+          </w:tcPr>
+          <w:p>
+            <w:r>
+              <w:rPr>
+                <w:sz w:val="16"/>
+              </w:rPr>
+              <w:t>20.0</w:t>
+            </w:r>
+          </w:p>
+        </w:tc>
+        <w:tc>
+          <w:tcPr>
+            <w:tcW w:type="dxa" w:w="792"/>
+          </w:tcPr>
+          <w:p>
+            <w:r>
+              <w:rPr>
+                <w:sz w:val="16"/>
+              </w:rPr>
+              <w:t>10%</w:t>
+            </w:r>
+          </w:p>
+        </w:tc>
+        <w:tc>
+          <w:tcPr>
+            <w:tcW w:type="dxa" w:w="1008"/>
+          </w:tcPr>
+          <w:p>
+            <w:r>
+              <w:rPr>
+                <w:sz w:val="16"/>
+              </w:rPr>
+              <w:t>2.0</w:t>
             </w:r>
           </w:p>
         </w:tc>
@@ -3328,7 +4949,247 @@
               <w:rPr>
                 <w:sz w:val="16"/>
               </w:rPr>
-              <w:t>75</w:t>
+              <w:t>Estimates standard urgent-care hours when relatively few competitors are open. [illustrative_demo_value]</w:t>
+            </w:r>
+          </w:p>
+        </w:tc>
+      </w:tr>
+      <w:tr>
+        <w:tc>
+          <w:tcPr>
+            <w:tcW w:type="dxa" w:w="1800"/>
+          </w:tcPr>
+          <w:p>
+            <w:r>
+              <w:rPr>
+                <w:sz w:val="16"/>
+              </w:rPr>
+              <w:t>Clinical Workforce Growth</w:t>
+            </w:r>
+          </w:p>
+        </w:tc>
+        <w:tc>
+          <w:tcPr>
+            <w:tcW w:type="dxa" w:w="1656"/>
+          </w:tcPr>
+          <w:p>
+            <w:r>
+              <w:rPr>
+                <w:sz w:val="16"/>
+              </w:rPr>
+              <w:t>3.7 % illustrative change</w:t>
+            </w:r>
+          </w:p>
+        </w:tc>
+        <w:tc>
+          <w:tcPr>
+            <w:tcW w:type="dxa" w:w="1080"/>
+          </w:tcPr>
+          <w:p>
+            <w:r>
+              <w:rPr>
+                <w:sz w:val="16"/>
+              </w:rPr>
+              <w:t>71.0</w:t>
+            </w:r>
+          </w:p>
+        </w:tc>
+        <w:tc>
+          <w:tcPr>
+            <w:tcW w:type="dxa" w:w="792"/>
+          </w:tcPr>
+          <w:p>
+            <w:r>
+              <w:rPr>
+                <w:sz w:val="16"/>
+              </w:rPr>
+              <w:t>5%</w:t>
+            </w:r>
+          </w:p>
+        </w:tc>
+        <w:tc>
+          <w:tcPr>
+            <w:tcW w:type="dxa" w:w="1008"/>
+          </w:tcPr>
+          <w:p>
+            <w:r>
+              <w:rPr>
+                <w:sz w:val="16"/>
+              </w:rPr>
+              <w:t>3.6</w:t>
+            </w:r>
+          </w:p>
+        </w:tc>
+        <w:tc>
+          <w:tcPr>
+            <w:tcW w:type="dxa" w:w="3456"/>
+          </w:tcPr>
+          <w:p>
+            <w:r>
+              <w:rPr>
+                <w:sz w:val="16"/>
+              </w:rPr>
+              <w:t>Indicates whether the local clinician ecosystem appears to be expanding. [illustrative_demo_value]</w:t>
+            </w:r>
+          </w:p>
+        </w:tc>
+      </w:tr>
+      <w:tr>
+        <w:tc>
+          <w:tcPr>
+            <w:tcW w:type="dxa" w:w="1800"/>
+          </w:tcPr>
+          <w:p>
+            <w:r>
+              <w:rPr>
+                <w:sz w:val="16"/>
+              </w:rPr>
+              <w:t>Occupational Medicine Potential</w:t>
+            </w:r>
+          </w:p>
+        </w:tc>
+        <w:tc>
+          <w:tcPr>
+            <w:tcW w:type="dxa" w:w="1656"/>
+          </w:tcPr>
+          <w:p>
+            <w:r>
+              <w:rPr>
+                <w:sz w:val="16"/>
+              </w:rPr>
+              <w:t>22.0 % illustrative industrial/logistics share</w:t>
+            </w:r>
+          </w:p>
+        </w:tc>
+        <w:tc>
+          <w:tcPr>
+            <w:tcW w:type="dxa" w:w="1080"/>
+          </w:tcPr>
+          <w:p>
+            <w:r>
+              <w:rPr>
+                <w:sz w:val="16"/>
+              </w:rPr>
+              <w:t>82.9</w:t>
+            </w:r>
+          </w:p>
+        </w:tc>
+        <w:tc>
+          <w:tcPr>
+            <w:tcW w:type="dxa" w:w="792"/>
+          </w:tcPr>
+          <w:p>
+            <w:r>
+              <w:rPr>
+                <w:sz w:val="16"/>
+              </w:rPr>
+              <w:t>10%</w:t>
+            </w:r>
+          </w:p>
+        </w:tc>
+        <w:tc>
+          <w:tcPr>
+            <w:tcW w:type="dxa" w:w="1008"/>
+          </w:tcPr>
+          <w:p>
+            <w:r>
+              <w:rPr>
+                <w:sz w:val="16"/>
+              </w:rPr>
+              <w:t>8.3</w:t>
+            </w:r>
+          </w:p>
+        </w:tc>
+        <w:tc>
+          <w:tcPr>
+            <w:tcW w:type="dxa" w:w="3456"/>
+          </w:tcPr>
+          <w:p>
+            <w:r>
+              <w:rPr>
+                <w:sz w:val="16"/>
+              </w:rPr>
+              <w:t>Uses employment composition to approximate employer-health and occupational-care demand. [illustrative_demo_value]</w:t>
+            </w:r>
+          </w:p>
+        </w:tc>
+      </w:tr>
+      <w:tr>
+        <w:tc>
+          <w:tcPr>
+            <w:tcW w:type="dxa" w:w="1800"/>
+          </w:tcPr>
+          <w:p>
+            <w:r>
+              <w:rPr>
+                <w:sz w:val="16"/>
+              </w:rPr>
+              <w:t>Primary-Care Underserved</w:t>
+            </w:r>
+          </w:p>
+        </w:tc>
+        <w:tc>
+          <w:tcPr>
+            <w:tcW w:type="dxa" w:w="1656"/>
+          </w:tcPr>
+          <w:p>
+            <w:r>
+              <w:rPr>
+                <w:sz w:val="16"/>
+              </w:rPr>
+              <w:t>3.7 % uninsured access proxy</w:t>
+            </w:r>
+          </w:p>
+        </w:tc>
+        <w:tc>
+          <w:tcPr>
+            <w:tcW w:type="dxa" w:w="1080"/>
+          </w:tcPr>
+          <w:p>
+            <w:r>
+              <w:rPr>
+                <w:sz w:val="16"/>
+              </w:rPr>
+              <w:t>16.5</w:t>
+            </w:r>
+          </w:p>
+        </w:tc>
+        <w:tc>
+          <w:tcPr>
+            <w:tcW w:type="dxa" w:w="792"/>
+          </w:tcPr>
+          <w:p>
+            <w:r>
+              <w:rPr>
+                <w:sz w:val="16"/>
+              </w:rPr>
+              <w:t>10%</w:t>
+            </w:r>
+          </w:p>
+        </w:tc>
+        <w:tc>
+          <w:tcPr>
+            <w:tcW w:type="dxa" w:w="1008"/>
+          </w:tcPr>
+          <w:p>
+            <w:r>
+              <w:rPr>
+                <w:sz w:val="16"/>
+              </w:rPr>
+              <w:t>1.7</w:t>
+            </w:r>
+          </w:p>
+        </w:tc>
+        <w:tc>
+          <w:tcPr>
+            <w:tcW w:type="dxa" w:w="3456"/>
+          </w:tcPr>
+          <w:p>
+            <w:r>
+              <w:rPr>
+                <w:sz w:val="16"/>
+              </w:rPr>
+              <w:t>Represents a simplified public access-gap proxy that may support demand for convenient care. [derived_public_observation]</w:t>
             </w:r>
           </w:p>
         </w:tc>
@@ -3349,11 +5210,11 @@
         <w:tblLook w:firstColumn="1" w:firstRow="1" w:lastColumn="0" w:lastRow="0" w:noHBand="0" w:noVBand="1" w:val="04A0"/>
       </w:tblPr>
       <w:tblGrid>
-        <w:gridCol w:w="1987"/>
-        <w:gridCol w:w="1987"/>
-        <w:gridCol w:w="1987"/>
-        <w:gridCol w:w="1987"/>
-        <w:gridCol w:w="1987"/>
+        <w:gridCol w:w="2074"/>
+        <w:gridCol w:w="2074"/>
+        <w:gridCol w:w="2074"/>
+        <w:gridCol w:w="2074"/>
+        <w:gridCol w:w="2074"/>
       </w:tblGrid>
       <w:tr>
         <w:trPr>
@@ -3361,7 +5222,7 @@
         </w:trPr>
         <w:tc>
           <w:tcPr>
-            <w:tcW w:type="dxa" w:w="1987"/>
+            <w:tcW w:type="dxa" w:w="2074"/>
             <w:shd w:fill="E8EEF2"/>
           </w:tcPr>
           <w:p>
@@ -3370,13 +5231,13 @@
                 <w:b/>
                 <w:sz w:val="16"/>
               </w:rPr>
-              <w:t>Competitor</w:t>
-            </w:r>
-          </w:p>
-        </w:tc>
-        <w:tc>
-          <w:tcPr>
-            <w:tcW w:type="dxa" w:w="1987"/>
+              <w:t>Physical Urgent-Care Facility</w:t>
+            </w:r>
+          </w:p>
+        </w:tc>
+        <w:tc>
+          <w:tcPr>
+            <w:tcW w:type="dxa" w:w="2074"/>
             <w:shd w:fill="E8EEF2"/>
           </w:tcPr>
           <w:p>
@@ -3391,7 +5252,7 @@
         </w:tc>
         <w:tc>
           <w:tcPr>
-            <w:tcW w:type="dxa" w:w="1987"/>
+            <w:tcW w:type="dxa" w:w="2074"/>
             <w:shd w:fill="E8EEF2"/>
           </w:tcPr>
           <w:p>
@@ -3406,7 +5267,7 @@
         </w:tc>
         <w:tc>
           <w:tcPr>
-            <w:tcW w:type="dxa" w:w="1987"/>
+            <w:tcW w:type="dxa" w:w="2074"/>
             <w:shd w:fill="E8EEF2"/>
           </w:tcPr>
           <w:p>
@@ -3415,13 +5276,13 @@
                 <w:b/>
                 <w:sz w:val="16"/>
               </w:rPr>
-              <w:t>Weekly hours</w:t>
-            </w:r>
-          </w:p>
-        </w:tc>
-        <w:tc>
-          <w:tcPr>
-            <w:tcW w:type="dxa" w:w="1987"/>
+              <w:t>Weekly Hours</w:t>
+            </w:r>
+          </w:p>
+        </w:tc>
+        <w:tc>
+          <w:tcPr>
+            <w:tcW w:type="dxa" w:w="2074"/>
             <w:shd w:fill="E8EEF2"/>
           </w:tcPr>
           <w:p>
@@ -3430,7 +5291,7 @@
                 <w:b/>
                 <w:sz w:val="16"/>
               </w:rPr>
-              <w:t>Operator / type</w:t>
+              <w:t>Category / Operator</w:t>
             </w:r>
           </w:p>
         </w:tc>
@@ -3438,20 +5299,20 @@
       <w:tr>
         <w:tc>
           <w:tcPr>
-            <w:tcW w:type="dxa" w:w="1987"/>
-          </w:tcPr>
-          <w:p>
-            <w:r>
-              <w:rPr>
-                <w:sz w:val="16"/>
-              </w:rPr>
-              <w:t>Geisinger ConvenientCare State College</w:t>
-            </w:r>
-          </w:p>
-        </w:tc>
-        <w:tc>
-          <w:tcPr>
-            <w:tcW w:type="dxa" w:w="1987"/>
+            <w:tcW w:type="dxa" w:w="2074"/>
+          </w:tcPr>
+          <w:p>
+            <w:r>
+              <w:rPr>
+                <w:sz w:val="16"/>
+              </w:rPr>
+              <w:t>Patient First - Lancaster</w:t>
+            </w:r>
+          </w:p>
+        </w:tc>
+        <w:tc>
+          <w:tcPr>
+            <w:tcW w:type="dxa" w:w="2074"/>
           </w:tcPr>
           <w:p>
             <w:r>
@@ -3464,7 +5325,7 @@
         </w:tc>
         <w:tc>
           <w:tcPr>
-            <w:tcW w:type="dxa" w:w="1987"/>
+            <w:tcW w:type="dxa" w:w="2074"/>
           </w:tcPr>
           <w:p>
             <w:r>
@@ -3477,27 +5338,27 @@
         </w:tc>
         <w:tc>
           <w:tcPr>
-            <w:tcW w:type="dxa" w:w="1987"/>
-          </w:tcPr>
-          <w:p>
-            <w:r>
-              <w:rPr>
-                <w:sz w:val="16"/>
-              </w:rPr>
-              <w:t>75</w:t>
-            </w:r>
-          </w:p>
-        </w:tc>
-        <w:tc>
-          <w:tcPr>
-            <w:tcW w:type="dxa" w:w="1987"/>
-          </w:tcPr>
-          <w:p>
-            <w:r>
-              <w:rPr>
-                <w:sz w:val="16"/>
-              </w:rPr>
-              <w:t>Health-system urgent care</w:t>
+            <w:tcW w:type="dxa" w:w="2074"/>
+          </w:tcPr>
+          <w:p>
+            <w:r>
+              <w:rPr>
+                <w:sz w:val="16"/>
+              </w:rPr>
+              <w:t>Not verified</w:t>
+            </w:r>
+          </w:p>
+        </w:tc>
+        <w:tc>
+          <w:tcPr>
+            <w:tcW w:type="dxa" w:w="2074"/>
+          </w:tcPr>
+          <w:p>
+            <w:r>
+              <w:rPr>
+                <w:sz w:val="16"/>
+              </w:rPr>
+              <w:t>Urgent care</w:t>
             </w:r>
           </w:p>
         </w:tc>
@@ -3505,20 +5366,20 @@
       <w:tr>
         <w:tc>
           <w:tcPr>
-            <w:tcW w:type="dxa" w:w="1987"/>
-          </w:tcPr>
-          <w:p>
-            <w:r>
-              <w:rPr>
-                <w:sz w:val="16"/>
-              </w:rPr>
-              <w:t>MedExpress Urgent Care - State College</w:t>
-            </w:r>
-          </w:p>
-        </w:tc>
-        <w:tc>
-          <w:tcPr>
-            <w:tcW w:type="dxa" w:w="1987"/>
+            <w:tcW w:type="dxa" w:w="2074"/>
+          </w:tcPr>
+          <w:p>
+            <w:r>
+              <w:rPr>
+                <w:sz w:val="16"/>
+              </w:rPr>
+              <w:t>Penn Medicine Lancaster General Health Urgent Care</w:t>
+            </w:r>
+          </w:p>
+        </w:tc>
+        <w:tc>
+          <w:tcPr>
+            <w:tcW w:type="dxa" w:w="2074"/>
           </w:tcPr>
           <w:p>
             <w:r>
@@ -3531,7 +5392,7 @@
         </w:tc>
         <w:tc>
           <w:tcPr>
-            <w:tcW w:type="dxa" w:w="1987"/>
+            <w:tcW w:type="dxa" w:w="2074"/>
           </w:tcPr>
           <w:p>
             <w:r>
@@ -3544,7 +5405,7 @@
         </w:tc>
         <w:tc>
           <w:tcPr>
-            <w:tcW w:type="dxa" w:w="1987"/>
+            <w:tcW w:type="dxa" w:w="2074"/>
           </w:tcPr>
           <w:p>
             <w:r>
@@ -3557,7 +5418,74 @@
         </w:tc>
         <w:tc>
           <w:tcPr>
-            <w:tcW w:type="dxa" w:w="1987"/>
+            <w:tcW w:type="dxa" w:w="2074"/>
+          </w:tcPr>
+          <w:p>
+            <w:r>
+              <w:rPr>
+                <w:sz w:val="16"/>
+              </w:rPr>
+              <w:t>Health-system urgent care</w:t>
+            </w:r>
+          </w:p>
+        </w:tc>
+      </w:tr>
+      <w:tr>
+        <w:tc>
+          <w:tcPr>
+            <w:tcW w:type="dxa" w:w="2074"/>
+          </w:tcPr>
+          <w:p>
+            <w:r>
+              <w:rPr>
+                <w:sz w:val="16"/>
+              </w:rPr>
+              <w:t>MedExpress Urgent Care - Lancaster</w:t>
+            </w:r>
+          </w:p>
+        </w:tc>
+        <w:tc>
+          <w:tcPr>
+            <w:tcW w:type="dxa" w:w="2074"/>
+          </w:tcPr>
+          <w:p>
+            <w:r>
+              <w:rPr>
+                <w:sz w:val="16"/>
+              </w:rPr>
+              <w:t>Not stored</w:t>
+            </w:r>
+          </w:p>
+        </w:tc>
+        <w:tc>
+          <w:tcPr>
+            <w:tcW w:type="dxa" w:w="2074"/>
+          </w:tcPr>
+          <w:p>
+            <w:r>
+              <w:rPr>
+                <w:sz w:val="16"/>
+              </w:rPr>
+              <w:t>Not stored</w:t>
+            </w:r>
+          </w:p>
+        </w:tc>
+        <w:tc>
+          <w:tcPr>
+            <w:tcW w:type="dxa" w:w="2074"/>
+          </w:tcPr>
+          <w:p>
+            <w:r>
+              <w:rPr>
+                <w:sz w:val="16"/>
+              </w:rPr>
+              <w:t>Not verified</w:t>
+            </w:r>
+          </w:p>
+        </w:tc>
+        <w:tc>
+          <w:tcPr>
+            <w:tcW w:type="dxa" w:w="2074"/>
           </w:tcPr>
           <w:p>
             <w:r>
@@ -3575,7 +5503,7 @@
         <w:pStyle w:val="Heading2"/>
       </w:pPr>
       <w:r>
-        <w:t>Entry Opportunities</w:t>
+        <w:t>Opportunity Paths</w:t>
       </w:r>
     </w:p>
     <w:tbl>
@@ -3585,10 +5513,12 @@
         <w:tblLook w:firstColumn="1" w:firstRow="1" w:lastColumn="0" w:lastRow="0" w:noHBand="0" w:noVBand="1" w:val="04A0"/>
       </w:tblPr>
       <w:tblGrid>
-        <w:gridCol w:w="2484"/>
-        <w:gridCol w:w="2484"/>
-        <w:gridCol w:w="2484"/>
-        <w:gridCol w:w="2484"/>
+        <w:gridCol w:w="1728"/>
+        <w:gridCol w:w="1728"/>
+        <w:gridCol w:w="1728"/>
+        <w:gridCol w:w="1728"/>
+        <w:gridCol w:w="1728"/>
+        <w:gridCol w:w="1728"/>
       </w:tblGrid>
       <w:tr>
         <w:trPr>
@@ -3596,7 +5526,7 @@
         </w:trPr>
         <w:tc>
           <w:tcPr>
-            <w:tcW w:type="dxa" w:w="2484"/>
+            <w:tcW w:type="dxa" w:w="1728"/>
             <w:shd w:fill="E8EEF2"/>
           </w:tcPr>
           <w:p>
@@ -3611,7 +5541,7 @@
         </w:tc>
         <w:tc>
           <w:tcPr>
-            <w:tcW w:type="dxa" w:w="2484"/>
+            <w:tcW w:type="dxa" w:w="1728"/>
             <w:shd w:fill="E8EEF2"/>
           </w:tcPr>
           <w:p>
@@ -3620,13 +5550,13 @@
                 <w:b/>
                 <w:sz w:val="16"/>
               </w:rPr>
-              <w:t>Opportunity / scenario</w:t>
-            </w:r>
-          </w:p>
-        </w:tc>
-        <w:tc>
-          <w:tcPr>
-            <w:tcW w:type="dxa" w:w="2484"/>
+              <w:t>Opportunity / Scenario</w:t>
+            </w:r>
+          </w:p>
+        </w:tc>
+        <w:tc>
+          <w:tcPr>
+            <w:tcW w:type="dxa" w:w="1728"/>
             <w:shd w:fill="E8EEF2"/>
           </w:tcPr>
           <w:p>
@@ -3635,13 +5565,13 @@
                 <w:b/>
                 <w:sz w:val="16"/>
               </w:rPr>
-              <w:t>Demo score</w:t>
-            </w:r>
-          </w:p>
-        </w:tc>
-        <w:tc>
-          <w:tcPr>
-            <w:tcW w:type="dxa" w:w="2484"/>
+              <w:t>Status</w:t>
+            </w:r>
+          </w:p>
+        </w:tc>
+        <w:tc>
+          <w:tcPr>
+            <w:tcW w:type="dxa" w:w="1728"/>
             <w:shd w:fill="E8EEF2"/>
           </w:tcPr>
           <w:p>
@@ -3650,7 +5580,37 @@
                 <w:b/>
                 <w:sz w:val="16"/>
               </w:rPr>
-              <w:t>Confidence</w:t>
+              <w:t>Demo Score</w:t>
+            </w:r>
+          </w:p>
+        </w:tc>
+        <w:tc>
+          <w:tcPr>
+            <w:tcW w:type="dxa" w:w="1728"/>
+            <w:shd w:fill="E8EEF2"/>
+          </w:tcPr>
+          <w:p>
+            <w:r>
+              <w:rPr>
+                <w:b/>
+                <w:sz w:val="16"/>
+              </w:rPr>
+              <w:t>Provenance</w:t>
+            </w:r>
+          </w:p>
+        </w:tc>
+        <w:tc>
+          <w:tcPr>
+            <w:tcW w:type="dxa" w:w="1728"/>
+            <w:shd w:fill="E8EEF2"/>
+          </w:tcPr>
+          <w:p>
+            <w:r>
+              <w:rPr>
+                <w:b/>
+                <w:sz w:val="16"/>
+              </w:rPr>
+              <w:t>Site Traffic</w:t>
             </w:r>
           </w:p>
         </w:tc>
@@ -3658,53 +5618,79 @@
       <w:tr>
         <w:tc>
           <w:tcPr>
-            <w:tcW w:type="dxa" w:w="2484"/>
-          </w:tcPr>
-          <w:p>
-            <w:r>
-              <w:rPr>
-                <w:sz w:val="16"/>
-              </w:rPr>
-              <w:t>Real estate</w:t>
-            </w:r>
-          </w:p>
-        </w:tc>
-        <w:tc>
-          <w:tcPr>
-            <w:tcW w:type="dxa" w:w="2484"/>
-          </w:tcPr>
-          <w:p>
-            <w:r>
-              <w:rPr>
-                <w:sz w:val="16"/>
-              </w:rPr>
-              <w:t>Illustrative medical-office search</w:t>
-            </w:r>
-          </w:p>
-        </w:tc>
-        <w:tc>
-          <w:tcPr>
-            <w:tcW w:type="dxa" w:w="2484"/>
-          </w:tcPr>
-          <w:p>
-            <w:r>
-              <w:rPr>
-                <w:sz w:val="16"/>
-              </w:rPr>
-              <w:t>58</w:t>
-            </w:r>
-          </w:p>
-        </w:tc>
-        <w:tc>
-          <w:tcPr>
-            <w:tcW w:type="dxa" w:w="2484"/>
-          </w:tcPr>
-          <w:p>
-            <w:r>
-              <w:rPr>
-                <w:sz w:val="16"/>
-              </w:rPr>
-              <w:t>Low</w:t>
+            <w:tcW w:type="dxa" w:w="1728"/>
+          </w:tcPr>
+          <w:p>
+            <w:r>
+              <w:rPr>
+                <w:sz w:val="16"/>
+              </w:rPr>
+              <w:t>Real Estate</w:t>
+            </w:r>
+          </w:p>
+        </w:tc>
+        <w:tc>
+          <w:tcPr>
+            <w:tcW w:type="dxa" w:w="1728"/>
+          </w:tcPr>
+          <w:p>
+            <w:r>
+              <w:rPr>
+                <w:sz w:val="16"/>
+              </w:rPr>
+              <w:t>Illustrative site-screening path</w:t>
+            </w:r>
+          </w:p>
+        </w:tc>
+        <w:tc>
+          <w:tcPr>
+            <w:tcW w:type="dxa" w:w="1728"/>
+          </w:tcPr>
+          <w:p>
+            <w:r>
+              <w:rPr>
+                <w:sz w:val="16"/>
+              </w:rPr>
+              <w:t>illustrative demo path</w:t>
+            </w:r>
+          </w:p>
+        </w:tc>
+        <w:tc>
+          <w:tcPr>
+            <w:tcW w:type="dxa" w:w="1728"/>
+          </w:tcPr>
+          <w:p>
+            <w:r>
+              <w:rPr>
+                <w:sz w:val="16"/>
+              </w:rPr>
+              <w:t>55</w:t>
+            </w:r>
+          </w:p>
+        </w:tc>
+        <w:tc>
+          <w:tcPr>
+            <w:tcW w:type="dxa" w:w="1728"/>
+          </w:tcPr>
+          <w:p>
+            <w:r>
+              <w:rPr>
+                <w:sz w:val="16"/>
+              </w:rPr>
+              <w:t>illustrative_demo_value</w:t>
+            </w:r>
+          </w:p>
+        </w:tc>
+        <w:tc>
+          <w:tcPr>
+            <w:tcW w:type="dxa" w:w="1728"/>
+          </w:tcPr>
+          <w:p>
+            <w:r>
+              <w:rPr>
+                <w:sz w:val="16"/>
+              </w:rPr>
+              <w:t>Precise location unavailable</w:t>
             </w:r>
           </w:p>
         </w:tc>
@@ -3715,7 +5701,7 @@
         <w:pStyle w:val="Heading2"/>
       </w:pPr>
       <w:r>
-        <w:t>Metric Scoring</w:t>
+        <w:t>Additional Context</w:t>
       </w:r>
     </w:p>
     <w:tbl>
@@ -3725,10 +5711,8 @@
         <w:tblLook w:firstColumn="1" w:firstRow="1" w:lastColumn="0" w:lastRow="0" w:noHBand="0" w:noVBand="1" w:val="04A0"/>
       </w:tblPr>
       <w:tblGrid>
-        <w:gridCol w:w="2484"/>
-        <w:gridCol w:w="2484"/>
-        <w:gridCol w:w="2484"/>
-        <w:gridCol w:w="2484"/>
+        <w:gridCol w:w="5184"/>
+        <w:gridCol w:w="5184"/>
       </w:tblGrid>
       <w:tr>
         <w:trPr>
@@ -3736,7 +5720,7 @@
         </w:trPr>
         <w:tc>
           <w:tcPr>
-            <w:tcW w:type="dxa" w:w="2484"/>
+            <w:tcW w:type="dxa" w:w="5184"/>
             <w:shd w:fill="E8EEF2"/>
           </w:tcPr>
           <w:p>
@@ -3745,13 +5729,13 @@
                 <w:b/>
                 <w:sz w:val="16"/>
               </w:rPr>
-              <w:t>Metric</w:t>
-            </w:r>
-          </w:p>
-        </w:tc>
-        <w:tc>
-          <w:tcPr>
-            <w:tcW w:type="dxa" w:w="2484"/>
+              <w:t>Context</w:t>
+            </w:r>
+          </w:p>
+        </w:tc>
+        <w:tc>
+          <w:tcPr>
+            <w:tcW w:type="dxa" w:w="5184"/>
             <w:shd w:fill="E8EEF2"/>
           </w:tcPr>
           <w:p>
@@ -3760,37 +5744,7 @@
                 <w:b/>
                 <w:sz w:val="16"/>
               </w:rPr>
-              <w:t>Normalized</w:t>
-            </w:r>
-          </w:p>
-        </w:tc>
-        <w:tc>
-          <w:tcPr>
-            <w:tcW w:type="dxa" w:w="2484"/>
-            <w:shd w:fill="E8EEF2"/>
-          </w:tcPr>
-          <w:p>
-            <w:r>
-              <w:rPr>
-                <w:b/>
-                <w:sz w:val="16"/>
-              </w:rPr>
-              <w:t>Weight</w:t>
-            </w:r>
-          </w:p>
-        </w:tc>
-        <w:tc>
-          <w:tcPr>
-            <w:tcW w:type="dxa" w:w="2484"/>
-            <w:shd w:fill="E8EEF2"/>
-          </w:tcPr>
-          <w:p>
-            <w:r>
-              <w:rPr>
-                <w:b/>
-                <w:sz w:val="16"/>
-              </w:rPr>
-              <w:t>Contribution</w:t>
+              <w:t>Value</w:t>
             </w:r>
           </w:p>
         </w:tc>
@@ -3798,53 +5752,27 @@
       <w:tr>
         <w:tc>
           <w:tcPr>
-            <w:tcW w:type="dxa" w:w="2484"/>
-          </w:tcPr>
-          <w:p>
-            <w:r>
-              <w:rPr>
-                <w:sz w:val="16"/>
-              </w:rPr>
-              <w:t>Population / Demand</w:t>
-            </w:r>
-          </w:p>
-        </w:tc>
-        <w:tc>
-          <w:tcPr>
-            <w:tcW w:type="dxa" w:w="2484"/>
-          </w:tcPr>
-          <w:p>
-            <w:r>
-              <w:rPr>
-                <w:sz w:val="16"/>
-              </w:rPr>
-              <w:t>63.5</w:t>
-            </w:r>
-          </w:p>
-        </w:tc>
-        <w:tc>
-          <w:tcPr>
-            <w:tcW w:type="dxa" w:w="2484"/>
-          </w:tcPr>
-          <w:p>
-            <w:r>
-              <w:rPr>
-                <w:sz w:val="16"/>
-              </w:rPr>
-              <w:t>25%</w:t>
-            </w:r>
-          </w:p>
-        </w:tc>
-        <w:tc>
-          <w:tcPr>
-            <w:tcW w:type="dxa" w:w="2484"/>
-          </w:tcPr>
-          <w:p>
-            <w:r>
-              <w:rPr>
-                <w:sz w:val="16"/>
-              </w:rPr>
-              <w:t>15.9</w:t>
+            <w:tcW w:type="dxa" w:w="5184"/>
+          </w:tcPr>
+          <w:p>
+            <w:r>
+              <w:rPr>
+                <w:sz w:val="16"/>
+              </w:rPr>
+              <w:t>Geometry</w:t>
+            </w:r>
+          </w:p>
+        </w:tc>
+        <w:tc>
+          <w:tcPr>
+            <w:tcW w:type="dxa" w:w="5184"/>
+          </w:tcPr>
+          <w:p>
+            <w:r>
+              <w:rPr>
+                <w:sz w:val="16"/>
+              </w:rPr>
+              <w:t>Five-mile demo analysis area centered on Census ZCTA 17601</w:t>
             </w:r>
           </w:p>
         </w:tc>
@@ -3852,53 +5780,27 @@
       <w:tr>
         <w:tc>
           <w:tcPr>
-            <w:tcW w:type="dxa" w:w="2484"/>
-          </w:tcPr>
-          <w:p>
-            <w:r>
-              <w:rPr>
-                <w:sz w:val="16"/>
-              </w:rPr>
-              <w:t>Population Growth</w:t>
-            </w:r>
-          </w:p>
-        </w:tc>
-        <w:tc>
-          <w:tcPr>
-            <w:tcW w:type="dxa" w:w="2484"/>
-          </w:tcPr>
-          <w:p>
-            <w:r>
-              <w:rPr>
-                <w:sz w:val="16"/>
-              </w:rPr>
-              <w:t>0.0</w:t>
-            </w:r>
-          </w:p>
-        </w:tc>
-        <w:tc>
-          <w:tcPr>
-            <w:tcW w:type="dxa" w:w="2484"/>
-          </w:tcPr>
-          <w:p>
-            <w:r>
-              <w:rPr>
-                <w:sz w:val="16"/>
-              </w:rPr>
-              <w:t>20%</w:t>
-            </w:r>
-          </w:p>
-        </w:tc>
-        <w:tc>
-          <w:tcPr>
-            <w:tcW w:type="dxa" w:w="2484"/>
-          </w:tcPr>
-          <w:p>
-            <w:r>
-              <w:rPr>
-                <w:sz w:val="16"/>
-              </w:rPr>
-              <w:t>0.0</w:t>
+            <w:tcW w:type="dxa" w:w="5184"/>
+          </w:tcPr>
+          <w:p>
+            <w:r>
+              <w:rPr>
+                <w:sz w:val="16"/>
+              </w:rPr>
+              <w:t>Input provenance</w:t>
+            </w:r>
+          </w:p>
+        </w:tc>
+        <w:tc>
+          <w:tcPr>
+            <w:tcW w:type="dxa" w:w="5184"/>
+          </w:tcPr>
+          <w:p>
+            <w:r>
+              <w:rPr>
+                <w:sz w:val="16"/>
+              </w:rPr>
+              <w:t>1 public, 3 derived, 4 illustrative score inputs</w:t>
             </w:r>
           </w:p>
         </w:tc>
@@ -3906,161 +5808,27 @@
       <w:tr>
         <w:tc>
           <w:tcPr>
-            <w:tcW w:type="dxa" w:w="2484"/>
-          </w:tcPr>
-          <w:p>
-            <w:r>
-              <w:rPr>
-                <w:sz w:val="16"/>
-              </w:rPr>
-              <w:t>Competitive Saturation</w:t>
-            </w:r>
-          </w:p>
-        </w:tc>
-        <w:tc>
-          <w:tcPr>
-            <w:tcW w:type="dxa" w:w="2484"/>
-          </w:tcPr>
-          <w:p>
-            <w:r>
-              <w:rPr>
-                <w:sz w:val="16"/>
-              </w:rPr>
-              <w:t>90.9</w:t>
-            </w:r>
-          </w:p>
-        </w:tc>
-        <w:tc>
-          <w:tcPr>
-            <w:tcW w:type="dxa" w:w="2484"/>
-          </w:tcPr>
-          <w:p>
-            <w:r>
-              <w:rPr>
-                <w:sz w:val="16"/>
-              </w:rPr>
-              <w:t>25%</w:t>
-            </w:r>
-          </w:p>
-        </w:tc>
-        <w:tc>
-          <w:tcPr>
-            <w:tcW w:type="dxa" w:w="2484"/>
-          </w:tcPr>
-          <w:p>
-            <w:r>
-              <w:rPr>
-                <w:sz w:val="16"/>
-              </w:rPr>
-              <w:t>22.7</w:t>
-            </w:r>
-          </w:p>
-        </w:tc>
-      </w:tr>
-      <w:tr>
-        <w:tc>
-          <w:tcPr>
-            <w:tcW w:type="dxa" w:w="2484"/>
-          </w:tcPr>
-          <w:p>
-            <w:r>
-              <w:rPr>
-                <w:sz w:val="16"/>
-              </w:rPr>
-              <w:t>Healthcare Access Gap</w:t>
-            </w:r>
-          </w:p>
-        </w:tc>
-        <w:tc>
-          <w:tcPr>
-            <w:tcW w:type="dxa" w:w="2484"/>
-          </w:tcPr>
-          <w:p>
-            <w:r>
-              <w:rPr>
-                <w:sz w:val="16"/>
-              </w:rPr>
-              <w:t>10.6</w:t>
-            </w:r>
-          </w:p>
-        </w:tc>
-        <w:tc>
-          <w:tcPr>
-            <w:tcW w:type="dxa" w:w="2484"/>
-          </w:tcPr>
-          <w:p>
-            <w:r>
-              <w:rPr>
-                <w:sz w:val="16"/>
-              </w:rPr>
-              <w:t>15%</w:t>
-            </w:r>
-          </w:p>
-        </w:tc>
-        <w:tc>
-          <w:tcPr>
-            <w:tcW w:type="dxa" w:w="2484"/>
-          </w:tcPr>
-          <w:p>
-            <w:r>
-              <w:rPr>
-                <w:sz w:val="16"/>
-              </w:rPr>
-              <w:t>1.6</w:t>
-            </w:r>
-          </w:p>
-        </w:tc>
-      </w:tr>
-      <w:tr>
-        <w:tc>
-          <w:tcPr>
-            <w:tcW w:type="dxa" w:w="2484"/>
-          </w:tcPr>
-          <w:p>
-            <w:r>
-              <w:rPr>
-                <w:sz w:val="16"/>
-              </w:rPr>
-              <w:t>Employment / Activity</w:t>
-            </w:r>
-          </w:p>
-        </w:tc>
-        <w:tc>
-          <w:tcPr>
-            <w:tcW w:type="dxa" w:w="2484"/>
-          </w:tcPr>
-          <w:p>
-            <w:r>
-              <w:rPr>
-                <w:sz w:val="16"/>
-              </w:rPr>
-              <w:t>0.0</w:t>
-            </w:r>
-          </w:p>
-        </w:tc>
-        <w:tc>
-          <w:tcPr>
-            <w:tcW w:type="dxa" w:w="2484"/>
-          </w:tcPr>
-          <w:p>
-            <w:r>
-              <w:rPr>
-                <w:sz w:val="16"/>
-              </w:rPr>
-              <w:t>15%</w:t>
-            </w:r>
-          </w:p>
-        </w:tc>
-        <w:tc>
-          <w:tcPr>
-            <w:tcW w:type="dxa" w:w="2484"/>
-          </w:tcPr>
-          <w:p>
-            <w:r>
-              <w:rPr>
-                <w:sz w:val="16"/>
-              </w:rPr>
-              <w:t>0.0</w:t>
+            <w:tcW w:type="dxa" w:w="5184"/>
+          </w:tcPr>
+          <w:p>
+            <w:r>
+              <w:rPr>
+                <w:sz w:val="16"/>
+              </w:rPr>
+              <w:t>Methodology</w:t>
+            </w:r>
+          </w:p>
+        </w:tc>
+        <w:tc>
+          <w:tcPr>
+            <w:tcW w:type="dxa" w:w="5184"/>
+          </w:tcPr>
+          <w:p>
+            <w:r>
+              <w:rPr>
+                <w:sz w:val="16"/>
+              </w:rPr>
+              <w:t>Real ZCTA geography and labeled public or illustrative observations are paired with demo_expansion_score_v2. U.S. Census Bureau TIGERweb, 2020 ZCTA geometry. The public map uses a 5-mile circular analysis area rather than the literal ZIP boundary. Production normalization, weights, thresholds, rankings, and opportunity intelligence are intentionally excluded.</w:t>
             </w:r>
           </w:p>
         </w:tc>
@@ -4068,12 +5836,35 @@
     </w:tbl>
     <w:p>
       <w:r>
-        <w:t>Source lineage: ACS 2019/2024 5-year estimates, Census TIGERweb geometry, linked public operator pages, and explicitly labeled public or illustrative opportunity evidence. No production records are included.</w:t>
+        <w:br w:type="page"/>
+      </w:r>
+    </w:p>
+    <w:p>
+      <w:pPr>
+        <w:pStyle w:val="Heading1"/>
+      </w:pPr>
+      <w:r>
+        <w:t>Methodology / Disclaimer</w:t>
+      </w:r>
+    </w:p>
+    <w:p>
+      <w:r>
+        <w:t>The public demo mirrors production business concepts but not production normalization, weights, thresholds, rankings, targets, or evidence.</w:t>
+      </w:r>
+    </w:p>
+    <w:p>
+      <w:r>
+        <w:t>Site traffic is opportunity diligence and does not contribute to Demo Expansion Score v2. Precise location unavailable means no defensible site coordinate was asserted; a market centroid was not substituted.</w:t>
+      </w:r>
+    </w:p>
+    <w:p>
+      <w:r>
+        <w:t>No private production target, evidence, score output, weight, normalization distribution, ranking, run identifier, report content, or credential is included.</w:t>
       </w:r>
     </w:p>
     <w:sectPr>
       <w:pgSz w:w="12240" w:h="15840"/>
-      <w:pgMar w:top="1152" w:right="1152" w:bottom="1152" w:left="1152" w:header="720" w:footer="720" w:gutter="0"/>
+      <w:pgMar w:top="1008" w:right="936" w:bottom="1008" w:left="936" w:header="720" w:footer="720" w:gutter="0"/>
       <w:cols w:space="720"/>
       <w:docGrid w:linePitch="360"/>
     </w:sectPr>
@@ -4447,7 +6238,7 @@
     <w:rPr>
       <w:rFonts w:ascii="Arial" w:hAnsi="Arial"/>
       <w:color w:val="173047"/>
-      <w:sz w:val="20"/>
+      <w:sz w:val="18"/>
     </w:rPr>
   </w:style>
   <w:style w:type="paragraph" w:styleId="Header">
